--- a/Cahier des charges KOLA Balakiyém.docx
+++ b/Cahier des charges KOLA Balakiyém.docx
@@ -909,7 +909,7 @@
                                     <pic:cNvPicPr/>
                                   </pic:nvPicPr>
                                   <pic:blipFill>
-                                    <a:blip r:embed="rId8">
+                                    <a:blip r:embed="rId10">
                                       <a:extLst>
                                         <a:ext uri="{28A0092B-C50C-407E-A947-70E740481C1C}">
                                           <a14:useLocalDpi xmlns:a14="http://schemas.microsoft.com/office/drawing/2010/main" val="0"/>
@@ -1038,7 +1038,7 @@
                         </w:rPr>
                         <w:t xml:space="preserve"> : </w:t>
                       </w:r>
-                      <w:hyperlink r:id="rId10" w:history="1">
+                      <w:hyperlink r:id="rId11" w:history="1">
                         <w:r>
                           <w:rPr>
                             <w:rStyle w:val="Lienhypertexte"/>
@@ -1159,7 +1159,7 @@
                                           <pic:cNvPicPr/>
                                         </pic:nvPicPr>
                                         <pic:blipFill>
-                                          <a:blip r:embed="rId11">
+                                          <a:blip r:embed="rId12">
                                             <a:extLst>
                                               <a:ext uri="{28A0092B-C50C-407E-A947-70E740481C1C}">
                                                 <a14:useLocalDpi xmlns:a14="http://schemas.microsoft.com/office/drawing/2010/main" val="0"/>
@@ -1427,7 +1427,7 @@
                                     <pic:cNvPicPr/>
                                   </pic:nvPicPr>
                                   <pic:blipFill>
-                                    <a:blip r:embed="rId11">
+                                    <a:blip r:embed="rId13">
                                       <a:extLst>
                                         <a:ext uri="{28A0092B-C50C-407E-A947-70E740481C1C}">
                                           <a14:useLocalDpi xmlns:a14="http://schemas.microsoft.com/office/drawing/2010/main" val="0"/>
@@ -2281,16 +2281,16 @@
       <w:pPr>
         <w:pStyle w:val="Titre1"/>
       </w:pPr>
-      <w:bookmarkStart w:id="2" w:name="_Toc234563570"/>
-      <w:bookmarkStart w:id="3" w:name="_Toc236041391"/>
-      <w:bookmarkStart w:id="4" w:name="_Toc236041405"/>
+      <w:bookmarkStart w:id="1" w:name="_Toc234563570"/>
+      <w:bookmarkStart w:id="2" w:name="_Toc236041391"/>
+      <w:bookmarkStart w:id="3" w:name="_Toc236041405"/>
       <w:r>
         <w:lastRenderedPageBreak/>
         <w:t>SOMMAIRE</w:t>
       </w:r>
+      <w:bookmarkEnd w:id="1"/>
       <w:bookmarkEnd w:id="2"/>
       <w:bookmarkEnd w:id="3"/>
-      <w:bookmarkEnd w:id="4"/>
       <w:r>
         <w:rPr>
           <w:lang w:val="fr-TG"/>
@@ -3300,8 +3300,8 @@
       <w:pPr>
         <w:pStyle w:val="Titre1"/>
         <w:sectPr>
-          <w:footerReference w:type="default" r:id="rId12"/>
-          <w:footerReference w:type="first" r:id="rId13"/>
+          <w:footerReference w:type="default" r:id="rId14"/>
+          <w:footerReference w:type="first" r:id="rId15"/>
           <w:pgSz w:w="11906" w:h="16838" w:code="9"/>
           <w:pgMar w:top="1418" w:right="1418" w:bottom="1418" w:left="1418" w:header="720" w:footer="720" w:gutter="0"/>
           <w:pgNumType w:fmt="lowerRoman" w:start="1"/>
@@ -3348,8 +3348,8 @@
           <w:lang w:val="fr-TG"/>
         </w:rPr>
       </w:pPr>
-      <w:bookmarkStart w:id="5" w:name="_Toc236041392"/>
-      <w:bookmarkStart w:id="6" w:name="_Toc236041406"/>
+      <w:bookmarkStart w:id="4" w:name="_Toc236041392"/>
+      <w:bookmarkStart w:id="5" w:name="_Toc236041406"/>
       <w:r>
         <w:rPr>
           <w:lang w:val="fr-TG"/>
@@ -3357,8 +3357,8 @@
         <w:lastRenderedPageBreak/>
         <w:t>1. Présentation, problématique et intérêt du sujet</w:t>
       </w:r>
+      <w:bookmarkEnd w:id="4"/>
       <w:bookmarkEnd w:id="5"/>
-      <w:bookmarkEnd w:id="6"/>
     </w:p>
     <w:p>
       <w:pPr>
@@ -3367,16 +3367,16 @@
           <w:lang w:val="fr-TG"/>
         </w:rPr>
       </w:pPr>
-      <w:bookmarkStart w:id="7" w:name="_Toc236041393"/>
-      <w:bookmarkStart w:id="8" w:name="_Toc236041407"/>
+      <w:bookmarkStart w:id="6" w:name="_Toc236041393"/>
+      <w:bookmarkStart w:id="7" w:name="_Toc236041407"/>
       <w:r>
         <w:rPr>
           <w:lang w:val="fr-TG"/>
         </w:rPr>
         <w:t>1.1 Présentation du sujet</w:t>
       </w:r>
+      <w:bookmarkEnd w:id="6"/>
       <w:bookmarkEnd w:id="7"/>
-      <w:bookmarkEnd w:id="8"/>
     </w:p>
     <w:p>
       <w:pPr>
@@ -3415,7 +3415,35 @@
         <w:rPr>
           <w:lang w:val="fr-TG"/>
         </w:rPr>
-        <w:t>L'application couvre l'ensemble du cycle de vie d'une intervention : création d'un ticket par un client ou un administrateur, affectation à un technicien selon sa disponibilité et/ou sa compétence, suivi de l'état d'avancement, notification des parties prenantes à chaque changement d'état, et production de statistiques d'exploitation. Nous avons retenu une architecture découplée entièrement en JavaScript/TypeScript : un backend exposant une API REST (NestJS) et un frontend (Next.js), le tout appuyé sur une base de données PostgreSQL.</w:t>
+        <w:t>L'application couvre l'ensemble du cycle de vie d'une intervention : création d'un ticket par un client ou un administrateur, affectation à un technicien selon sa disponibilité et/ou sa compétence, suivi de l'état d'avancement, notification des parties prenantes à chaque changement d'état, et production de statistiques d'exploitation. Nous avons retenu une architecture découplée entièrement en JavaScript/</w:t>
+      </w:r>
+      <w:proofErr w:type="spellStart"/>
+      <w:r>
+        <w:rPr>
+          <w:lang w:val="fr-TG"/>
+        </w:rPr>
+        <w:t>TypeScript</w:t>
+      </w:r>
+      <w:proofErr w:type="spellEnd"/>
+      <w:r>
+        <w:rPr>
+          <w:lang w:val="fr-TG"/>
+        </w:rPr>
+        <w:t xml:space="preserve"> : un backend exposant une API REST (</w:t>
+      </w:r>
+      <w:proofErr w:type="spellStart"/>
+      <w:r>
+        <w:rPr>
+          <w:lang w:val="fr-TG"/>
+        </w:rPr>
+        <w:t>NestJS</w:t>
+      </w:r>
+      <w:proofErr w:type="spellEnd"/>
+      <w:r>
+        <w:rPr>
+          <w:lang w:val="fr-TG"/>
+        </w:rPr>
+        <w:t>) et un frontend (Next.js), le tout appuyé sur une base de données PostgreSQL.</w:t>
       </w:r>
     </w:p>
     <w:p>
@@ -3425,16 +3453,16 @@
           <w:lang w:val="fr-TG"/>
         </w:rPr>
       </w:pPr>
-      <w:bookmarkStart w:id="9" w:name="_Toc236041394"/>
-      <w:bookmarkStart w:id="10" w:name="_Toc236041408"/>
+      <w:bookmarkStart w:id="8" w:name="_Toc236041394"/>
+      <w:bookmarkStart w:id="9" w:name="_Toc236041408"/>
       <w:r>
         <w:rPr>
           <w:lang w:val="fr-TG"/>
         </w:rPr>
         <w:t>1.2 Problématique du sujet</w:t>
       </w:r>
+      <w:bookmarkEnd w:id="8"/>
       <w:bookmarkEnd w:id="9"/>
-      <w:bookmarkEnd w:id="10"/>
     </w:p>
     <w:p>
       <w:pPr>
@@ -3465,13 +3493,23 @@
           <w:lang w:val="fr-TG"/>
         </w:rPr>
       </w:pPr>
-      <w:r>
-        <w:rPr>
-          <w:rFonts w:cs="Arial"/>
-          <w:szCs w:val="24"/>
-          <w:lang w:val="fr-TG"/>
-        </w:rPr>
-        <w:t>elle ne permet aucune traçabilité fiable de l'historique d'un ticket (qui a été affecté, quand, avec quel résultat) ;</w:t>
+      <w:proofErr w:type="gramStart"/>
+      <w:r>
+        <w:rPr>
+          <w:rFonts w:cs="Arial"/>
+          <w:szCs w:val="24"/>
+          <w:lang w:val="fr-TG"/>
+        </w:rPr>
+        <w:t>elle</w:t>
+      </w:r>
+      <w:proofErr w:type="gramEnd"/>
+      <w:r>
+        <w:rPr>
+          <w:rFonts w:cs="Arial"/>
+          <w:szCs w:val="24"/>
+          <w:lang w:val="fr-TG"/>
+        </w:rPr>
+        <w:t xml:space="preserve"> ne permet aucune traçabilité fiable de l'historique d'un ticket (qui a été affecté, quand, avec quel résultat) ;</w:t>
       </w:r>
     </w:p>
     <w:p>
@@ -3486,13 +3524,23 @@
           <w:lang w:val="fr-TG"/>
         </w:rPr>
       </w:pPr>
-      <w:r>
-        <w:rPr>
-          <w:rFonts w:cs="Arial"/>
-          <w:szCs w:val="24"/>
-          <w:lang w:val="fr-TG"/>
-        </w:rPr>
-        <w:t>elle rend le suivi de l'état d'une intervention dépendant de la disponibilité humaine pour répondre à une simple question ("où en est mon ticket ?") ;</w:t>
+      <w:proofErr w:type="gramStart"/>
+      <w:r>
+        <w:rPr>
+          <w:rFonts w:cs="Arial"/>
+          <w:szCs w:val="24"/>
+          <w:lang w:val="fr-TG"/>
+        </w:rPr>
+        <w:t>elle</w:t>
+      </w:r>
+      <w:proofErr w:type="gramEnd"/>
+      <w:r>
+        <w:rPr>
+          <w:rFonts w:cs="Arial"/>
+          <w:szCs w:val="24"/>
+          <w:lang w:val="fr-TG"/>
+        </w:rPr>
+        <w:t xml:space="preserve"> rend le suivi de l'état d'une intervention dépendant de la disponibilité humaine pour répondre à une simple question ("où en est mon ticket ?") ;</w:t>
       </w:r>
     </w:p>
     <w:p>
@@ -3507,6 +3555,7 @@
           <w:lang w:val="fr-TG"/>
         </w:rPr>
       </w:pPr>
+      <w:proofErr w:type="gramStart"/>
       <w:r>
         <w:rPr>
           <w:rFonts w:cs="Arial"/>
@@ -3514,7 +3563,16 @@
           <w:lang w:val="fr-TG"/>
         </w:rPr>
         <w:lastRenderedPageBreak/>
-        <w:t>elle est sujette à des oublis dans l'affectation ou la notification des techniciens et des clients ;</w:t>
+        <w:t>elle</w:t>
+      </w:r>
+      <w:proofErr w:type="gramEnd"/>
+      <w:r>
+        <w:rPr>
+          <w:rFonts w:cs="Arial"/>
+          <w:szCs w:val="24"/>
+          <w:lang w:val="fr-TG"/>
+        </w:rPr>
+        <w:t xml:space="preserve"> est sujette à des oublis dans l'affectation ou la notification des techniciens et des clients ;</w:t>
       </w:r>
     </w:p>
     <w:p>
@@ -3529,13 +3587,23 @@
           <w:lang w:val="fr-TG"/>
         </w:rPr>
       </w:pPr>
-      <w:r>
-        <w:rPr>
-          <w:rFonts w:cs="Arial"/>
-          <w:szCs w:val="24"/>
-          <w:lang w:val="fr-TG"/>
-        </w:rPr>
-        <w:t>elle ne permet aucune analyse consolidée des performances (délai moyen de résolution, charge par technicien, volume par période) ;</w:t>
+      <w:proofErr w:type="gramStart"/>
+      <w:r>
+        <w:rPr>
+          <w:rFonts w:cs="Arial"/>
+          <w:szCs w:val="24"/>
+          <w:lang w:val="fr-TG"/>
+        </w:rPr>
+        <w:t>elle</w:t>
+      </w:r>
+      <w:proofErr w:type="gramEnd"/>
+      <w:r>
+        <w:rPr>
+          <w:rFonts w:cs="Arial"/>
+          <w:szCs w:val="24"/>
+          <w:lang w:val="fr-TG"/>
+        </w:rPr>
+        <w:t xml:space="preserve"> ne permet aucune analyse consolidée des performances (délai moyen de résolution, charge par technicien, volume par période) ;</w:t>
       </w:r>
     </w:p>
     <w:p>
@@ -3550,13 +3618,23 @@
           <w:lang w:val="fr-TG"/>
         </w:rPr>
       </w:pPr>
-      <w:r>
-        <w:rPr>
-          <w:rFonts w:cs="Arial"/>
-          <w:szCs w:val="24"/>
-          <w:lang w:val="fr-TG"/>
-        </w:rPr>
-        <w:t>elle expose l'entreprise à des risques de sécurité si les échanges contiennent des informations sensibles sans contrôle d'accès formalisé.</w:t>
+      <w:proofErr w:type="gramStart"/>
+      <w:r>
+        <w:rPr>
+          <w:rFonts w:cs="Arial"/>
+          <w:szCs w:val="24"/>
+          <w:lang w:val="fr-TG"/>
+        </w:rPr>
+        <w:t>elle</w:t>
+      </w:r>
+      <w:proofErr w:type="gramEnd"/>
+      <w:r>
+        <w:rPr>
+          <w:rFonts w:cs="Arial"/>
+          <w:szCs w:val="24"/>
+          <w:lang w:val="fr-TG"/>
+        </w:rPr>
+        <w:t xml:space="preserve"> expose l'entreprise à des risques de sécurité si les échanges contiennent des informations sensibles sans contrôle d'accès formalisé.</w:t>
       </w:r>
     </w:p>
     <w:p>
@@ -3588,13 +3666,23 @@
           <w:lang w:val="fr-TG"/>
         </w:rPr>
       </w:pPr>
-      <w:r>
-        <w:rPr>
-          <w:rFonts w:cs="Arial"/>
-          <w:szCs w:val="24"/>
-          <w:lang w:val="fr-TG"/>
-        </w:rPr>
-        <w:t>comment centraliser la création, l'affectation et le suivi des tickets dans un outil unique, accessible à trois profils d'utilisateurs aux permissions distinctes ?</w:t>
+      <w:proofErr w:type="gramStart"/>
+      <w:r>
+        <w:rPr>
+          <w:rFonts w:cs="Arial"/>
+          <w:szCs w:val="24"/>
+          <w:lang w:val="fr-TG"/>
+        </w:rPr>
+        <w:t>comment</w:t>
+      </w:r>
+      <w:proofErr w:type="gramEnd"/>
+      <w:r>
+        <w:rPr>
+          <w:rFonts w:cs="Arial"/>
+          <w:szCs w:val="24"/>
+          <w:lang w:val="fr-TG"/>
+        </w:rPr>
+        <w:t xml:space="preserve"> centraliser la création, l'affectation et le suivi des tickets dans un outil unique, accessible à trois profils d'utilisateurs aux permissions distinctes ?</w:t>
       </w:r>
     </w:p>
     <w:p>
@@ -3609,13 +3697,41 @@
           <w:lang w:val="fr-TG"/>
         </w:rPr>
       </w:pPr>
-      <w:r>
-        <w:rPr>
-          <w:rFonts w:cs="Arial"/>
-          <w:szCs w:val="24"/>
-          <w:lang w:val="fr-TG"/>
-        </w:rPr>
-        <w:t>quelle architecture applicative permet de garantir qu'un ticket ne puisse jamais passer d'un état à un autre de façon incohérente (ex. passer directement de "ouvert" à "clôturé" sans intervention) ?</w:t>
+      <w:proofErr w:type="gramStart"/>
+      <w:r>
+        <w:rPr>
+          <w:rFonts w:cs="Arial"/>
+          <w:szCs w:val="24"/>
+          <w:lang w:val="fr-TG"/>
+        </w:rPr>
+        <w:t>quelle</w:t>
+      </w:r>
+      <w:proofErr w:type="gramEnd"/>
+      <w:r>
+        <w:rPr>
+          <w:rFonts w:cs="Arial"/>
+          <w:szCs w:val="24"/>
+          <w:lang w:val="fr-TG"/>
+        </w:rPr>
+        <w:t xml:space="preserve"> architecture applicative permet de garantir qu'un ticket ne puisse jamais passer d'un état à un autre de façon incohérente (ex. passer directement de "ouvert" à "</w:t>
+      </w:r>
+      <w:proofErr w:type="gramStart"/>
+      <w:r>
+        <w:rPr>
+          <w:rFonts w:cs="Arial"/>
+          <w:szCs w:val="24"/>
+          <w:lang w:val="fr-TG"/>
+        </w:rPr>
+        <w:t>clôturé</w:t>
+      </w:r>
+      <w:proofErr w:type="gramEnd"/>
+      <w:r>
+        <w:rPr>
+          <w:rFonts w:cs="Arial"/>
+          <w:szCs w:val="24"/>
+          <w:lang w:val="fr-TG"/>
+        </w:rPr>
+        <w:t>" sans intervention) ?</w:t>
       </w:r>
     </w:p>
     <w:p>
@@ -3630,13 +3746,23 @@
           <w:lang w:val="fr-TG"/>
         </w:rPr>
       </w:pPr>
-      <w:r>
-        <w:rPr>
-          <w:rFonts w:cs="Arial"/>
-          <w:szCs w:val="24"/>
-          <w:lang w:val="fr-TG"/>
-        </w:rPr>
-        <w:t>comment notifier automatiquement les parties prenantes sans bloquer le temps de réponse de l'application ?</w:t>
+      <w:proofErr w:type="gramStart"/>
+      <w:r>
+        <w:rPr>
+          <w:rFonts w:cs="Arial"/>
+          <w:szCs w:val="24"/>
+          <w:lang w:val="fr-TG"/>
+        </w:rPr>
+        <w:t>comment</w:t>
+      </w:r>
+      <w:proofErr w:type="gramEnd"/>
+      <w:r>
+        <w:rPr>
+          <w:rFonts w:cs="Arial"/>
+          <w:szCs w:val="24"/>
+          <w:lang w:val="fr-TG"/>
+        </w:rPr>
+        <w:t xml:space="preserve"> notifier automatiquement les parties prenantes sans bloquer le temps de réponse de l'application ?</w:t>
       </w:r>
     </w:p>
     <w:p>
@@ -3651,13 +3777,23 @@
           <w:lang w:val="fr-TG"/>
         </w:rPr>
       </w:pPr>
-      <w:r>
-        <w:rPr>
-          <w:rFonts w:cs="Arial"/>
-          <w:szCs w:val="24"/>
-          <w:lang w:val="fr-TG"/>
-        </w:rPr>
-        <w:t>quelle structuration technique permet de produire des statistiques fiables et exploitables sans traitement manuel a posteriori ?</w:t>
+      <w:proofErr w:type="gramStart"/>
+      <w:r>
+        <w:rPr>
+          <w:rFonts w:cs="Arial"/>
+          <w:szCs w:val="24"/>
+          <w:lang w:val="fr-TG"/>
+        </w:rPr>
+        <w:t>quelle</w:t>
+      </w:r>
+      <w:proofErr w:type="gramEnd"/>
+      <w:r>
+        <w:rPr>
+          <w:rFonts w:cs="Arial"/>
+          <w:szCs w:val="24"/>
+          <w:lang w:val="fr-TG"/>
+        </w:rPr>
+        <w:t xml:space="preserve"> structuration technique permet de produire des statistiques fiables et exploitables sans traitement manuel a posteriori ?</w:t>
       </w:r>
     </w:p>
     <w:p>
@@ -3672,13 +3808,23 @@
           <w:lang w:val="fr-TG"/>
         </w:rPr>
       </w:pPr>
-      <w:r>
-        <w:rPr>
-          <w:rFonts w:cs="Arial"/>
-          <w:szCs w:val="24"/>
-          <w:lang w:val="fr-TG"/>
-        </w:rPr>
-        <w:t>comment garantir la sécurité des accès (authentification, séparation stricte des rôles) et la protection des données dans une application exposée sur le web ?</w:t>
+      <w:proofErr w:type="gramStart"/>
+      <w:r>
+        <w:rPr>
+          <w:rFonts w:cs="Arial"/>
+          <w:szCs w:val="24"/>
+          <w:lang w:val="fr-TG"/>
+        </w:rPr>
+        <w:t>comment</w:t>
+      </w:r>
+      <w:proofErr w:type="gramEnd"/>
+      <w:r>
+        <w:rPr>
+          <w:rFonts w:cs="Arial"/>
+          <w:szCs w:val="24"/>
+          <w:lang w:val="fr-TG"/>
+        </w:rPr>
+        <w:t xml:space="preserve"> garantir la sécurité des accès (authentification, séparation stricte des rôles) et la protection des données dans une application exposée sur le web ?</w:t>
       </w:r>
     </w:p>
     <w:p>
@@ -3705,16 +3851,16 @@
           <w:lang w:val="fr-TG"/>
         </w:rPr>
       </w:pPr>
-      <w:bookmarkStart w:id="11" w:name="_Toc236041395"/>
-      <w:bookmarkStart w:id="12" w:name="_Toc236041409"/>
+      <w:bookmarkStart w:id="10" w:name="_Toc236041395"/>
+      <w:bookmarkStart w:id="11" w:name="_Toc236041409"/>
       <w:r>
         <w:rPr>
           <w:lang w:val="fr-TG"/>
         </w:rPr>
         <w:t>1.3 Intérêt du sujet</w:t>
       </w:r>
+      <w:bookmarkEnd w:id="10"/>
       <w:bookmarkEnd w:id="11"/>
-      <w:bookmarkEnd w:id="12"/>
     </w:p>
     <w:p>
       <w:pPr>
@@ -3813,13 +3959,23 @@
           <w:lang w:val="fr-TG"/>
         </w:rPr>
       </w:pPr>
-      <w:r>
-        <w:rPr>
-          <w:rFonts w:cs="Arial"/>
-          <w:szCs w:val="24"/>
-          <w:lang w:val="fr-TG"/>
-        </w:rPr>
-        <w:t>centraliser la gestion des demandes d'intervention dans un outil unique, avec pour cible 100 % des tickets créés et suivis dans l'application (fin des échanges par mail/téléphone non tracés) ;</w:t>
+      <w:proofErr w:type="gramStart"/>
+      <w:r>
+        <w:rPr>
+          <w:rFonts w:cs="Arial"/>
+          <w:szCs w:val="24"/>
+          <w:lang w:val="fr-TG"/>
+        </w:rPr>
+        <w:t>centraliser</w:t>
+      </w:r>
+      <w:proofErr w:type="gramEnd"/>
+      <w:r>
+        <w:rPr>
+          <w:rFonts w:cs="Arial"/>
+          <w:szCs w:val="24"/>
+          <w:lang w:val="fr-TG"/>
+        </w:rPr>
+        <w:t xml:space="preserve"> la gestion des demandes d'intervention dans un outil unique, avec pour cible 100 % des tickets créés et suivis dans l'application (fin des échanges par mail/téléphone non tracés) ;</w:t>
       </w:r>
     </w:p>
     <w:p>
@@ -3834,13 +3990,23 @@
           <w:lang w:val="fr-TG"/>
         </w:rPr>
       </w:pPr>
-      <w:r>
-        <w:rPr>
-          <w:rFonts w:cs="Arial"/>
-          <w:szCs w:val="24"/>
-          <w:lang w:val="fr-TG"/>
-        </w:rPr>
-        <w:t>réduire le délai de prise en charge des tickets, avec un délai moyen entre création et affectation inférieur ou égal à 30 minutes en heures ouvrées ;</w:t>
+      <w:proofErr w:type="gramStart"/>
+      <w:r>
+        <w:rPr>
+          <w:rFonts w:cs="Arial"/>
+          <w:szCs w:val="24"/>
+          <w:lang w:val="fr-TG"/>
+        </w:rPr>
+        <w:t>réduire</w:t>
+      </w:r>
+      <w:proofErr w:type="gramEnd"/>
+      <w:r>
+        <w:rPr>
+          <w:rFonts w:cs="Arial"/>
+          <w:szCs w:val="24"/>
+          <w:lang w:val="fr-TG"/>
+        </w:rPr>
+        <w:t xml:space="preserve"> le délai de prise en charge des tickets, avec un délai moyen entre création et affectation inférieur ou égal à 30 minutes en heures ouvrées ;</w:t>
       </w:r>
     </w:p>
     <w:p>
@@ -3855,13 +4021,41 @@
           <w:lang w:val="fr-TG"/>
         </w:rPr>
       </w:pPr>
-      <w:r>
-        <w:rPr>
-          <w:rFonts w:cs="Arial"/>
-          <w:szCs w:val="24"/>
-          <w:lang w:val="fr-TG"/>
-        </w:rPr>
-        <w:t>fournir une visibilité en temps réel sur l'état des interventions via un dashboard consultable par les trois profils d'utilisateurs ;</w:t>
+      <w:proofErr w:type="gramStart"/>
+      <w:r>
+        <w:rPr>
+          <w:rFonts w:cs="Arial"/>
+          <w:szCs w:val="24"/>
+          <w:lang w:val="fr-TG"/>
+        </w:rPr>
+        <w:t>fournir</w:t>
+      </w:r>
+      <w:proofErr w:type="gramEnd"/>
+      <w:r>
+        <w:rPr>
+          <w:rFonts w:cs="Arial"/>
+          <w:szCs w:val="24"/>
+          <w:lang w:val="fr-TG"/>
+        </w:rPr>
+        <w:t xml:space="preserve"> une visibilité en temps réel sur l'état des interventions via un </w:t>
+      </w:r>
+      <w:proofErr w:type="spellStart"/>
+      <w:r>
+        <w:rPr>
+          <w:rFonts w:cs="Arial"/>
+          <w:szCs w:val="24"/>
+          <w:lang w:val="fr-TG"/>
+        </w:rPr>
+        <w:t>dashboard</w:t>
+      </w:r>
+      <w:proofErr w:type="spellEnd"/>
+      <w:r>
+        <w:rPr>
+          <w:rFonts w:cs="Arial"/>
+          <w:szCs w:val="24"/>
+          <w:lang w:val="fr-TG"/>
+        </w:rPr>
+        <w:t xml:space="preserve"> consultable par les trois profils d'utilisateurs ;</w:t>
       </w:r>
     </w:p>
     <w:p>
@@ -3876,13 +4070,23 @@
           <w:lang w:val="fr-TG"/>
         </w:rPr>
       </w:pPr>
-      <w:r>
-        <w:rPr>
-          <w:rFonts w:cs="Arial"/>
-          <w:szCs w:val="24"/>
-          <w:lang w:val="fr-TG"/>
-        </w:rPr>
-        <w:t>automatiser l'information des parties prenantes, avec une notification envoyée dans un délai inférieur ou égal à 5 minutes après chaque changement d'état ;</w:t>
+      <w:proofErr w:type="gramStart"/>
+      <w:r>
+        <w:rPr>
+          <w:rFonts w:cs="Arial"/>
+          <w:szCs w:val="24"/>
+          <w:lang w:val="fr-TG"/>
+        </w:rPr>
+        <w:t>automatiser</w:t>
+      </w:r>
+      <w:proofErr w:type="gramEnd"/>
+      <w:r>
+        <w:rPr>
+          <w:rFonts w:cs="Arial"/>
+          <w:szCs w:val="24"/>
+          <w:lang w:val="fr-TG"/>
+        </w:rPr>
+        <w:t xml:space="preserve"> l'information des parties prenantes, avec une notification envoyée dans un délai inférieur ou égal à 5 minutes après chaque changement d'état ;</w:t>
       </w:r>
     </w:p>
     <w:p>
@@ -3897,13 +4101,23 @@
           <w:lang w:val="fr-TG"/>
         </w:rPr>
       </w:pPr>
-      <w:r>
-        <w:rPr>
-          <w:rFonts w:cs="Arial"/>
-          <w:szCs w:val="24"/>
-          <w:lang w:val="fr-TG"/>
-        </w:rPr>
-        <w:t>fournir un pilotage basé sur la donnée grâce à des statistiques exportables (CSV/PDF) sur une période donnée ;</w:t>
+      <w:proofErr w:type="gramStart"/>
+      <w:r>
+        <w:rPr>
+          <w:rFonts w:cs="Arial"/>
+          <w:szCs w:val="24"/>
+          <w:lang w:val="fr-TG"/>
+        </w:rPr>
+        <w:t>fournir</w:t>
+      </w:r>
+      <w:proofErr w:type="gramEnd"/>
+      <w:r>
+        <w:rPr>
+          <w:rFonts w:cs="Arial"/>
+          <w:szCs w:val="24"/>
+          <w:lang w:val="fr-TG"/>
+        </w:rPr>
+        <w:t xml:space="preserve"> un pilotage basé sur la donnée grâce à des statistiques exportables (CSV/PDF) sur une période donnée ;</w:t>
       </w:r>
     </w:p>
     <w:p>
@@ -3918,13 +4132,23 @@
           <w:lang w:val="fr-TG"/>
         </w:rPr>
       </w:pPr>
-      <w:r>
-        <w:rPr>
-          <w:rFonts w:cs="Arial"/>
-          <w:szCs w:val="24"/>
-          <w:lang w:val="fr-TG"/>
-        </w:rPr>
-        <w:t>garantir la sécurité des accès et des données par une authentification JWT, un contrôle d'accès strict par rôle, et un chiffrement des mots de passe.</w:t>
+      <w:proofErr w:type="gramStart"/>
+      <w:r>
+        <w:rPr>
+          <w:rFonts w:cs="Arial"/>
+          <w:szCs w:val="24"/>
+          <w:lang w:val="fr-TG"/>
+        </w:rPr>
+        <w:t>garantir</w:t>
+      </w:r>
+      <w:proofErr w:type="gramEnd"/>
+      <w:r>
+        <w:rPr>
+          <w:rFonts w:cs="Arial"/>
+          <w:szCs w:val="24"/>
+          <w:lang w:val="fr-TG"/>
+        </w:rPr>
+        <w:t xml:space="preserve"> la sécurité des accès et des données par une authentification JWT, un contrôle d'accès strict par rôle, et un chiffrement des mots de passe.</w:t>
       </w:r>
     </w:p>
     <w:p>
@@ -3970,13 +4194,23 @@
           <w:lang w:val="fr-TG"/>
         </w:rPr>
       </w:pPr>
-      <w:r>
-        <w:rPr>
-          <w:rFonts w:cs="Arial"/>
-          <w:szCs w:val="24"/>
-          <w:lang w:val="fr-TG"/>
-        </w:rPr>
-        <w:t>la gestion des tickets d'intervention est entièrement centralisée dans une application unique ;</w:t>
+      <w:proofErr w:type="gramStart"/>
+      <w:r>
+        <w:rPr>
+          <w:rFonts w:cs="Arial"/>
+          <w:szCs w:val="24"/>
+          <w:lang w:val="fr-TG"/>
+        </w:rPr>
+        <w:t>la</w:t>
+      </w:r>
+      <w:proofErr w:type="gramEnd"/>
+      <w:r>
+        <w:rPr>
+          <w:rFonts w:cs="Arial"/>
+          <w:szCs w:val="24"/>
+          <w:lang w:val="fr-TG"/>
+        </w:rPr>
+        <w:t xml:space="preserve"> gestion des tickets d'intervention est entièrement centralisée dans une application unique ;</w:t>
       </w:r>
     </w:p>
     <w:p>
@@ -3991,13 +4225,23 @@
           <w:lang w:val="fr-TG"/>
         </w:rPr>
       </w:pPr>
-      <w:r>
-        <w:rPr>
-          <w:rFonts w:cs="Arial"/>
-          <w:szCs w:val="24"/>
-          <w:lang w:val="fr-TG"/>
-        </w:rPr>
-        <w:t>les délais d'affectation et de traitement sont mesurables et réduits par rapport à un processus manuel ;</w:t>
+      <w:proofErr w:type="gramStart"/>
+      <w:r>
+        <w:rPr>
+          <w:rFonts w:cs="Arial"/>
+          <w:szCs w:val="24"/>
+          <w:lang w:val="fr-TG"/>
+        </w:rPr>
+        <w:t>les</w:t>
+      </w:r>
+      <w:proofErr w:type="gramEnd"/>
+      <w:r>
+        <w:rPr>
+          <w:rFonts w:cs="Arial"/>
+          <w:szCs w:val="24"/>
+          <w:lang w:val="fr-TG"/>
+        </w:rPr>
+        <w:t xml:space="preserve"> délais d'affectation et de traitement sont mesurables et réduits par rapport à un processus manuel ;</w:t>
       </w:r>
     </w:p>
     <w:p>
@@ -4012,13 +4256,23 @@
           <w:lang w:val="fr-TG"/>
         </w:rPr>
       </w:pPr>
-      <w:r>
-        <w:rPr>
-          <w:rFonts w:cs="Arial"/>
-          <w:szCs w:val="24"/>
-          <w:lang w:val="fr-TG"/>
-        </w:rPr>
-        <w:t>une traçabilité complète de l'historique de chaque ticket est assurée (statuts, réaffectations, commentaires) ;</w:t>
+      <w:proofErr w:type="gramStart"/>
+      <w:r>
+        <w:rPr>
+          <w:rFonts w:cs="Arial"/>
+          <w:szCs w:val="24"/>
+          <w:lang w:val="fr-TG"/>
+        </w:rPr>
+        <w:t>une</w:t>
+      </w:r>
+      <w:proofErr w:type="gramEnd"/>
+      <w:r>
+        <w:rPr>
+          <w:rFonts w:cs="Arial"/>
+          <w:szCs w:val="24"/>
+          <w:lang w:val="fr-TG"/>
+        </w:rPr>
+        <w:t xml:space="preserve"> traçabilité complète de l'historique de chaque ticket est assurée (statuts, réaffectations, commentaires) ;</w:t>
       </w:r>
     </w:p>
     <w:p>
@@ -4033,6 +4287,7 @@
           <w:lang w:val="fr-TG"/>
         </w:rPr>
       </w:pPr>
+      <w:proofErr w:type="gramStart"/>
       <w:r>
         <w:rPr>
           <w:rFonts w:cs="Arial"/>
@@ -4040,7 +4295,16 @@
           <w:lang w:val="fr-TG"/>
         </w:rPr>
         <w:lastRenderedPageBreak/>
-        <w:t>des tableaux de bord par rôle offrent une visibilité en temps réel sur l'activité ;</w:t>
+        <w:t>des</w:t>
+      </w:r>
+      <w:proofErr w:type="gramEnd"/>
+      <w:r>
+        <w:rPr>
+          <w:rFonts w:cs="Arial"/>
+          <w:szCs w:val="24"/>
+          <w:lang w:val="fr-TG"/>
+        </w:rPr>
+        <w:t xml:space="preserve"> tableaux de bord par rôle offrent une visibilité en temps réel sur l'activité ;</w:t>
       </w:r>
     </w:p>
     <w:p>
@@ -4055,13 +4319,23 @@
           <w:lang w:val="fr-TG"/>
         </w:rPr>
       </w:pPr>
-      <w:r>
-        <w:rPr>
-          <w:rFonts w:cs="Arial"/>
-          <w:szCs w:val="24"/>
-          <w:lang w:val="fr-TG"/>
-        </w:rPr>
-        <w:t>les parties prenantes sont notifiées automatiquement à chaque étape clé du cycle de vie d'un ticket ;</w:t>
+      <w:proofErr w:type="gramStart"/>
+      <w:r>
+        <w:rPr>
+          <w:rFonts w:cs="Arial"/>
+          <w:szCs w:val="24"/>
+          <w:lang w:val="fr-TG"/>
+        </w:rPr>
+        <w:t>les</w:t>
+      </w:r>
+      <w:proofErr w:type="gramEnd"/>
+      <w:r>
+        <w:rPr>
+          <w:rFonts w:cs="Arial"/>
+          <w:szCs w:val="24"/>
+          <w:lang w:val="fr-TG"/>
+        </w:rPr>
+        <w:t xml:space="preserve"> parties prenantes sont notifiées automatiquement à chaque étape clé du cycle de vie d'un ticket ;</w:t>
       </w:r>
     </w:p>
     <w:p>
@@ -4076,13 +4350,23 @@
           <w:lang w:val="fr-TG"/>
         </w:rPr>
       </w:pPr>
-      <w:r>
-        <w:rPr>
-          <w:rFonts w:cs="Arial"/>
-          <w:szCs w:val="24"/>
-          <w:lang w:val="fr-TG"/>
-        </w:rPr>
-        <w:t>des statistiques d'exploitation fiables et exportables sont mises à disposition des décideurs.</w:t>
+      <w:proofErr w:type="gramStart"/>
+      <w:r>
+        <w:rPr>
+          <w:rFonts w:cs="Arial"/>
+          <w:szCs w:val="24"/>
+          <w:lang w:val="fr-TG"/>
+        </w:rPr>
+        <w:t>des</w:t>
+      </w:r>
+      <w:proofErr w:type="gramEnd"/>
+      <w:r>
+        <w:rPr>
+          <w:rFonts w:cs="Arial"/>
+          <w:szCs w:val="24"/>
+          <w:lang w:val="fr-TG"/>
+        </w:rPr>
+        <w:t xml:space="preserve"> statistiques d'exploitation fiables et exportables sont mises à disposition des décideurs.</w:t>
       </w:r>
     </w:p>
     <w:p>
@@ -4101,16 +4385,16 @@
           <w:lang w:val="fr-TG"/>
         </w:rPr>
       </w:pPr>
-      <w:bookmarkStart w:id="13" w:name="_Toc236041396"/>
-      <w:bookmarkStart w:id="14" w:name="_Toc236041410"/>
+      <w:bookmarkStart w:id="12" w:name="_Toc236041396"/>
+      <w:bookmarkStart w:id="13" w:name="_Toc236041410"/>
       <w:r>
         <w:rPr>
           <w:lang w:val="fr-TG"/>
         </w:rPr>
         <w:t>2. Cibles</w:t>
       </w:r>
+      <w:bookmarkEnd w:id="12"/>
       <w:bookmarkEnd w:id="13"/>
-      <w:bookmarkEnd w:id="14"/>
     </w:p>
     <w:p>
       <w:pPr>
@@ -4140,7 +4424,25 @@
           <w:szCs w:val="24"/>
           <w:lang w:val="fr-TG"/>
         </w:rPr>
-        <w:t xml:space="preserve"> : maintenance industrielle, dépannage électroménager/informatique, SAV, facility management, techniciens itinérants.</w:t>
+        <w:t xml:space="preserve"> : maintenance industrielle, dépannage électroménager/informatique, SAV, </w:t>
+      </w:r>
+      <w:proofErr w:type="spellStart"/>
+      <w:r>
+        <w:rPr>
+          <w:rFonts w:cs="Arial"/>
+          <w:szCs w:val="24"/>
+          <w:lang w:val="fr-TG"/>
+        </w:rPr>
+        <w:t>facility</w:t>
+      </w:r>
+      <w:proofErr w:type="spellEnd"/>
+      <w:r>
+        <w:rPr>
+          <w:rFonts w:cs="Arial"/>
+          <w:szCs w:val="24"/>
+          <w:lang w:val="fr-TG"/>
+        </w:rPr>
+        <w:t xml:space="preserve"> management, techniciens itinérants.</w:t>
       </w:r>
     </w:p>
     <w:p>
@@ -4194,7 +4496,29 @@
           <w:szCs w:val="24"/>
           <w:lang w:val="fr-TG"/>
         </w:rPr>
-        <w:t>Contexte multi-sites ou mono-site</w:t>
+        <w:t xml:space="preserve">Contexte </w:t>
+      </w:r>
+      <w:proofErr w:type="spellStart"/>
+      <w:r>
+        <w:rPr>
+          <w:rFonts w:cs="Arial"/>
+          <w:b/>
+          <w:bCs/>
+          <w:szCs w:val="24"/>
+          <w:lang w:val="fr-TG"/>
+        </w:rPr>
+        <w:t>multi-sites</w:t>
+      </w:r>
+      <w:proofErr w:type="spellEnd"/>
+      <w:r>
+        <w:rPr>
+          <w:rFonts w:cs="Arial"/>
+          <w:b/>
+          <w:bCs/>
+          <w:szCs w:val="24"/>
+          <w:lang w:val="fr-TG"/>
+        </w:rPr>
+        <w:t xml:space="preserve"> ou mono-site</w:t>
       </w:r>
       <w:r>
         <w:rPr>
@@ -4221,16 +4545,16 @@
           <w:lang w:val="fr-TG"/>
         </w:rPr>
       </w:pPr>
-      <w:bookmarkStart w:id="15" w:name="_Toc236041397"/>
-      <w:bookmarkStart w:id="16" w:name="_Toc236041411"/>
+      <w:bookmarkStart w:id="14" w:name="_Toc236041397"/>
+      <w:bookmarkStart w:id="15" w:name="_Toc236041411"/>
       <w:r>
         <w:rPr>
           <w:lang w:val="fr-TG"/>
         </w:rPr>
         <w:t>3. Utilisateurs</w:t>
       </w:r>
+      <w:bookmarkEnd w:id="14"/>
       <w:bookmarkEnd w:id="15"/>
-      <w:bookmarkEnd w:id="16"/>
     </w:p>
     <w:p>
       <w:pPr>
@@ -4248,6 +4572,7 @@
         </w:rPr>
         <w:t xml:space="preserve">Nous nous appuyons sur trois rôles distincts, avec une gestion des permissions par RBAC (Role-Based Access Control) implémentée via des </w:t>
       </w:r>
+      <w:proofErr w:type="spellStart"/>
       <w:r>
         <w:rPr>
           <w:rFonts w:cs="Arial"/>
@@ -4258,13 +4583,32 @@
         </w:rPr>
         <w:t>guards</w:t>
       </w:r>
-      <w:r>
-        <w:rPr>
-          <w:rFonts w:cs="Arial"/>
-          <w:szCs w:val="24"/>
-          <w:lang w:val="fr-TG"/>
-        </w:rPr>
-        <w:t xml:space="preserve"> NestJS côté API et des routes protégées côté Next.js (middleware + vérification du rôle en session).</w:t>
+      <w:proofErr w:type="spellEnd"/>
+      <w:r>
+        <w:rPr>
+          <w:rFonts w:cs="Arial"/>
+          <w:szCs w:val="24"/>
+          <w:lang w:val="fr-TG"/>
+        </w:rPr>
+        <w:t xml:space="preserve"> </w:t>
+      </w:r>
+      <w:proofErr w:type="spellStart"/>
+      <w:r>
+        <w:rPr>
+          <w:rFonts w:cs="Arial"/>
+          <w:szCs w:val="24"/>
+          <w:lang w:val="fr-TG"/>
+        </w:rPr>
+        <w:t>NestJS</w:t>
+      </w:r>
+      <w:proofErr w:type="spellEnd"/>
+      <w:r>
+        <w:rPr>
+          <w:rFonts w:cs="Arial"/>
+          <w:szCs w:val="24"/>
+          <w:lang w:val="fr-TG"/>
+        </w:rPr>
+        <w:t xml:space="preserve"> côté API et des routes protégées côté Next.js (middleware + vérification du rôle en session).</w:t>
       </w:r>
     </w:p>
     <w:tbl>
@@ -4615,8 +4959,8 @@
           <w:lang w:val="fr-TG"/>
         </w:rPr>
       </w:pPr>
-      <w:bookmarkStart w:id="17" w:name="_Toc236041398"/>
-      <w:bookmarkStart w:id="18" w:name="_Toc236041412"/>
+      <w:bookmarkStart w:id="16" w:name="_Toc236041398"/>
+      <w:bookmarkStart w:id="17" w:name="_Toc236041412"/>
       <w:r>
         <w:rPr>
           <w:lang w:val="fr-TG"/>
@@ -4629,8 +4973,8 @@
         </w:rPr>
         <w:t>Fonctionnalités</w:t>
       </w:r>
+      <w:bookmarkEnd w:id="16"/>
       <w:bookmarkEnd w:id="17"/>
-      <w:bookmarkEnd w:id="18"/>
     </w:p>
     <w:p>
       <w:pPr>
@@ -4664,7 +5008,115 @@
           <w:szCs w:val="24"/>
           <w:lang w:val="fr-TG"/>
         </w:rPr>
-        <w:t>Connexion des utilisateurs via JSON Web Token (access token + refresh token), implémentée avec @nestjs/jwt et la stratégie passport-jwt.</w:t>
+        <w:t xml:space="preserve">Connexion des utilisateurs via JSON Web </w:t>
+      </w:r>
+      <w:proofErr w:type="spellStart"/>
+      <w:r>
+        <w:rPr>
+          <w:rFonts w:cs="Arial"/>
+          <w:szCs w:val="24"/>
+          <w:lang w:val="fr-TG"/>
+        </w:rPr>
+        <w:t>Token</w:t>
+      </w:r>
+      <w:proofErr w:type="spellEnd"/>
+      <w:r>
+        <w:rPr>
+          <w:rFonts w:cs="Arial"/>
+          <w:szCs w:val="24"/>
+          <w:lang w:val="fr-TG"/>
+        </w:rPr>
+        <w:t xml:space="preserve"> (</w:t>
+      </w:r>
+      <w:proofErr w:type="spellStart"/>
+      <w:r>
+        <w:rPr>
+          <w:rFonts w:cs="Arial"/>
+          <w:szCs w:val="24"/>
+          <w:lang w:val="fr-TG"/>
+        </w:rPr>
+        <w:t>access</w:t>
+      </w:r>
+      <w:proofErr w:type="spellEnd"/>
+      <w:r>
+        <w:rPr>
+          <w:rFonts w:cs="Arial"/>
+          <w:szCs w:val="24"/>
+          <w:lang w:val="fr-TG"/>
+        </w:rPr>
+        <w:t xml:space="preserve"> </w:t>
+      </w:r>
+      <w:proofErr w:type="spellStart"/>
+      <w:r>
+        <w:rPr>
+          <w:rFonts w:cs="Arial"/>
+          <w:szCs w:val="24"/>
+          <w:lang w:val="fr-TG"/>
+        </w:rPr>
+        <w:t>token</w:t>
+      </w:r>
+      <w:proofErr w:type="spellEnd"/>
+      <w:r>
+        <w:rPr>
+          <w:rFonts w:cs="Arial"/>
+          <w:szCs w:val="24"/>
+          <w:lang w:val="fr-TG"/>
+        </w:rPr>
+        <w:t xml:space="preserve"> + </w:t>
+      </w:r>
+      <w:proofErr w:type="spellStart"/>
+      <w:r>
+        <w:rPr>
+          <w:rFonts w:cs="Arial"/>
+          <w:szCs w:val="24"/>
+          <w:lang w:val="fr-TG"/>
+        </w:rPr>
+        <w:t>refresh</w:t>
+      </w:r>
+      <w:proofErr w:type="spellEnd"/>
+      <w:r>
+        <w:rPr>
+          <w:rFonts w:cs="Arial"/>
+          <w:szCs w:val="24"/>
+          <w:lang w:val="fr-TG"/>
+        </w:rPr>
+        <w:t xml:space="preserve"> </w:t>
+      </w:r>
+      <w:proofErr w:type="spellStart"/>
+      <w:r>
+        <w:rPr>
+          <w:rFonts w:cs="Arial"/>
+          <w:szCs w:val="24"/>
+          <w:lang w:val="fr-TG"/>
+        </w:rPr>
+        <w:t>token</w:t>
+      </w:r>
+      <w:proofErr w:type="spellEnd"/>
+      <w:r>
+        <w:rPr>
+          <w:rFonts w:cs="Arial"/>
+          <w:szCs w:val="24"/>
+          <w:lang w:val="fr-TG"/>
+        </w:rPr>
+        <w:t xml:space="preserve">), implémentée avec @nestjs/jwt et la stratégie </w:t>
+      </w:r>
+      <w:proofErr w:type="spellStart"/>
+      <w:r>
+        <w:rPr>
+          <w:rFonts w:cs="Arial"/>
+          <w:szCs w:val="24"/>
+          <w:lang w:val="fr-TG"/>
+        </w:rPr>
+        <w:t>passport-jwt</w:t>
+      </w:r>
+      <w:proofErr w:type="spellEnd"/>
+      <w:r>
+        <w:rPr>
+          <w:rFonts w:cs="Arial"/>
+          <w:szCs w:val="24"/>
+          <w:lang w:val="fr-TG"/>
+        </w:rPr>
+        <w:t>.</w:t>
       </w:r>
     </w:p>
     <w:p>
@@ -4685,7 +5137,61 @@
           <w:szCs w:val="24"/>
           <w:lang w:val="fr-TG"/>
         </w:rPr>
-        <w:t>Rafraîchissement automatique du token côté frontend avant expiration (intercepteur Axios ou wrapper fetch dans Next.js).</w:t>
+        <w:t xml:space="preserve">Rafraîchissement automatique du </w:t>
+      </w:r>
+      <w:proofErr w:type="spellStart"/>
+      <w:r>
+        <w:rPr>
+          <w:rFonts w:cs="Arial"/>
+          <w:szCs w:val="24"/>
+          <w:lang w:val="fr-TG"/>
+        </w:rPr>
+        <w:t>token</w:t>
+      </w:r>
+      <w:proofErr w:type="spellEnd"/>
+      <w:r>
+        <w:rPr>
+          <w:rFonts w:cs="Arial"/>
+          <w:szCs w:val="24"/>
+          <w:lang w:val="fr-TG"/>
+        </w:rPr>
+        <w:t xml:space="preserve"> côté frontend avant expiration (intercepteur Axios ou </w:t>
+      </w:r>
+      <w:proofErr w:type="spellStart"/>
+      <w:r>
+        <w:rPr>
+          <w:rFonts w:cs="Arial"/>
+          <w:szCs w:val="24"/>
+          <w:lang w:val="fr-TG"/>
+        </w:rPr>
+        <w:t>wrapper</w:t>
+      </w:r>
+      <w:proofErr w:type="spellEnd"/>
+      <w:r>
+        <w:rPr>
+          <w:rFonts w:cs="Arial"/>
+          <w:szCs w:val="24"/>
+          <w:lang w:val="fr-TG"/>
+        </w:rPr>
+        <w:t xml:space="preserve"> </w:t>
+      </w:r>
+      <w:proofErr w:type="spellStart"/>
+      <w:r>
+        <w:rPr>
+          <w:rFonts w:cs="Arial"/>
+          <w:szCs w:val="24"/>
+          <w:lang w:val="fr-TG"/>
+        </w:rPr>
+        <w:t>fetch</w:t>
+      </w:r>
+      <w:proofErr w:type="spellEnd"/>
+      <w:r>
+        <w:rPr>
+          <w:rFonts w:cs="Arial"/>
+          <w:szCs w:val="24"/>
+          <w:lang w:val="fr-TG"/>
+        </w:rPr>
+        <w:t xml:space="preserve"> dans Next.js).</w:t>
       </w:r>
     </w:p>
     <w:p>
@@ -4706,7 +5212,61 @@
           <w:szCs w:val="24"/>
           <w:lang w:val="fr-TG"/>
         </w:rPr>
-        <w:t>Déconnexion avec invalidation du refresh token (table refresh_tokens en base, ou liste de révocation côté Redis).</w:t>
+        <w:t xml:space="preserve">Déconnexion avec invalidation du </w:t>
+      </w:r>
+      <w:proofErr w:type="spellStart"/>
+      <w:r>
+        <w:rPr>
+          <w:rFonts w:cs="Arial"/>
+          <w:szCs w:val="24"/>
+          <w:lang w:val="fr-TG"/>
+        </w:rPr>
+        <w:t>refresh</w:t>
+      </w:r>
+      <w:proofErr w:type="spellEnd"/>
+      <w:r>
+        <w:rPr>
+          <w:rFonts w:cs="Arial"/>
+          <w:szCs w:val="24"/>
+          <w:lang w:val="fr-TG"/>
+        </w:rPr>
+        <w:t xml:space="preserve"> </w:t>
+      </w:r>
+      <w:proofErr w:type="spellStart"/>
+      <w:r>
+        <w:rPr>
+          <w:rFonts w:cs="Arial"/>
+          <w:szCs w:val="24"/>
+          <w:lang w:val="fr-TG"/>
+        </w:rPr>
+        <w:t>token</w:t>
+      </w:r>
+      <w:proofErr w:type="spellEnd"/>
+      <w:r>
+        <w:rPr>
+          <w:rFonts w:cs="Arial"/>
+          <w:szCs w:val="24"/>
+          <w:lang w:val="fr-TG"/>
+        </w:rPr>
+        <w:t xml:space="preserve"> (table </w:t>
+      </w:r>
+      <w:proofErr w:type="spellStart"/>
+      <w:r>
+        <w:rPr>
+          <w:rFonts w:cs="Arial"/>
+          <w:szCs w:val="24"/>
+          <w:lang w:val="fr-TG"/>
+        </w:rPr>
+        <w:t>refresh_tokens</w:t>
+      </w:r>
+      <w:proofErr w:type="spellEnd"/>
+      <w:r>
+        <w:rPr>
+          <w:rFonts w:cs="Arial"/>
+          <w:szCs w:val="24"/>
+          <w:lang w:val="fr-TG"/>
+        </w:rPr>
+        <w:t xml:space="preserve"> en base, ou liste de révocation côté Redis).</w:t>
       </w:r>
     </w:p>
     <w:p>
@@ -4751,6 +5311,7 @@
         </w:rPr>
         <w:t xml:space="preserve">Gestion des rôles et permissions (Admin / Technicien / Client) via des </w:t>
       </w:r>
+      <w:proofErr w:type="spellStart"/>
       <w:r>
         <w:rPr>
           <w:rFonts w:cs="Arial"/>
@@ -4761,6 +5322,7 @@
         </w:rPr>
         <w:t>guards</w:t>
       </w:r>
+      <w:proofErr w:type="spellEnd"/>
       <w:r>
         <w:rPr>
           <w:rFonts w:cs="Arial"/>
@@ -4769,6 +5331,7 @@
         </w:rPr>
         <w:t xml:space="preserve"> et </w:t>
       </w:r>
+      <w:proofErr w:type="spellStart"/>
       <w:r>
         <w:rPr>
           <w:rFonts w:cs="Arial"/>
@@ -4779,13 +5342,68 @@
         </w:rPr>
         <w:t>decorators</w:t>
       </w:r>
-      <w:r>
-        <w:rPr>
-          <w:rFonts w:cs="Arial"/>
-          <w:szCs w:val="24"/>
-          <w:lang w:val="fr-TG"/>
-        </w:rPr>
-        <w:t xml:space="preserve"> personnalisés (@Roles(), RolesGuard) au niveau des contrôleurs NestJS.</w:t>
+      <w:proofErr w:type="spellEnd"/>
+      <w:r>
+        <w:rPr>
+          <w:rFonts w:cs="Arial"/>
+          <w:szCs w:val="24"/>
+          <w:lang w:val="fr-TG"/>
+        </w:rPr>
+        <w:t xml:space="preserve"> personnalisés (@</w:t>
+      </w:r>
+      <w:proofErr w:type="gramStart"/>
+      <w:r>
+        <w:rPr>
+          <w:rFonts w:cs="Arial"/>
+          <w:szCs w:val="24"/>
+          <w:lang w:val="fr-TG"/>
+        </w:rPr>
+        <w:t>Roles(</w:t>
+      </w:r>
+      <w:proofErr w:type="gramEnd"/>
+      <w:r>
+        <w:rPr>
+          <w:rFonts w:cs="Arial"/>
+          <w:szCs w:val="24"/>
+          <w:lang w:val="fr-TG"/>
+        </w:rPr>
+        <w:t xml:space="preserve">), </w:t>
+      </w:r>
+      <w:proofErr w:type="spellStart"/>
+      <w:r>
+        <w:rPr>
+          <w:rFonts w:cs="Arial"/>
+          <w:szCs w:val="24"/>
+          <w:lang w:val="fr-TG"/>
+        </w:rPr>
+        <w:t>RolesGuard</w:t>
+      </w:r>
+      <w:proofErr w:type="spellEnd"/>
+      <w:r>
+        <w:rPr>
+          <w:rFonts w:cs="Arial"/>
+          <w:szCs w:val="24"/>
+          <w:lang w:val="fr-TG"/>
+        </w:rPr>
+        <w:t xml:space="preserve">) au niveau des contrôleurs </w:t>
+      </w:r>
+      <w:proofErr w:type="spellStart"/>
+      <w:r>
+        <w:rPr>
+          <w:rFonts w:cs="Arial"/>
+          <w:szCs w:val="24"/>
+          <w:lang w:val="fr-TG"/>
+        </w:rPr>
+        <w:t>NestJS</w:t>
+      </w:r>
+      <w:proofErr w:type="spellEnd"/>
+      <w:r>
+        <w:rPr>
+          <w:rFonts w:cs="Arial"/>
+          <w:szCs w:val="24"/>
+          <w:lang w:val="fr-TG"/>
+        </w:rPr>
+        <w:t>.</w:t>
       </w:r>
     </w:p>
     <w:p>
@@ -4883,7 +5501,61 @@
           <w:szCs w:val="24"/>
           <w:lang w:val="fr-TG"/>
         </w:rPr>
-        <w:t>Suppression : soft delete (champ isDeleted + deletedAt géré nativement par Prisma via un middleware, ou par une convention de requêtes filtrées) plutôt que suppression physique, pour conserver la traçabilité et permettre un audit.</w:t>
+        <w:t xml:space="preserve">Suppression : soft </w:t>
+      </w:r>
+      <w:proofErr w:type="spellStart"/>
+      <w:r>
+        <w:rPr>
+          <w:rFonts w:cs="Arial"/>
+          <w:szCs w:val="24"/>
+          <w:lang w:val="fr-TG"/>
+        </w:rPr>
+        <w:t>delete</w:t>
+      </w:r>
+      <w:proofErr w:type="spellEnd"/>
+      <w:r>
+        <w:rPr>
+          <w:rFonts w:cs="Arial"/>
+          <w:szCs w:val="24"/>
+          <w:lang w:val="fr-TG"/>
+        </w:rPr>
+        <w:t xml:space="preserve"> (champ </w:t>
+      </w:r>
+      <w:proofErr w:type="spellStart"/>
+      <w:r>
+        <w:rPr>
+          <w:rFonts w:cs="Arial"/>
+          <w:szCs w:val="24"/>
+          <w:lang w:val="fr-TG"/>
+        </w:rPr>
+        <w:t>isDeleted</w:t>
+      </w:r>
+      <w:proofErr w:type="spellEnd"/>
+      <w:r>
+        <w:rPr>
+          <w:rFonts w:cs="Arial"/>
+          <w:szCs w:val="24"/>
+          <w:lang w:val="fr-TG"/>
+        </w:rPr>
+        <w:t xml:space="preserve"> + </w:t>
+      </w:r>
+      <w:proofErr w:type="spellStart"/>
+      <w:r>
+        <w:rPr>
+          <w:rFonts w:cs="Arial"/>
+          <w:szCs w:val="24"/>
+          <w:lang w:val="fr-TG"/>
+        </w:rPr>
+        <w:t>deletedAt</w:t>
+      </w:r>
+      <w:proofErr w:type="spellEnd"/>
+      <w:r>
+        <w:rPr>
+          <w:rFonts w:cs="Arial"/>
+          <w:szCs w:val="24"/>
+          <w:lang w:val="fr-TG"/>
+        </w:rPr>
+        <w:t xml:space="preserve"> géré nativement par Prisma via un middleware, ou par une convention de requêtes filtrées) plutôt que suppression physique, pour conserver la traçabilité et permettre un audit.</w:t>
       </w:r>
     </w:p>
     <w:p>
@@ -4922,7 +5594,79 @@
           <w:szCs w:val="24"/>
           <w:lang w:val="fr-TG"/>
         </w:rPr>
-        <w:t xml:space="preserve"> (Data Transfer Objects) avec class-validator et class-transformer, appliqués automatiquement par le ValidationPipe global de NestJS.</w:t>
+        <w:t xml:space="preserve"> (Data Transfer </w:t>
+      </w:r>
+      <w:proofErr w:type="spellStart"/>
+      <w:r>
+        <w:rPr>
+          <w:rFonts w:cs="Arial"/>
+          <w:szCs w:val="24"/>
+          <w:lang w:val="fr-TG"/>
+        </w:rPr>
+        <w:t>Objects</w:t>
+      </w:r>
+      <w:proofErr w:type="spellEnd"/>
+      <w:r>
+        <w:rPr>
+          <w:rFonts w:cs="Arial"/>
+          <w:szCs w:val="24"/>
+          <w:lang w:val="fr-TG"/>
+        </w:rPr>
+        <w:t>) avec class-</w:t>
+      </w:r>
+      <w:proofErr w:type="spellStart"/>
+      <w:r>
+        <w:rPr>
+          <w:rFonts w:cs="Arial"/>
+          <w:szCs w:val="24"/>
+          <w:lang w:val="fr-TG"/>
+        </w:rPr>
+        <w:t>validator</w:t>
+      </w:r>
+      <w:proofErr w:type="spellEnd"/>
+      <w:r>
+        <w:rPr>
+          <w:rFonts w:cs="Arial"/>
+          <w:szCs w:val="24"/>
+          <w:lang w:val="fr-TG"/>
+        </w:rPr>
+        <w:t xml:space="preserve"> et class-transformer, appliqués automatiquement par le </w:t>
+      </w:r>
+      <w:proofErr w:type="spellStart"/>
+      <w:r>
+        <w:rPr>
+          <w:rFonts w:cs="Arial"/>
+          <w:szCs w:val="24"/>
+          <w:lang w:val="fr-TG"/>
+        </w:rPr>
+        <w:t>ValidationPipe</w:t>
+      </w:r>
+      <w:proofErr w:type="spellEnd"/>
+      <w:r>
+        <w:rPr>
+          <w:rFonts w:cs="Arial"/>
+          <w:szCs w:val="24"/>
+          <w:lang w:val="fr-TG"/>
+        </w:rPr>
+        <w:t xml:space="preserve"> global de </w:t>
+      </w:r>
+      <w:proofErr w:type="spellStart"/>
+      <w:r>
+        <w:rPr>
+          <w:rFonts w:cs="Arial"/>
+          <w:szCs w:val="24"/>
+          <w:lang w:val="fr-TG"/>
+        </w:rPr>
+        <w:t>NestJS</w:t>
+      </w:r>
+      <w:proofErr w:type="spellEnd"/>
+      <w:r>
+        <w:rPr>
+          <w:rFonts w:cs="Arial"/>
+          <w:szCs w:val="24"/>
+          <w:lang w:val="fr-TG"/>
+        </w:rPr>
+        <w:t>.</w:t>
       </w:r>
     </w:p>
     <w:p>
@@ -4957,7 +5701,25 @@
           <w:szCs w:val="24"/>
           <w:lang w:val="fr-TG"/>
         </w:rPr>
-        <w:t>Affectation manuelle par l'Admin depuis le dashboard.</w:t>
+        <w:t xml:space="preserve">Affectation manuelle par l'Admin depuis le </w:t>
+      </w:r>
+      <w:proofErr w:type="spellStart"/>
+      <w:r>
+        <w:rPr>
+          <w:rFonts w:cs="Arial"/>
+          <w:szCs w:val="24"/>
+          <w:lang w:val="fr-TG"/>
+        </w:rPr>
+        <w:t>dashboard</w:t>
+      </w:r>
+      <w:proofErr w:type="spellEnd"/>
+      <w:r>
+        <w:rPr>
+          <w:rFonts w:cs="Arial"/>
+          <w:szCs w:val="24"/>
+          <w:lang w:val="fr-TG"/>
+        </w:rPr>
+        <w:t>.</w:t>
       </w:r>
     </w:p>
     <w:p>
@@ -4978,7 +5740,43 @@
           <w:szCs w:val="24"/>
           <w:lang w:val="fr-TG"/>
         </w:rPr>
-        <w:t>Suggestion automatique basée sur la disponibilité déclarée et les compétences associées au technicien (relation many-to-many modélisée en Prisma).</w:t>
+        <w:t xml:space="preserve">Suggestion automatique basée sur la disponibilité déclarée et les compétences associées au technicien (relation </w:t>
+      </w:r>
+      <w:proofErr w:type="spellStart"/>
+      <w:r>
+        <w:rPr>
+          <w:rFonts w:cs="Arial"/>
+          <w:szCs w:val="24"/>
+          <w:lang w:val="fr-TG"/>
+        </w:rPr>
+        <w:t>many</w:t>
+      </w:r>
+      <w:proofErr w:type="spellEnd"/>
+      <w:r>
+        <w:rPr>
+          <w:rFonts w:cs="Arial"/>
+          <w:szCs w:val="24"/>
+          <w:lang w:val="fr-TG"/>
+        </w:rPr>
+        <w:t>-to-</w:t>
+      </w:r>
+      <w:proofErr w:type="spellStart"/>
+      <w:r>
+        <w:rPr>
+          <w:rFonts w:cs="Arial"/>
+          <w:szCs w:val="24"/>
+          <w:lang w:val="fr-TG"/>
+        </w:rPr>
+        <w:t>many</w:t>
+      </w:r>
+      <w:proofErr w:type="spellEnd"/>
+      <w:r>
+        <w:rPr>
+          <w:rFonts w:cs="Arial"/>
+          <w:szCs w:val="24"/>
+          <w:lang w:val="fr-TG"/>
+        </w:rPr>
+        <w:t xml:space="preserve"> modélisée en Prisma).</w:t>
       </w:r>
     </w:p>
     <w:p>
@@ -5035,7 +5833,25 @@
           <w:szCs w:val="24"/>
           <w:lang w:val="fr-TG"/>
         </w:rPr>
-        <w:t>Machine à états finis pour le cycle de vie du ticket : ouvert → affecté → en_cours → résolu → clôturé, avec possibilité de passage à annulé depuis les états non terminaux.</w:t>
+        <w:t xml:space="preserve">Machine à états finis pour le cycle de vie du ticket : ouvert → affecté → </w:t>
+      </w:r>
+      <w:proofErr w:type="spellStart"/>
+      <w:r>
+        <w:rPr>
+          <w:rFonts w:cs="Arial"/>
+          <w:szCs w:val="24"/>
+          <w:lang w:val="fr-TG"/>
+        </w:rPr>
+        <w:t>en_cours</w:t>
+      </w:r>
+      <w:proofErr w:type="spellEnd"/>
+      <w:r>
+        <w:rPr>
+          <w:rFonts w:cs="Arial"/>
+          <w:szCs w:val="24"/>
+          <w:lang w:val="fr-TG"/>
+        </w:rPr>
+        <w:t xml:space="preserve"> → résolu → clôturé, avec possibilité de passage à annulé depuis les états non terminaux.</w:t>
       </w:r>
     </w:p>
     <w:p>
@@ -5056,7 +5872,25 @@
           <w:szCs w:val="24"/>
           <w:lang w:val="fr-TG"/>
         </w:rPr>
-        <w:t>Toute transition interdite par la machine à états est rejetée par l'API (validation dans la couche service NestJS, pas uniquement côté frontend).</w:t>
+        <w:t xml:space="preserve">Toute transition interdite par la machine à états est rejetée par l'API (validation dans la couche service </w:t>
+      </w:r>
+      <w:proofErr w:type="spellStart"/>
+      <w:r>
+        <w:rPr>
+          <w:rFonts w:cs="Arial"/>
+          <w:szCs w:val="24"/>
+          <w:lang w:val="fr-TG"/>
+        </w:rPr>
+        <w:t>NestJS</w:t>
+      </w:r>
+      <w:proofErr w:type="spellEnd"/>
+      <w:r>
+        <w:rPr>
+          <w:rFonts w:cs="Arial"/>
+          <w:szCs w:val="24"/>
+          <w:lang w:val="fr-TG"/>
+        </w:rPr>
+        <w:t>, pas uniquement côté frontend).</w:t>
       </w:r>
     </w:p>
     <w:p>
@@ -5079,6 +5913,7 @@
         </w:rPr>
         <w:t xml:space="preserve">Nous formalisons cette machine à états avec </w:t>
       </w:r>
+      <w:proofErr w:type="spellStart"/>
       <w:r>
         <w:rPr>
           <w:rFonts w:cs="Arial"/>
@@ -5089,13 +5924,32 @@
         </w:rPr>
         <w:t>XState</w:t>
       </w:r>
-      <w:r>
-        <w:rPr>
-          <w:rFonts w:cs="Arial"/>
-          <w:szCs w:val="24"/>
-          <w:lang w:val="fr-TG"/>
-        </w:rPr>
-        <w:t xml:space="preserve"> : les états, les événements de transition et les gardes (conditions) sont définis dans une machine dédiée (ticketStatusMachine), utilisée côté backend pour valider chaque changement de statut avant écriture en base, et réutilisable côté frontend (Next.js) pour piloter l'affichage des actions disponibles selon l'état courant du ticket.</w:t>
+      <w:proofErr w:type="spellEnd"/>
+      <w:r>
+        <w:rPr>
+          <w:rFonts w:cs="Arial"/>
+          <w:szCs w:val="24"/>
+          <w:lang w:val="fr-TG"/>
+        </w:rPr>
+        <w:t xml:space="preserve"> : les états, les événements de transition et les gardes (conditions) sont définis dans une machine dédiée (</w:t>
+      </w:r>
+      <w:proofErr w:type="spellStart"/>
+      <w:r>
+        <w:rPr>
+          <w:rFonts w:cs="Arial"/>
+          <w:szCs w:val="24"/>
+          <w:lang w:val="fr-TG"/>
+        </w:rPr>
+        <w:t>ticketStatusMachine</w:t>
+      </w:r>
+      <w:proofErr w:type="spellEnd"/>
+      <w:r>
+        <w:rPr>
+          <w:rFonts w:cs="Arial"/>
+          <w:szCs w:val="24"/>
+          <w:lang w:val="fr-TG"/>
+        </w:rPr>
+        <w:t>), utilisée côté backend pour valider chaque changement de statut avant écriture en base, et réutilisable côté frontend (Next.js) pour piloter l'affichage des actions disponibles selon l'état courant du ticket.</w:t>
       </w:r>
     </w:p>
     <w:p>
@@ -5153,6 +6007,7 @@
         </w:rPr>
         <w:t xml:space="preserve">Notifications déclenchées par les </w:t>
       </w:r>
+      <w:proofErr w:type="spellStart"/>
       <w:r>
         <w:rPr>
           <w:rFonts w:cs="Arial"/>
@@ -5161,15 +6016,44 @@
           <w:szCs w:val="24"/>
           <w:lang w:val="fr-TG"/>
         </w:rPr>
-        <w:t>hooks du cycle de vie</w:t>
-      </w:r>
-      <w:r>
-        <w:rPr>
-          <w:rFonts w:cs="Arial"/>
-          <w:szCs w:val="24"/>
-          <w:lang w:val="fr-TG"/>
-        </w:rPr>
-        <w:t xml:space="preserve"> des entités (intercepteurs NestJS ou événements internes via @nestjs/event-emitter) plutôt que par polling.</w:t>
+        <w:t>hooks</w:t>
+      </w:r>
+      <w:proofErr w:type="spellEnd"/>
+      <w:r>
+        <w:rPr>
+          <w:rFonts w:cs="Arial"/>
+          <w:b/>
+          <w:bCs/>
+          <w:szCs w:val="24"/>
+          <w:lang w:val="fr-TG"/>
+        </w:rPr>
+        <w:t xml:space="preserve"> du cycle de vie</w:t>
+      </w:r>
+      <w:r>
+        <w:rPr>
+          <w:rFonts w:cs="Arial"/>
+          <w:szCs w:val="24"/>
+          <w:lang w:val="fr-TG"/>
+        </w:rPr>
+        <w:t xml:space="preserve"> des entités (intercepteurs </w:t>
+      </w:r>
+      <w:proofErr w:type="spellStart"/>
+      <w:r>
+        <w:rPr>
+          <w:rFonts w:cs="Arial"/>
+          <w:szCs w:val="24"/>
+          <w:lang w:val="fr-TG"/>
+        </w:rPr>
+        <w:t>NestJS</w:t>
+      </w:r>
+      <w:proofErr w:type="spellEnd"/>
+      <w:r>
+        <w:rPr>
+          <w:rFonts w:cs="Arial"/>
+          <w:szCs w:val="24"/>
+          <w:lang w:val="fr-TG"/>
+        </w:rPr>
+        <w:t xml:space="preserve"> ou événements internes via @nestjs/event-emitter) plutôt que par polling.</w:t>
       </w:r>
     </w:p>
     <w:p>
@@ -5192,6 +6076,7 @@
         </w:rPr>
         <w:t xml:space="preserve">Traitement asynchrone via </w:t>
       </w:r>
+      <w:proofErr w:type="spellStart"/>
       <w:r>
         <w:rPr>
           <w:rFonts w:cs="Arial"/>
@@ -5202,13 +6087,32 @@
         </w:rPr>
         <w:t>BullMQ</w:t>
       </w:r>
-      <w:r>
-        <w:rPr>
-          <w:rFonts w:cs="Arial"/>
-          <w:szCs w:val="24"/>
-          <w:lang w:val="fr-TG"/>
-        </w:rPr>
-        <w:t xml:space="preserve"> (file d'attente basée sur Redis), équivalent JavaScript de Celery, pour l'envoi d'emails sans bloquer la requête HTTP.</w:t>
+      <w:proofErr w:type="spellEnd"/>
+      <w:r>
+        <w:rPr>
+          <w:rFonts w:cs="Arial"/>
+          <w:szCs w:val="24"/>
+          <w:lang w:val="fr-TG"/>
+        </w:rPr>
+        <w:t xml:space="preserve"> (file d'attente basée sur Redis), équivalent JavaScript de </w:t>
+      </w:r>
+      <w:proofErr w:type="spellStart"/>
+      <w:r>
+        <w:rPr>
+          <w:rFonts w:cs="Arial"/>
+          <w:szCs w:val="24"/>
+          <w:lang w:val="fr-TG"/>
+        </w:rPr>
+        <w:t>Celery</w:t>
+      </w:r>
+      <w:proofErr w:type="spellEnd"/>
+      <w:r>
+        <w:rPr>
+          <w:rFonts w:cs="Arial"/>
+          <w:szCs w:val="24"/>
+          <w:lang w:val="fr-TG"/>
+        </w:rPr>
+        <w:t>, pour l'envoi d'emails sans bloquer la requête HTTP.</w:t>
       </w:r>
     </w:p>
     <w:p>
@@ -5231,6 +6135,7 @@
         </w:rPr>
         <w:t xml:space="preserve">Envoi d'emails via </w:t>
       </w:r>
+      <w:proofErr w:type="spellStart"/>
       <w:r>
         <w:rPr>
           <w:rFonts w:cs="Arial"/>
@@ -5241,6 +6146,7 @@
         </w:rPr>
         <w:t>Nodemailer</w:t>
       </w:r>
+      <w:proofErr w:type="spellEnd"/>
       <w:r>
         <w:rPr>
           <w:rFonts w:cs="Arial"/>
@@ -5268,7 +6174,25 @@
           <w:szCs w:val="24"/>
           <w:lang w:val="fr-TG"/>
         </w:rPr>
-        <w:t>Canaux : notification in-app (table notifications + badge non lu, rafraîchie en polling ou via WebSocket avec @nestjs/websockets) et email.</w:t>
+        <w:t xml:space="preserve">Canaux : notification in-app (table notifications + badge non lu, rafraîchie en polling ou via </w:t>
+      </w:r>
+      <w:proofErr w:type="spellStart"/>
+      <w:r>
+        <w:rPr>
+          <w:rFonts w:cs="Arial"/>
+          <w:szCs w:val="24"/>
+          <w:lang w:val="fr-TG"/>
+        </w:rPr>
+        <w:t>WebSocket</w:t>
+      </w:r>
+      <w:proofErr w:type="spellEnd"/>
+      <w:r>
+        <w:rPr>
+          <w:rFonts w:cs="Arial"/>
+          <w:szCs w:val="24"/>
+          <w:lang w:val="fr-TG"/>
+        </w:rPr>
+        <w:t xml:space="preserve"> avec @nestjs/websockets) et email.</w:t>
       </w:r>
     </w:p>
     <w:p>
@@ -5303,8 +6227,16 @@
         <w:rPr>
           <w:lang w:val="fr-TG"/>
         </w:rPr>
-        <w:t>4.6 Statistiques et dashboard</w:t>
-      </w:r>
+        <w:t xml:space="preserve">4.6 Statistiques et </w:t>
+      </w:r>
+      <w:proofErr w:type="spellStart"/>
+      <w:r>
+        <w:rPr>
+          <w:lang w:val="fr-TG"/>
+        </w:rPr>
+        <w:t>dashboard</w:t>
+      </w:r>
+      <w:proofErr w:type="spellEnd"/>
     </w:p>
     <w:p>
       <w:pPr>
@@ -5409,7 +6341,115 @@
           <w:szCs w:val="24"/>
           <w:lang w:val="fr-TG"/>
         </w:rPr>
-        <w:t>Graphiques générés côté Next.js (Recharts ou Chart.js) à partir d'endpoints d'agrégation NestJS (requêtes Prisma avec groupBy et aggregate, ou requêtes SQL brutes via $queryRaw si nécessaire).</w:t>
+        <w:t>Graphiques générés côté Next.js (</w:t>
+      </w:r>
+      <w:proofErr w:type="spellStart"/>
+      <w:r>
+        <w:rPr>
+          <w:rFonts w:cs="Arial"/>
+          <w:szCs w:val="24"/>
+          <w:lang w:val="fr-TG"/>
+        </w:rPr>
+        <w:t>Recharts</w:t>
+      </w:r>
+      <w:proofErr w:type="spellEnd"/>
+      <w:r>
+        <w:rPr>
+          <w:rFonts w:cs="Arial"/>
+          <w:szCs w:val="24"/>
+          <w:lang w:val="fr-TG"/>
+        </w:rPr>
+        <w:t xml:space="preserve"> ou Chart.js) à partir d'</w:t>
+      </w:r>
+      <w:proofErr w:type="spellStart"/>
+      <w:r>
+        <w:rPr>
+          <w:rFonts w:cs="Arial"/>
+          <w:szCs w:val="24"/>
+          <w:lang w:val="fr-TG"/>
+        </w:rPr>
+        <w:t>endpoints</w:t>
+      </w:r>
+      <w:proofErr w:type="spellEnd"/>
+      <w:r>
+        <w:rPr>
+          <w:rFonts w:cs="Arial"/>
+          <w:szCs w:val="24"/>
+          <w:lang w:val="fr-TG"/>
+        </w:rPr>
+        <w:t xml:space="preserve"> d'agrégation </w:t>
+      </w:r>
+      <w:proofErr w:type="spellStart"/>
+      <w:r>
+        <w:rPr>
+          <w:rFonts w:cs="Arial"/>
+          <w:szCs w:val="24"/>
+          <w:lang w:val="fr-TG"/>
+        </w:rPr>
+        <w:t>NestJS</w:t>
+      </w:r>
+      <w:proofErr w:type="spellEnd"/>
+      <w:r>
+        <w:rPr>
+          <w:rFonts w:cs="Arial"/>
+          <w:szCs w:val="24"/>
+          <w:lang w:val="fr-TG"/>
+        </w:rPr>
+        <w:t xml:space="preserve"> (requêtes Prisma avec </w:t>
+      </w:r>
+      <w:proofErr w:type="spellStart"/>
+      <w:r>
+        <w:rPr>
+          <w:rFonts w:cs="Arial"/>
+          <w:szCs w:val="24"/>
+          <w:lang w:val="fr-TG"/>
+        </w:rPr>
+        <w:t>groupBy</w:t>
+      </w:r>
+      <w:proofErr w:type="spellEnd"/>
+      <w:r>
+        <w:rPr>
+          <w:rFonts w:cs="Arial"/>
+          <w:szCs w:val="24"/>
+          <w:lang w:val="fr-TG"/>
+        </w:rPr>
+        <w:t xml:space="preserve"> et </w:t>
+      </w:r>
+      <w:proofErr w:type="spellStart"/>
+      <w:r>
+        <w:rPr>
+          <w:rFonts w:cs="Arial"/>
+          <w:szCs w:val="24"/>
+          <w:lang w:val="fr-TG"/>
+        </w:rPr>
+        <w:t>aggregate</w:t>
+      </w:r>
+      <w:proofErr w:type="spellEnd"/>
+      <w:r>
+        <w:rPr>
+          <w:rFonts w:cs="Arial"/>
+          <w:szCs w:val="24"/>
+          <w:lang w:val="fr-TG"/>
+        </w:rPr>
+        <w:t>, ou requêtes SQL brutes via $</w:t>
+      </w:r>
+      <w:proofErr w:type="spellStart"/>
+      <w:r>
+        <w:rPr>
+          <w:rFonts w:cs="Arial"/>
+          <w:szCs w:val="24"/>
+          <w:lang w:val="fr-TG"/>
+        </w:rPr>
+        <w:t>queryRaw</w:t>
+      </w:r>
+      <w:proofErr w:type="spellEnd"/>
+      <w:r>
+        <w:rPr>
+          <w:rFonts w:cs="Arial"/>
+          <w:szCs w:val="24"/>
+          <w:lang w:val="fr-TG"/>
+        </w:rPr>
+        <w:t xml:space="preserve"> si nécessaire).</w:t>
       </w:r>
     </w:p>
     <w:p>
@@ -5430,7 +6470,79 @@
           <w:szCs w:val="24"/>
           <w:lang w:val="fr-TG"/>
         </w:rPr>
-        <w:t>Export des statistiques en CSV (librairie json2csv ou csv-writer) et PDF (librairie Puppeteer en mode headless, ou pdfkit).</w:t>
+        <w:t>Export des statistiques en CSV (librairie json2csv ou csv-</w:t>
+      </w:r>
+      <w:proofErr w:type="spellStart"/>
+      <w:r>
+        <w:rPr>
+          <w:rFonts w:cs="Arial"/>
+          <w:szCs w:val="24"/>
+          <w:lang w:val="fr-TG"/>
+        </w:rPr>
+        <w:t>writer</w:t>
+      </w:r>
+      <w:proofErr w:type="spellEnd"/>
+      <w:r>
+        <w:rPr>
+          <w:rFonts w:cs="Arial"/>
+          <w:szCs w:val="24"/>
+          <w:lang w:val="fr-TG"/>
+        </w:rPr>
+        <w:t xml:space="preserve">) et PDF (librairie </w:t>
+      </w:r>
+      <w:proofErr w:type="spellStart"/>
+      <w:r>
+        <w:rPr>
+          <w:rFonts w:cs="Arial"/>
+          <w:szCs w:val="24"/>
+          <w:lang w:val="fr-TG"/>
+        </w:rPr>
+        <w:t>Puppeteer</w:t>
+      </w:r>
+      <w:proofErr w:type="spellEnd"/>
+      <w:r>
+        <w:rPr>
+          <w:rFonts w:cs="Arial"/>
+          <w:szCs w:val="24"/>
+          <w:lang w:val="fr-TG"/>
+        </w:rPr>
+        <w:t xml:space="preserve"> en mode </w:t>
+      </w:r>
+      <w:proofErr w:type="spellStart"/>
+      <w:r>
+        <w:rPr>
+          <w:rFonts w:cs="Arial"/>
+          <w:szCs w:val="24"/>
+          <w:lang w:val="fr-TG"/>
+        </w:rPr>
+        <w:t>headless</w:t>
+      </w:r>
+      <w:proofErr w:type="spellEnd"/>
+      <w:r>
+        <w:rPr>
+          <w:rFonts w:cs="Arial"/>
+          <w:szCs w:val="24"/>
+          <w:lang w:val="fr-TG"/>
+        </w:rPr>
+        <w:t xml:space="preserve">, ou </w:t>
+      </w:r>
+      <w:proofErr w:type="spellStart"/>
+      <w:r>
+        <w:rPr>
+          <w:rFonts w:cs="Arial"/>
+          <w:szCs w:val="24"/>
+          <w:lang w:val="fr-TG"/>
+        </w:rPr>
+        <w:t>pdfkit</w:t>
+      </w:r>
+      <w:proofErr w:type="spellEnd"/>
+      <w:r>
+        <w:rPr>
+          <w:rFonts w:cs="Arial"/>
+          <w:szCs w:val="24"/>
+          <w:lang w:val="fr-TG"/>
+        </w:rPr>
+        <w:t>).</w:t>
       </w:r>
     </w:p>
     <w:p>
@@ -5449,16 +6561,16 @@
           <w:lang w:val="fr-TG"/>
         </w:rPr>
       </w:pPr>
-      <w:bookmarkStart w:id="19" w:name="_Toc236041399"/>
-      <w:bookmarkStart w:id="20" w:name="_Toc236041413"/>
+      <w:bookmarkStart w:id="18" w:name="_Toc236041399"/>
+      <w:bookmarkStart w:id="19" w:name="_Toc236041413"/>
       <w:r>
         <w:rPr>
           <w:lang w:val="fr-TG"/>
         </w:rPr>
         <w:t>5. Exigences techniques</w:t>
       </w:r>
+      <w:bookmarkEnd w:id="18"/>
       <w:bookmarkEnd w:id="19"/>
-      <w:bookmarkEnd w:id="20"/>
     </w:p>
     <w:tbl>
       <w:tblPr>
@@ -5467,9 +6579,9 @@
         <w:tblLook w:val="04A0" w:firstRow="1" w:lastRow="0" w:firstColumn="1" w:lastColumn="0" w:noHBand="0" w:noVBand="1"/>
       </w:tblPr>
       <w:tblGrid>
-        <w:gridCol w:w="2111"/>
-        <w:gridCol w:w="2265"/>
-        <w:gridCol w:w="4684"/>
+        <w:gridCol w:w="2110"/>
+        <w:gridCol w:w="2284"/>
+        <w:gridCol w:w="4666"/>
       </w:tblGrid>
       <w:tr>
         <w:tc>
@@ -5593,13 +6705,23 @@
                 <w:lang w:val="fr-TG"/>
               </w:rPr>
             </w:pPr>
-            <w:r>
-              <w:rPr>
-                <w:rFonts w:cs="Arial"/>
-                <w:szCs w:val="24"/>
-                <w:lang w:val="fr-TG"/>
-              </w:rPr>
-              <w:t>NestJS 1</w:t>
+            <w:proofErr w:type="spellStart"/>
+            <w:r>
+              <w:rPr>
+                <w:rFonts w:cs="Arial"/>
+                <w:szCs w:val="24"/>
+                <w:lang w:val="fr-TG"/>
+              </w:rPr>
+              <w:t>NestJS</w:t>
+            </w:r>
+            <w:proofErr w:type="spellEnd"/>
+            <w:r>
+              <w:rPr>
+                <w:rFonts w:cs="Arial"/>
+                <w:szCs w:val="24"/>
+                <w:lang w:val="fr-TG"/>
+              </w:rPr>
+              <w:t xml:space="preserve"> 1</w:t>
             </w:r>
             <w:r>
               <w:rPr>
@@ -5631,30 +6753,84 @@
                 <w:szCs w:val="24"/>
                 <w:lang w:val="fr-TG"/>
               </w:rPr>
-              <w:t xml:space="preserve"> (Node.js, TypeScript)</w:t>
-            </w:r>
-          </w:p>
-        </w:tc>
-        <w:tc>
-          <w:tcPr>
-            <w:tcW w:w="0" w:type="auto"/>
-            <w:hideMark/>
-          </w:tcPr>
-          <w:p>
-            <w:pPr>
-              <w:rPr>
-                <w:rFonts w:cs="Arial"/>
-                <w:szCs w:val="24"/>
-                <w:lang w:val="fr-TG"/>
-              </w:rPr>
-            </w:pPr>
-            <w:r>
-              <w:rPr>
-                <w:rFonts w:cs="Arial"/>
-                <w:szCs w:val="24"/>
-                <w:lang w:val="fr-TG"/>
-              </w:rPr>
-              <w:t>Architecture modulaire proche de Django/DRF (modules, contrôleurs, services, guards), typage fort avec TypeScript, écosystème mature pour les API REST</w:t>
+              <w:t xml:space="preserve"> (Node.js, </w:t>
+            </w:r>
+            <w:proofErr w:type="spellStart"/>
+            <w:r>
+              <w:rPr>
+                <w:rFonts w:cs="Arial"/>
+                <w:szCs w:val="24"/>
+                <w:lang w:val="fr-TG"/>
+              </w:rPr>
+              <w:t>TypeScript</w:t>
+            </w:r>
+            <w:proofErr w:type="spellEnd"/>
+            <w:r>
+              <w:rPr>
+                <w:rFonts w:cs="Arial"/>
+                <w:szCs w:val="24"/>
+                <w:lang w:val="fr-TG"/>
+              </w:rPr>
+              <w:t>)</w:t>
+            </w:r>
+          </w:p>
+        </w:tc>
+        <w:tc>
+          <w:tcPr>
+            <w:tcW w:w="0" w:type="auto"/>
+            <w:hideMark/>
+          </w:tcPr>
+          <w:p>
+            <w:pPr>
+              <w:rPr>
+                <w:rFonts w:cs="Arial"/>
+                <w:szCs w:val="24"/>
+                <w:lang w:val="fr-TG"/>
+              </w:rPr>
+            </w:pPr>
+            <w:r>
+              <w:rPr>
+                <w:rFonts w:cs="Arial"/>
+                <w:szCs w:val="24"/>
+                <w:lang w:val="fr-TG"/>
+              </w:rPr>
+              <w:t xml:space="preserve">Architecture modulaire proche de Django/DRF (modules, contrôleurs, services, </w:t>
+            </w:r>
+            <w:proofErr w:type="spellStart"/>
+            <w:r>
+              <w:rPr>
+                <w:rFonts w:cs="Arial"/>
+                <w:szCs w:val="24"/>
+                <w:lang w:val="fr-TG"/>
+              </w:rPr>
+              <w:t>guards</w:t>
+            </w:r>
+            <w:proofErr w:type="spellEnd"/>
+            <w:r>
+              <w:rPr>
+                <w:rFonts w:cs="Arial"/>
+                <w:szCs w:val="24"/>
+                <w:lang w:val="fr-TG"/>
+              </w:rPr>
+              <w:t xml:space="preserve">), typage fort avec </w:t>
+            </w:r>
+            <w:proofErr w:type="spellStart"/>
+            <w:r>
+              <w:rPr>
+                <w:rFonts w:cs="Arial"/>
+                <w:szCs w:val="24"/>
+                <w:lang w:val="fr-TG"/>
+              </w:rPr>
+              <w:t>TypeScript</w:t>
+            </w:r>
+            <w:proofErr w:type="spellEnd"/>
+            <w:r>
+              <w:rPr>
+                <w:rFonts w:cs="Arial"/>
+                <w:szCs w:val="24"/>
+                <w:lang w:val="fr-TG"/>
+              </w:rPr>
+              <w:t>, écosystème mature pour les API REST</w:t>
             </w:r>
           </w:p>
         </w:tc>
@@ -5698,6 +6874,8 @@
                 <w:lang w:val="fr-TG"/>
               </w:rPr>
             </w:pPr>
+            <w:proofErr w:type="spellStart"/>
+            <w:proofErr w:type="gramStart"/>
             <w:r>
               <w:rPr>
                 <w:rFonts w:cs="Arial"/>
@@ -5706,6 +6884,7 @@
               </w:rPr>
               <w:t>XState</w:t>
             </w:r>
+            <w:proofErr w:type="spellEnd"/>
             <w:r>
               <w:rPr>
                 <w:rFonts w:cs="Arial"/>
@@ -5714,6 +6893,17 @@
               </w:rPr>
               <w:t>(</w:t>
             </w:r>
+            <w:proofErr w:type="spellStart"/>
+            <w:proofErr w:type="gramEnd"/>
+            <w:r>
+              <w:rPr>
+                <w:rFonts w:cs="Arial"/>
+                <w:szCs w:val="24"/>
+                <w:lang w:val="fr-TG"/>
+              </w:rPr>
+              <w:t>UseSTate</w:t>
+            </w:r>
+            <w:proofErr w:type="spellEnd"/>
           </w:p>
         </w:tc>
         <w:tc>
@@ -5779,13 +6969,23 @@
                 <w:lang w:val="fr-TG"/>
               </w:rPr>
             </w:pPr>
-            <w:r>
-              <w:rPr>
-                <w:rFonts w:cs="Arial"/>
-                <w:szCs w:val="24"/>
-                <w:lang w:val="fr-TG"/>
-              </w:rPr>
-              <w:t>TypeORM (V 1.X.X)</w:t>
+            <w:proofErr w:type="spellStart"/>
+            <w:r>
+              <w:rPr>
+                <w:rFonts w:cs="Arial"/>
+                <w:szCs w:val="24"/>
+                <w:lang w:val="fr-TG"/>
+              </w:rPr>
+              <w:t>TypeORM</w:t>
+            </w:r>
+            <w:proofErr w:type="spellEnd"/>
+            <w:r>
+              <w:rPr>
+                <w:rFonts w:cs="Arial"/>
+                <w:szCs w:val="24"/>
+                <w:lang w:val="fr-TG"/>
+              </w:rPr>
+              <w:t xml:space="preserve"> (V 1.X.X)</w:t>
             </w:r>
           </w:p>
         </w:tc>
@@ -5885,30 +7085,84 @@
                 <w:szCs w:val="24"/>
                 <w:lang w:val="fr-TG"/>
               </w:rPr>
-              <w:t xml:space="preserve"> (React)</w:t>
-            </w:r>
-          </w:p>
-        </w:tc>
-        <w:tc>
-          <w:tcPr>
-            <w:tcW w:w="0" w:type="auto"/>
-            <w:hideMark/>
-          </w:tcPr>
-          <w:p>
-            <w:pPr>
-              <w:rPr>
-                <w:rFonts w:cs="Arial"/>
-                <w:szCs w:val="24"/>
-                <w:lang w:val="fr-TG"/>
-              </w:rPr>
-            </w:pPr>
-            <w:r>
-              <w:rPr>
-                <w:rFonts w:cs="Arial"/>
-                <w:szCs w:val="24"/>
-                <w:lang w:val="fr-TG"/>
-              </w:rPr>
-              <w:t>Structure par fichiers (App Router), rendu hybride possible (SSR/CSR selon les pages), écosystème React complet ; alternative possible : React + Vite en SPA pure si l'on ne souhaite pas de rendu serveur</w:t>
+              <w:t xml:space="preserve"> (</w:t>
+            </w:r>
+            <w:proofErr w:type="spellStart"/>
+            <w:r>
+              <w:rPr>
+                <w:rFonts w:cs="Arial"/>
+                <w:szCs w:val="24"/>
+                <w:lang w:val="fr-TG"/>
+              </w:rPr>
+              <w:t>React</w:t>
+            </w:r>
+            <w:proofErr w:type="spellEnd"/>
+            <w:r>
+              <w:rPr>
+                <w:rFonts w:cs="Arial"/>
+                <w:szCs w:val="24"/>
+                <w:lang w:val="fr-TG"/>
+              </w:rPr>
+              <w:t>)</w:t>
+            </w:r>
+          </w:p>
+        </w:tc>
+        <w:tc>
+          <w:tcPr>
+            <w:tcW w:w="0" w:type="auto"/>
+            <w:hideMark/>
+          </w:tcPr>
+          <w:p>
+            <w:pPr>
+              <w:rPr>
+                <w:rFonts w:cs="Arial"/>
+                <w:szCs w:val="24"/>
+                <w:lang w:val="fr-TG"/>
+              </w:rPr>
+            </w:pPr>
+            <w:r>
+              <w:rPr>
+                <w:rFonts w:cs="Arial"/>
+                <w:szCs w:val="24"/>
+                <w:lang w:val="fr-TG"/>
+              </w:rPr>
+              <w:t xml:space="preserve">Structure par fichiers (App Router), rendu hybride possible (SSR/CSR selon les pages), écosystème </w:t>
+            </w:r>
+            <w:proofErr w:type="spellStart"/>
+            <w:r>
+              <w:rPr>
+                <w:rFonts w:cs="Arial"/>
+                <w:szCs w:val="24"/>
+                <w:lang w:val="fr-TG"/>
+              </w:rPr>
+              <w:t>React</w:t>
+            </w:r>
+            <w:proofErr w:type="spellEnd"/>
+            <w:r>
+              <w:rPr>
+                <w:rFonts w:cs="Arial"/>
+                <w:szCs w:val="24"/>
+                <w:lang w:val="fr-TG"/>
+              </w:rPr>
+              <w:t xml:space="preserve"> complet ; alternative possible : </w:t>
+            </w:r>
+            <w:proofErr w:type="spellStart"/>
+            <w:r>
+              <w:rPr>
+                <w:rFonts w:cs="Arial"/>
+                <w:szCs w:val="24"/>
+                <w:lang w:val="fr-TG"/>
+              </w:rPr>
+              <w:t>React</w:t>
+            </w:r>
+            <w:proofErr w:type="spellEnd"/>
+            <w:r>
+              <w:rPr>
+                <w:rFonts w:cs="Arial"/>
+                <w:szCs w:val="24"/>
+                <w:lang w:val="fr-TG"/>
+              </w:rPr>
+              <w:t xml:space="preserve"> + Vite en SPA pure si l'on ne souhaite pas de rendu serveur</w:t>
             </w:r>
           </w:p>
         </w:tc>
@@ -5952,36 +7206,92 @@
                 <w:lang w:val="fr-TG"/>
               </w:rPr>
             </w:pPr>
-            <w:r>
-              <w:rPr>
-                <w:rFonts w:cs="Arial"/>
-                <w:szCs w:val="24"/>
-                <w:lang w:val="fr-TG"/>
-              </w:rPr>
-              <w:t>Tailwind CSS</w:t>
-            </w:r>
-          </w:p>
-        </w:tc>
-        <w:tc>
-          <w:tcPr>
-            <w:tcW w:w="0" w:type="auto"/>
-            <w:hideMark/>
-          </w:tcPr>
-          <w:p>
-            <w:pPr>
-              <w:rPr>
-                <w:rFonts w:cs="Arial"/>
-                <w:szCs w:val="24"/>
-                <w:lang w:val="fr-TG"/>
-              </w:rPr>
-            </w:pPr>
-            <w:r>
-              <w:rPr>
-                <w:rFonts w:cs="Arial"/>
-                <w:szCs w:val="24"/>
-                <w:lang w:val="fr-TG"/>
-              </w:rPr>
-              <w:t>Développement rapide d'une interface cohérente, responsive par défaut via les classes utilitaires (sm:, md:, lg:)</w:t>
+            <w:proofErr w:type="spellStart"/>
+            <w:r>
+              <w:rPr>
+                <w:rFonts w:cs="Arial"/>
+                <w:szCs w:val="24"/>
+                <w:lang w:val="fr-TG"/>
+              </w:rPr>
+              <w:t>Tailwind</w:t>
+            </w:r>
+            <w:proofErr w:type="spellEnd"/>
+            <w:r>
+              <w:rPr>
+                <w:rFonts w:cs="Arial"/>
+                <w:szCs w:val="24"/>
+                <w:lang w:val="fr-TG"/>
+              </w:rPr>
+              <w:t xml:space="preserve"> CSS</w:t>
+            </w:r>
+          </w:p>
+        </w:tc>
+        <w:tc>
+          <w:tcPr>
+            <w:tcW w:w="0" w:type="auto"/>
+            <w:hideMark/>
+          </w:tcPr>
+          <w:p>
+            <w:pPr>
+              <w:rPr>
+                <w:rFonts w:cs="Arial"/>
+                <w:szCs w:val="24"/>
+                <w:lang w:val="fr-TG"/>
+              </w:rPr>
+            </w:pPr>
+            <w:r>
+              <w:rPr>
+                <w:rFonts w:cs="Arial"/>
+                <w:szCs w:val="24"/>
+                <w:lang w:val="fr-TG"/>
+              </w:rPr>
+              <w:t>Développement rapide d'une interface cohérente, responsive par défaut via les classes utilitaires (</w:t>
+            </w:r>
+            <w:proofErr w:type="spellStart"/>
+            <w:proofErr w:type="gramStart"/>
+            <w:r>
+              <w:rPr>
+                <w:rFonts w:cs="Arial"/>
+                <w:szCs w:val="24"/>
+                <w:lang w:val="fr-TG"/>
+              </w:rPr>
+              <w:t>sm</w:t>
+            </w:r>
+            <w:proofErr w:type="spellEnd"/>
+            <w:r>
+              <w:rPr>
+                <w:rFonts w:cs="Arial"/>
+                <w:szCs w:val="24"/>
+                <w:lang w:val="fr-TG"/>
+              </w:rPr>
+              <w:t>:,</w:t>
+            </w:r>
+            <w:proofErr w:type="gramEnd"/>
+            <w:r>
+              <w:rPr>
+                <w:rFonts w:cs="Arial"/>
+                <w:szCs w:val="24"/>
+                <w:lang w:val="fr-TG"/>
+              </w:rPr>
+              <w:t xml:space="preserve"> </w:t>
+            </w:r>
+            <w:proofErr w:type="gramStart"/>
+            <w:r>
+              <w:rPr>
+                <w:rFonts w:cs="Arial"/>
+                <w:szCs w:val="24"/>
+                <w:lang w:val="fr-TG"/>
+              </w:rPr>
+              <w:t>md:,</w:t>
+            </w:r>
+            <w:proofErr w:type="gramEnd"/>
+            <w:r>
+              <w:rPr>
+                <w:rFonts w:cs="Arial"/>
+                <w:szCs w:val="24"/>
+                <w:lang w:val="fr-TG"/>
+              </w:rPr>
+              <w:t xml:space="preserve"> lg:)</w:t>
             </w:r>
           </w:p>
         </w:tc>
@@ -6086,7 +7396,25 @@
                 <w:szCs w:val="24"/>
                 <w:lang w:val="fr-TG"/>
               </w:rPr>
-              <w:t>SGBD relationnel robuste, excellent support des contraintes et des types avancés (JSONB, enums natifs pour les statuts de ticket), bien intégré avec Prisma</w:t>
+              <w:t xml:space="preserve">SGBD relationnel robuste, excellent support des contraintes et des types avancés (JSONB, </w:t>
+            </w:r>
+            <w:proofErr w:type="spellStart"/>
+            <w:r>
+              <w:rPr>
+                <w:rFonts w:cs="Arial"/>
+                <w:szCs w:val="24"/>
+                <w:lang w:val="fr-TG"/>
+              </w:rPr>
+              <w:t>enums</w:t>
+            </w:r>
+            <w:proofErr w:type="spellEnd"/>
+            <w:r>
+              <w:rPr>
+                <w:rFonts w:cs="Arial"/>
+                <w:szCs w:val="24"/>
+                <w:lang w:val="fr-TG"/>
+              </w:rPr>
+              <w:t xml:space="preserve"> natifs pour les statuts de ticket), bien intégré avec Prisma</w:t>
             </w:r>
           </w:p>
         </w:tc>
@@ -6136,30 +7464,58 @@
                 <w:szCs w:val="24"/>
                 <w:lang w:val="fr-TG"/>
               </w:rPr>
-              <w:t>JWT (@nestjs/jwt + passport-jwt)</w:t>
-            </w:r>
-          </w:p>
-        </w:tc>
-        <w:tc>
-          <w:tcPr>
-            <w:tcW w:w="0" w:type="auto"/>
-            <w:hideMark/>
-          </w:tcPr>
-          <w:p>
-            <w:pPr>
-              <w:rPr>
-                <w:rFonts w:cs="Arial"/>
-                <w:szCs w:val="24"/>
-                <w:lang w:val="fr-TG"/>
-              </w:rPr>
-            </w:pPr>
-            <w:r>
-              <w:rPr>
-                <w:rFonts w:cs="Arial"/>
-                <w:szCs w:val="24"/>
-                <w:lang w:val="fr-TG"/>
-              </w:rPr>
-              <w:t>Stateless, adapté à une API consommée par un frontend séparé et potentiellement une future application mobile</w:t>
+              <w:t xml:space="preserve">JWT (@nestjs/jwt + </w:t>
+            </w:r>
+            <w:proofErr w:type="spellStart"/>
+            <w:r>
+              <w:rPr>
+                <w:rFonts w:cs="Arial"/>
+                <w:szCs w:val="24"/>
+                <w:lang w:val="fr-TG"/>
+              </w:rPr>
+              <w:t>passport-jwt</w:t>
+            </w:r>
+            <w:proofErr w:type="spellEnd"/>
+            <w:r>
+              <w:rPr>
+                <w:rFonts w:cs="Arial"/>
+                <w:szCs w:val="24"/>
+                <w:lang w:val="fr-TG"/>
+              </w:rPr>
+              <w:t>)</w:t>
+            </w:r>
+          </w:p>
+        </w:tc>
+        <w:tc>
+          <w:tcPr>
+            <w:tcW w:w="0" w:type="auto"/>
+            <w:hideMark/>
+          </w:tcPr>
+          <w:p>
+            <w:pPr>
+              <w:rPr>
+                <w:rFonts w:cs="Arial"/>
+                <w:szCs w:val="24"/>
+                <w:lang w:val="fr-TG"/>
+              </w:rPr>
+            </w:pPr>
+            <w:proofErr w:type="spellStart"/>
+            <w:r>
+              <w:rPr>
+                <w:rFonts w:cs="Arial"/>
+                <w:szCs w:val="24"/>
+                <w:lang w:val="fr-TG"/>
+              </w:rPr>
+              <w:t>Stateless</w:t>
+            </w:r>
+            <w:proofErr w:type="spellEnd"/>
+            <w:r>
+              <w:rPr>
+                <w:rFonts w:cs="Arial"/>
+                <w:szCs w:val="24"/>
+                <w:lang w:val="fr-TG"/>
+              </w:rPr>
+              <w:t>, adapté à une API consommée par un frontend séparé et potentiellement une future application mobile</w:t>
             </w:r>
           </w:p>
         </w:tc>
@@ -6203,36 +7559,64 @@
                 <w:lang w:val="fr-TG"/>
               </w:rPr>
             </w:pPr>
-            <w:r>
-              <w:rPr>
-                <w:rFonts w:cs="Arial"/>
-                <w:szCs w:val="24"/>
-                <w:lang w:val="fr-TG"/>
-              </w:rPr>
-              <w:t>BullMQ + Redis</w:t>
-            </w:r>
-          </w:p>
-        </w:tc>
-        <w:tc>
-          <w:tcPr>
-            <w:tcW w:w="0" w:type="auto"/>
-            <w:hideMark/>
-          </w:tcPr>
-          <w:p>
-            <w:pPr>
-              <w:rPr>
-                <w:rFonts w:cs="Arial"/>
-                <w:szCs w:val="24"/>
-                <w:lang w:val="fr-TG"/>
-              </w:rPr>
-            </w:pPr>
-            <w:r>
-              <w:rPr>
-                <w:rFonts w:cs="Arial"/>
-                <w:szCs w:val="24"/>
-                <w:lang w:val="fr-TG"/>
-              </w:rPr>
-              <w:t>Envoi de notifications/emails sans bloquer le thread de requête HTTP (équivalent JS de Celery + Redis)</w:t>
+            <w:proofErr w:type="spellStart"/>
+            <w:r>
+              <w:rPr>
+                <w:rFonts w:cs="Arial"/>
+                <w:szCs w:val="24"/>
+                <w:lang w:val="fr-TG"/>
+              </w:rPr>
+              <w:t>BullMQ</w:t>
+            </w:r>
+            <w:proofErr w:type="spellEnd"/>
+            <w:r>
+              <w:rPr>
+                <w:rFonts w:cs="Arial"/>
+                <w:szCs w:val="24"/>
+                <w:lang w:val="fr-TG"/>
+              </w:rPr>
+              <w:t xml:space="preserve"> + Redis</w:t>
+            </w:r>
+          </w:p>
+        </w:tc>
+        <w:tc>
+          <w:tcPr>
+            <w:tcW w:w="0" w:type="auto"/>
+            <w:hideMark/>
+          </w:tcPr>
+          <w:p>
+            <w:pPr>
+              <w:rPr>
+                <w:rFonts w:cs="Arial"/>
+                <w:szCs w:val="24"/>
+                <w:lang w:val="fr-TG"/>
+              </w:rPr>
+            </w:pPr>
+            <w:r>
+              <w:rPr>
+                <w:rFonts w:cs="Arial"/>
+                <w:szCs w:val="24"/>
+                <w:lang w:val="fr-TG"/>
+              </w:rPr>
+              <w:t xml:space="preserve">Envoi de notifications/emails sans bloquer le thread de requête HTTP (équivalent JS de </w:t>
+            </w:r>
+            <w:proofErr w:type="spellStart"/>
+            <w:r>
+              <w:rPr>
+                <w:rFonts w:cs="Arial"/>
+                <w:szCs w:val="24"/>
+                <w:lang w:val="fr-TG"/>
+              </w:rPr>
+              <w:t>Celery</w:t>
+            </w:r>
+            <w:proofErr w:type="spellEnd"/>
+            <w:r>
+              <w:rPr>
+                <w:rFonts w:cs="Arial"/>
+                <w:szCs w:val="24"/>
+                <w:lang w:val="fr-TG"/>
+              </w:rPr>
+              <w:t xml:space="preserve"> + Redis)</w:t>
             </w:r>
           </w:p>
         </w:tc>
@@ -6356,7 +7740,25 @@
                 <w:szCs w:val="24"/>
                 <w:lang w:val="fr-TG"/>
               </w:rPr>
-              <w:t>@nestjs/swagger (OpenAPI 3)</w:t>
+              <w:t>@nestjs/swagger (</w:t>
+            </w:r>
+            <w:proofErr w:type="spellStart"/>
+            <w:r>
+              <w:rPr>
+                <w:rFonts w:cs="Arial"/>
+                <w:szCs w:val="24"/>
+                <w:lang w:val="fr-TG"/>
+              </w:rPr>
+              <w:t>OpenAPI</w:t>
+            </w:r>
+            <w:proofErr w:type="spellEnd"/>
+            <w:r>
+              <w:rPr>
+                <w:rFonts w:cs="Arial"/>
+                <w:szCs w:val="24"/>
+                <w:lang w:val="fr-TG"/>
+              </w:rPr>
+              <w:t xml:space="preserve"> 3)</w:t>
             </w:r>
           </w:p>
         </w:tc>
@@ -6429,30 +7831,76 @@
                 <w:szCs w:val="24"/>
                 <w:lang w:val="fr-TG"/>
               </w:rPr>
-              <w:t>Jest + Supertest</w:t>
-            </w:r>
-          </w:p>
-        </w:tc>
-        <w:tc>
-          <w:tcPr>
-            <w:tcW w:w="0" w:type="auto"/>
-            <w:hideMark/>
-          </w:tcPr>
-          <w:p>
-            <w:pPr>
-              <w:rPr>
-                <w:rFonts w:cs="Arial"/>
-                <w:szCs w:val="24"/>
-                <w:lang w:val="fr-TG"/>
-              </w:rPr>
-            </w:pPr>
-            <w:r>
-              <w:rPr>
-                <w:rFonts w:cs="Arial"/>
-                <w:szCs w:val="24"/>
-                <w:lang w:val="fr-TG"/>
-              </w:rPr>
-              <w:t>Suite de test livrée nativement avec NestJS, adaptée aux tests unitaires (services) et d'intégration (contrôleurs/endpoints)</w:t>
+              <w:t xml:space="preserve">Jest + </w:t>
+            </w:r>
+            <w:proofErr w:type="spellStart"/>
+            <w:r>
+              <w:rPr>
+                <w:rFonts w:cs="Arial"/>
+                <w:szCs w:val="24"/>
+                <w:lang w:val="fr-TG"/>
+              </w:rPr>
+              <w:t>Supertest</w:t>
+            </w:r>
+            <w:proofErr w:type="spellEnd"/>
+          </w:p>
+        </w:tc>
+        <w:tc>
+          <w:tcPr>
+            <w:tcW w:w="0" w:type="auto"/>
+            <w:hideMark/>
+          </w:tcPr>
+          <w:p>
+            <w:pPr>
+              <w:rPr>
+                <w:rFonts w:cs="Arial"/>
+                <w:szCs w:val="24"/>
+                <w:lang w:val="fr-TG"/>
+              </w:rPr>
+            </w:pPr>
+            <w:r>
+              <w:rPr>
+                <w:rFonts w:cs="Arial"/>
+                <w:szCs w:val="24"/>
+                <w:lang w:val="fr-TG"/>
+              </w:rPr>
+              <w:t xml:space="preserve">Suite de test livrée nativement avec </w:t>
+            </w:r>
+            <w:proofErr w:type="spellStart"/>
+            <w:r>
+              <w:rPr>
+                <w:rFonts w:cs="Arial"/>
+                <w:szCs w:val="24"/>
+                <w:lang w:val="fr-TG"/>
+              </w:rPr>
+              <w:t>NestJS</w:t>
+            </w:r>
+            <w:proofErr w:type="spellEnd"/>
+            <w:r>
+              <w:rPr>
+                <w:rFonts w:cs="Arial"/>
+                <w:szCs w:val="24"/>
+                <w:lang w:val="fr-TG"/>
+              </w:rPr>
+              <w:t>, adaptée aux tests unitaires (services) et d'intégration (contrôleurs/</w:t>
+            </w:r>
+            <w:proofErr w:type="spellStart"/>
+            <w:r>
+              <w:rPr>
+                <w:rFonts w:cs="Arial"/>
+                <w:szCs w:val="24"/>
+                <w:lang w:val="fr-TG"/>
+              </w:rPr>
+              <w:t>endpoints</w:t>
+            </w:r>
+            <w:proofErr w:type="spellEnd"/>
+            <w:r>
+              <w:rPr>
+                <w:rFonts w:cs="Arial"/>
+                <w:szCs w:val="24"/>
+                <w:lang w:val="fr-TG"/>
+              </w:rPr>
+              <w:t>)</w:t>
             </w:r>
           </w:p>
         </w:tc>
@@ -6474,16 +7922,16 @@
           <w:lang w:val="fr-TG"/>
         </w:rPr>
       </w:pPr>
-      <w:bookmarkStart w:id="21" w:name="_Toc236041400"/>
-      <w:bookmarkStart w:id="22" w:name="_Toc236041414"/>
+      <w:bookmarkStart w:id="20" w:name="_Toc236041400"/>
+      <w:bookmarkStart w:id="21" w:name="_Toc236041414"/>
       <w:r>
         <w:rPr>
           <w:lang w:val="fr-TG"/>
         </w:rPr>
         <w:t>6. Contraintes</w:t>
       </w:r>
+      <w:bookmarkEnd w:id="20"/>
       <w:bookmarkEnd w:id="21"/>
-      <w:bookmarkEnd w:id="22"/>
     </w:p>
     <w:p>
       <w:pPr>
@@ -6517,7 +7965,25 @@
           <w:szCs w:val="24"/>
           <w:lang w:val="fr-TG"/>
         </w:rPr>
-        <w:t xml:space="preserve">Temps de réponse des endpoints API : </w:t>
+        <w:t xml:space="preserve">Temps de réponse des </w:t>
+      </w:r>
+      <w:proofErr w:type="spellStart"/>
+      <w:r>
+        <w:rPr>
+          <w:rFonts w:cs="Arial"/>
+          <w:szCs w:val="24"/>
+          <w:lang w:val="fr-TG"/>
+        </w:rPr>
+        <w:t>endpoints</w:t>
+      </w:r>
+      <w:proofErr w:type="spellEnd"/>
+      <w:r>
+        <w:rPr>
+          <w:rFonts w:cs="Arial"/>
+          <w:szCs w:val="24"/>
+          <w:lang w:val="fr-TG"/>
+        </w:rPr>
+        <w:t xml:space="preserve"> API : </w:t>
       </w:r>
       <w:r>
         <w:rPr>
@@ -6574,7 +8040,43 @@
           <w:szCs w:val="24"/>
           <w:lang w:val="fr-TG"/>
         </w:rPr>
-        <w:t xml:space="preserve"> (débit descendant simulé ~10-12 Mbps, throttling via Chrome DevTools ou Lighthouse pour validation).</w:t>
+        <w:t xml:space="preserve"> (débit descendant simulé ~10-12 Mbps, </w:t>
+      </w:r>
+      <w:proofErr w:type="spellStart"/>
+      <w:r>
+        <w:rPr>
+          <w:rFonts w:cs="Arial"/>
+          <w:szCs w:val="24"/>
+          <w:lang w:val="fr-TG"/>
+        </w:rPr>
+        <w:t>throttling</w:t>
+      </w:r>
+      <w:proofErr w:type="spellEnd"/>
+      <w:r>
+        <w:rPr>
+          <w:rFonts w:cs="Arial"/>
+          <w:szCs w:val="24"/>
+          <w:lang w:val="fr-TG"/>
+        </w:rPr>
+        <w:t xml:space="preserve"> via Chrome </w:t>
+      </w:r>
+      <w:proofErr w:type="spellStart"/>
+      <w:r>
+        <w:rPr>
+          <w:rFonts w:cs="Arial"/>
+          <w:szCs w:val="24"/>
+          <w:lang w:val="fr-TG"/>
+        </w:rPr>
+        <w:t>DevTools</w:t>
+      </w:r>
+      <w:proofErr w:type="spellEnd"/>
+      <w:r>
+        <w:rPr>
+          <w:rFonts w:cs="Arial"/>
+          <w:szCs w:val="24"/>
+          <w:lang w:val="fr-TG"/>
+        </w:rPr>
+        <w:t xml:space="preserve"> ou Lighthouse pour validation).</w:t>
       </w:r>
     </w:p>
     <w:p>
@@ -6595,7 +8097,43 @@
           <w:szCs w:val="24"/>
           <w:lang w:val="fr-TG"/>
         </w:rPr>
-        <w:t>Pagination obligatoire sur toute liste (tickets, notifications) au-delà de 20 éléments, pour éviter les temps de réponse dégradés liés à des payloads volumineux (pagination gérée nativement via Prisma skip/take).</w:t>
+        <w:t xml:space="preserve">Pagination obligatoire sur toute liste (tickets, notifications) au-delà de 20 éléments, pour éviter les temps de réponse dégradés liés à des </w:t>
+      </w:r>
+      <w:proofErr w:type="spellStart"/>
+      <w:r>
+        <w:rPr>
+          <w:rFonts w:cs="Arial"/>
+          <w:szCs w:val="24"/>
+          <w:lang w:val="fr-TG"/>
+        </w:rPr>
+        <w:t>payloads</w:t>
+      </w:r>
+      <w:proofErr w:type="spellEnd"/>
+      <w:r>
+        <w:rPr>
+          <w:rFonts w:cs="Arial"/>
+          <w:szCs w:val="24"/>
+          <w:lang w:val="fr-TG"/>
+        </w:rPr>
+        <w:t xml:space="preserve"> volumineux (pagination gérée nativement via Prisma skip/</w:t>
+      </w:r>
+      <w:proofErr w:type="spellStart"/>
+      <w:r>
+        <w:rPr>
+          <w:rFonts w:cs="Arial"/>
+          <w:szCs w:val="24"/>
+          <w:lang w:val="fr-TG"/>
+        </w:rPr>
+        <w:t>take</w:t>
+      </w:r>
+      <w:proofErr w:type="spellEnd"/>
+      <w:r>
+        <w:rPr>
+          <w:rFonts w:cs="Arial"/>
+          <w:szCs w:val="24"/>
+          <w:lang w:val="fr-TG"/>
+        </w:rPr>
+        <w:t>).</w:t>
       </w:r>
     </w:p>
     <w:p>
@@ -6630,7 +8168,61 @@
           <w:szCs w:val="24"/>
           <w:lang w:val="fr-TG"/>
         </w:rPr>
-        <w:t>Sauvegarde quotidienne automatisée de la base PostgreSQL (pg_dump planifié via une tâche cron ou un job BullMQ récurrent), avec rétention de 30 jours glissants.</w:t>
+        <w:t>Sauvegarde quotidienne automatisée de la base PostgreSQL (</w:t>
+      </w:r>
+      <w:proofErr w:type="spellStart"/>
+      <w:r>
+        <w:rPr>
+          <w:rFonts w:cs="Arial"/>
+          <w:szCs w:val="24"/>
+          <w:lang w:val="fr-TG"/>
+        </w:rPr>
+        <w:t>pg_dump</w:t>
+      </w:r>
+      <w:proofErr w:type="spellEnd"/>
+      <w:r>
+        <w:rPr>
+          <w:rFonts w:cs="Arial"/>
+          <w:szCs w:val="24"/>
+          <w:lang w:val="fr-TG"/>
+        </w:rPr>
+        <w:t xml:space="preserve"> planifié via une tâche </w:t>
+      </w:r>
+      <w:proofErr w:type="spellStart"/>
+      <w:r>
+        <w:rPr>
+          <w:rFonts w:cs="Arial"/>
+          <w:szCs w:val="24"/>
+          <w:lang w:val="fr-TG"/>
+        </w:rPr>
+        <w:t>cron</w:t>
+      </w:r>
+      <w:proofErr w:type="spellEnd"/>
+      <w:r>
+        <w:rPr>
+          <w:rFonts w:cs="Arial"/>
+          <w:szCs w:val="24"/>
+          <w:lang w:val="fr-TG"/>
+        </w:rPr>
+        <w:t xml:space="preserve"> ou un job </w:t>
+      </w:r>
+      <w:proofErr w:type="spellStart"/>
+      <w:r>
+        <w:rPr>
+          <w:rFonts w:cs="Arial"/>
+          <w:szCs w:val="24"/>
+          <w:lang w:val="fr-TG"/>
+        </w:rPr>
+        <w:t>BullMQ</w:t>
+      </w:r>
+      <w:proofErr w:type="spellEnd"/>
+      <w:r>
+        <w:rPr>
+          <w:rFonts w:cs="Arial"/>
+          <w:szCs w:val="24"/>
+          <w:lang w:val="fr-TG"/>
+        </w:rPr>
+        <w:t xml:space="preserve"> récurrent), avec rétention de 30 jours glissants.</w:t>
       </w:r>
     </w:p>
     <w:p>
@@ -6747,7 +8339,43 @@
           <w:szCs w:val="24"/>
           <w:lang w:val="fr-TG"/>
         </w:rPr>
-        <w:t>Politique de mot de passe minimale : 10 caractères, validation appliquée via un DTO personnalisé (class-validator) et/ou une librairie de contrôle de robustesse comme zxcvbn.</w:t>
+        <w:t>Politique de mot de passe minimale : 10 caractères, validation appliquée via un DTO personnalisé (class-</w:t>
+      </w:r>
+      <w:proofErr w:type="spellStart"/>
+      <w:r>
+        <w:rPr>
+          <w:rFonts w:cs="Arial"/>
+          <w:szCs w:val="24"/>
+          <w:lang w:val="fr-TG"/>
+        </w:rPr>
+        <w:t>validator</w:t>
+      </w:r>
+      <w:proofErr w:type="spellEnd"/>
+      <w:r>
+        <w:rPr>
+          <w:rFonts w:cs="Arial"/>
+          <w:szCs w:val="24"/>
+          <w:lang w:val="fr-TG"/>
+        </w:rPr>
+        <w:t xml:space="preserve">) et/ou une librairie de contrôle de robustesse comme </w:t>
+      </w:r>
+      <w:proofErr w:type="spellStart"/>
+      <w:r>
+        <w:rPr>
+          <w:rFonts w:cs="Arial"/>
+          <w:szCs w:val="24"/>
+          <w:lang w:val="fr-TG"/>
+        </w:rPr>
+        <w:t>zxcvbn</w:t>
+      </w:r>
+      <w:proofErr w:type="spellEnd"/>
+      <w:r>
+        <w:rPr>
+          <w:rFonts w:cs="Arial"/>
+          <w:szCs w:val="24"/>
+          <w:lang w:val="fr-TG"/>
+        </w:rPr>
+        <w:t>.</w:t>
       </w:r>
     </w:p>
     <w:p>
@@ -6768,7 +8396,115 @@
           <w:szCs w:val="24"/>
           <w:lang w:val="fr-TG"/>
         </w:rPr>
-        <w:t>Contrôle d'accès strict par rôle sur chaque endpoint NestJS (guards personnalisés RolesGuard, OwnershipGuard), refusant par défaut (deny by default) plutôt que d'autoriser par défaut.</w:t>
+        <w:t xml:space="preserve">Contrôle d'accès strict par rôle sur chaque </w:t>
+      </w:r>
+      <w:proofErr w:type="spellStart"/>
+      <w:r>
+        <w:rPr>
+          <w:rFonts w:cs="Arial"/>
+          <w:szCs w:val="24"/>
+          <w:lang w:val="fr-TG"/>
+        </w:rPr>
+        <w:t>endpoint</w:t>
+      </w:r>
+      <w:proofErr w:type="spellEnd"/>
+      <w:r>
+        <w:rPr>
+          <w:rFonts w:cs="Arial"/>
+          <w:szCs w:val="24"/>
+          <w:lang w:val="fr-TG"/>
+        </w:rPr>
+        <w:t xml:space="preserve"> </w:t>
+      </w:r>
+      <w:proofErr w:type="spellStart"/>
+      <w:r>
+        <w:rPr>
+          <w:rFonts w:cs="Arial"/>
+          <w:szCs w:val="24"/>
+          <w:lang w:val="fr-TG"/>
+        </w:rPr>
+        <w:t>NestJS</w:t>
+      </w:r>
+      <w:proofErr w:type="spellEnd"/>
+      <w:r>
+        <w:rPr>
+          <w:rFonts w:cs="Arial"/>
+          <w:szCs w:val="24"/>
+          <w:lang w:val="fr-TG"/>
+        </w:rPr>
+        <w:t xml:space="preserve"> (</w:t>
+      </w:r>
+      <w:proofErr w:type="spellStart"/>
+      <w:r>
+        <w:rPr>
+          <w:rFonts w:cs="Arial"/>
+          <w:szCs w:val="24"/>
+          <w:lang w:val="fr-TG"/>
+        </w:rPr>
+        <w:t>guards</w:t>
+      </w:r>
+      <w:proofErr w:type="spellEnd"/>
+      <w:r>
+        <w:rPr>
+          <w:rFonts w:cs="Arial"/>
+          <w:szCs w:val="24"/>
+          <w:lang w:val="fr-TG"/>
+        </w:rPr>
+        <w:t xml:space="preserve"> personnalisés </w:t>
+      </w:r>
+      <w:proofErr w:type="spellStart"/>
+      <w:r>
+        <w:rPr>
+          <w:rFonts w:cs="Arial"/>
+          <w:szCs w:val="24"/>
+          <w:lang w:val="fr-TG"/>
+        </w:rPr>
+        <w:t>RolesGuard</w:t>
+      </w:r>
+      <w:proofErr w:type="spellEnd"/>
+      <w:r>
+        <w:rPr>
+          <w:rFonts w:cs="Arial"/>
+          <w:szCs w:val="24"/>
+          <w:lang w:val="fr-TG"/>
+        </w:rPr>
+        <w:t xml:space="preserve">, </w:t>
+      </w:r>
+      <w:proofErr w:type="spellStart"/>
+      <w:r>
+        <w:rPr>
+          <w:rFonts w:cs="Arial"/>
+          <w:szCs w:val="24"/>
+          <w:lang w:val="fr-TG"/>
+        </w:rPr>
+        <w:t>OwnershipGuard</w:t>
+      </w:r>
+      <w:proofErr w:type="spellEnd"/>
+      <w:r>
+        <w:rPr>
+          <w:rFonts w:cs="Arial"/>
+          <w:szCs w:val="24"/>
+          <w:lang w:val="fr-TG"/>
+        </w:rPr>
+        <w:t>), refusant par défaut (</w:t>
+      </w:r>
+      <w:proofErr w:type="spellStart"/>
+      <w:r>
+        <w:rPr>
+          <w:rFonts w:cs="Arial"/>
+          <w:szCs w:val="24"/>
+          <w:lang w:val="fr-TG"/>
+        </w:rPr>
+        <w:t>deny</w:t>
+      </w:r>
+      <w:proofErr w:type="spellEnd"/>
+      <w:r>
+        <w:rPr>
+          <w:rFonts w:cs="Arial"/>
+          <w:szCs w:val="24"/>
+          <w:lang w:val="fr-TG"/>
+        </w:rPr>
+        <w:t xml:space="preserve"> by default) plutôt que d'autoriser par défaut.</w:t>
       </w:r>
     </w:p>
     <w:p>
@@ -6810,7 +8546,25 @@
           <w:szCs w:val="24"/>
           <w:lang w:val="fr-TG"/>
         </w:rPr>
-        <w:t>Protection contre les attaques par force brute sur l'endpoint de connexion via @nestjs/throttler (ex. 5 tentatives/minute par IP).</w:t>
+        <w:t xml:space="preserve">Protection contre les attaques par force brute sur </w:t>
+      </w:r>
+      <w:proofErr w:type="spellStart"/>
+      <w:r>
+        <w:rPr>
+          <w:rFonts w:cs="Arial"/>
+          <w:szCs w:val="24"/>
+          <w:lang w:val="fr-TG"/>
+        </w:rPr>
+        <w:t>l'endpoint</w:t>
+      </w:r>
+      <w:proofErr w:type="spellEnd"/>
+      <w:r>
+        <w:rPr>
+          <w:rFonts w:cs="Arial"/>
+          <w:szCs w:val="24"/>
+          <w:lang w:val="fr-TG"/>
+        </w:rPr>
+        <w:t xml:space="preserve"> de connexion via @nestjs/throttler (ex. 5 tentatives/minute par IP).</w:t>
       </w:r>
     </w:p>
     <w:p>
@@ -6831,7 +8585,61 @@
           <w:szCs w:val="24"/>
           <w:lang w:val="fr-TG"/>
         </w:rPr>
-        <w:t>Access token JWT à durée de vie courte (15 minutes), refresh token à durée de vie plus longue (7 jours) avec rotation et invalidation en cas de déconnexion.</w:t>
+        <w:t xml:space="preserve">Access </w:t>
+      </w:r>
+      <w:proofErr w:type="spellStart"/>
+      <w:r>
+        <w:rPr>
+          <w:rFonts w:cs="Arial"/>
+          <w:szCs w:val="24"/>
+          <w:lang w:val="fr-TG"/>
+        </w:rPr>
+        <w:t>token</w:t>
+      </w:r>
+      <w:proofErr w:type="spellEnd"/>
+      <w:r>
+        <w:rPr>
+          <w:rFonts w:cs="Arial"/>
+          <w:szCs w:val="24"/>
+          <w:lang w:val="fr-TG"/>
+        </w:rPr>
+        <w:t xml:space="preserve"> JWT à durée de vie courte (15 minutes), </w:t>
+      </w:r>
+      <w:proofErr w:type="spellStart"/>
+      <w:r>
+        <w:rPr>
+          <w:rFonts w:cs="Arial"/>
+          <w:szCs w:val="24"/>
+          <w:lang w:val="fr-TG"/>
+        </w:rPr>
+        <w:t>refresh</w:t>
+      </w:r>
+      <w:proofErr w:type="spellEnd"/>
+      <w:r>
+        <w:rPr>
+          <w:rFonts w:cs="Arial"/>
+          <w:szCs w:val="24"/>
+          <w:lang w:val="fr-TG"/>
+        </w:rPr>
+        <w:t xml:space="preserve"> </w:t>
+      </w:r>
+      <w:proofErr w:type="spellStart"/>
+      <w:r>
+        <w:rPr>
+          <w:rFonts w:cs="Arial"/>
+          <w:szCs w:val="24"/>
+          <w:lang w:val="fr-TG"/>
+        </w:rPr>
+        <w:t>token</w:t>
+      </w:r>
+      <w:proofErr w:type="spellEnd"/>
+      <w:r>
+        <w:rPr>
+          <w:rFonts w:cs="Arial"/>
+          <w:szCs w:val="24"/>
+          <w:lang w:val="fr-TG"/>
+        </w:rPr>
+        <w:t xml:space="preserve"> à durée de vie plus longue (7 jours) avec rotation et invalidation en cas de déconnexion.</w:t>
       </w:r>
     </w:p>
     <w:p>
@@ -6852,7 +8660,25 @@
           <w:szCs w:val="24"/>
           <w:lang w:val="fr-TG"/>
         </w:rPr>
-        <w:t>Journalisation (logs) des actions sensibles : connexions, changements de rôle, suppressions (via un module Logger centralisé, type Winston ou Pino).</w:t>
+        <w:t xml:space="preserve">Journalisation (logs) des actions sensibles : connexions, changements de rôle, suppressions (via un module Logger </w:t>
+      </w:r>
+      <w:proofErr w:type="gramStart"/>
+      <w:r>
+        <w:rPr>
+          <w:rFonts w:cs="Arial"/>
+          <w:szCs w:val="24"/>
+          <w:lang w:val="fr-TG"/>
+        </w:rPr>
+        <w:t>centralisé</w:t>
+      </w:r>
+      <w:proofErr w:type="gramEnd"/>
+      <w:r>
+        <w:rPr>
+          <w:rFonts w:cs="Arial"/>
+          <w:szCs w:val="24"/>
+          <w:lang w:val="fr-TG"/>
+        </w:rPr>
+        <w:t>, type Winston ou Pino).</w:t>
       </w:r>
     </w:p>
     <w:p>
@@ -6892,8 +8718,8 @@
           <w:lang w:val="fr-TG"/>
         </w:rPr>
       </w:pPr>
-      <w:bookmarkStart w:id="23" w:name="_Toc236041401"/>
-      <w:bookmarkStart w:id="24" w:name="_Toc236041415"/>
+      <w:bookmarkStart w:id="22" w:name="_Toc236041401"/>
+      <w:bookmarkStart w:id="23" w:name="_Toc236041415"/>
       <w:r>
         <w:rPr>
           <w:lang w:val="fr-TG"/>
@@ -6901,8 +8727,8 @@
         <w:lastRenderedPageBreak/>
         <w:t>7. Planning (2 mois — 8 semaines)</w:t>
       </w:r>
+      <w:bookmarkEnd w:id="22"/>
       <w:bookmarkEnd w:id="23"/>
-      <w:bookmarkEnd w:id="24"/>
     </w:p>
     <w:p>
       <w:pPr>
@@ -6936,8 +8762,45 @@
           <w:szCs w:val="24"/>
           <w:lang w:val="fr-TG"/>
         </w:rPr>
-        <w:t xml:space="preserve">, incluant une montée en compétence sur la stack (NestJS, Next.js, </w:t>
-      </w:r>
+        <w:t xml:space="preserve">, incluant une montée en compétence sur </w:t>
+      </w:r>
+      <w:proofErr w:type="gramStart"/>
+      <w:r>
+        <w:rPr>
+          <w:rFonts w:cs="Arial"/>
+          <w:szCs w:val="24"/>
+          <w:lang w:val="fr-TG"/>
+        </w:rPr>
+        <w:t>la stack</w:t>
+      </w:r>
+      <w:proofErr w:type="gramEnd"/>
+      <w:r>
+        <w:rPr>
+          <w:rFonts w:cs="Arial"/>
+          <w:szCs w:val="24"/>
+          <w:lang w:val="fr-TG"/>
+        </w:rPr>
+        <w:t xml:space="preserve"> (</w:t>
+      </w:r>
+      <w:proofErr w:type="spellStart"/>
+      <w:r>
+        <w:rPr>
+          <w:rFonts w:cs="Arial"/>
+          <w:szCs w:val="24"/>
+          <w:lang w:val="fr-TG"/>
+        </w:rPr>
+        <w:t>NestJS</w:t>
+      </w:r>
+      <w:proofErr w:type="spellEnd"/>
+      <w:r>
+        <w:rPr>
+          <w:rFonts w:cs="Arial"/>
+          <w:szCs w:val="24"/>
+          <w:lang w:val="fr-TG"/>
+        </w:rPr>
+        <w:t xml:space="preserve">, Next.js, </w:t>
+      </w:r>
+      <w:proofErr w:type="spellStart"/>
       <w:r>
         <w:rPr>
           <w:rFonts w:cs="Arial"/>
@@ -6946,13 +8809,50 @@
         </w:rPr>
         <w:t>TypeORM</w:t>
       </w:r>
-      <w:r>
-        <w:rPr>
-          <w:rFonts w:cs="Arial"/>
-          <w:szCs w:val="24"/>
-          <w:lang w:val="fr-TG"/>
-        </w:rPr>
-        <w:t>, XState, BullMQ) directement intégrée aux deux premières semaines plutôt que traitée comme une phase à part détachée du développement — chaque notion apprise est mise en pratique immédiatement sur le projet.</w:t>
+      <w:proofErr w:type="spellEnd"/>
+      <w:r>
+        <w:rPr>
+          <w:rFonts w:cs="Arial"/>
+          <w:szCs w:val="24"/>
+          <w:lang w:val="fr-TG"/>
+        </w:rPr>
+        <w:t xml:space="preserve">, </w:t>
+      </w:r>
+      <w:proofErr w:type="spellStart"/>
+      <w:r>
+        <w:rPr>
+          <w:rFonts w:cs="Arial"/>
+          <w:szCs w:val="24"/>
+          <w:lang w:val="fr-TG"/>
+        </w:rPr>
+        <w:t>XState</w:t>
+      </w:r>
+      <w:proofErr w:type="spellEnd"/>
+      <w:r>
+        <w:rPr>
+          <w:rFonts w:cs="Arial"/>
+          <w:szCs w:val="24"/>
+          <w:lang w:val="fr-TG"/>
+        </w:rPr>
+        <w:t xml:space="preserve">, </w:t>
+      </w:r>
+      <w:proofErr w:type="spellStart"/>
+      <w:r>
+        <w:rPr>
+          <w:rFonts w:cs="Arial"/>
+          <w:szCs w:val="24"/>
+          <w:lang w:val="fr-TG"/>
+        </w:rPr>
+        <w:t>BullMQ</w:t>
+      </w:r>
+      <w:proofErr w:type="spellEnd"/>
+      <w:r>
+        <w:rPr>
+          <w:rFonts w:cs="Arial"/>
+          <w:szCs w:val="24"/>
+          <w:lang w:val="fr-TG"/>
+        </w:rPr>
+        <w:t>) directement intégrée aux deux premières semaines plutôt que traitée comme une phase à part détachée du développement — chaque notion apprise est mise en pratique immédiatement sur le projet.</w:t>
       </w:r>
     </w:p>
     <w:tbl>
@@ -7119,6 +9019,7 @@
               </w:rPr>
               <w:t xml:space="preserve">Spécifications fonctionnelles détaillées, modèle de données (schéma </w:t>
             </w:r>
+            <w:proofErr w:type="spellStart"/>
             <w:r>
               <w:rPr>
                 <w:rFonts w:cs="Arial"/>
@@ -7127,13 +9028,86 @@
               </w:rPr>
               <w:t>TypeORM</w:t>
             </w:r>
-            <w:r>
-              <w:rPr>
-                <w:rFonts w:cs="Arial"/>
-                <w:szCs w:val="24"/>
-                <w:lang w:val="fr-TG"/>
-              </w:rPr>
-              <w:t>), maquettes UI (wireframes des écrans clés : login, dashboard, création de ticket), initialisation des dépôts Git, premiers tutoriels pratiques NestJS/Next.js appliqués à un mini-module du projet (ex. endpoint /health + page d'accueil)</w:t>
+            <w:proofErr w:type="spellEnd"/>
+            <w:r>
+              <w:rPr>
+                <w:rFonts w:cs="Arial"/>
+                <w:szCs w:val="24"/>
+                <w:lang w:val="fr-TG"/>
+              </w:rPr>
+              <w:t xml:space="preserve">), maquettes UI (wireframes des écrans clés : login, </w:t>
+            </w:r>
+            <w:proofErr w:type="spellStart"/>
+            <w:r>
+              <w:rPr>
+                <w:rFonts w:cs="Arial"/>
+                <w:szCs w:val="24"/>
+                <w:lang w:val="fr-TG"/>
+              </w:rPr>
+              <w:t>dashboard</w:t>
+            </w:r>
+            <w:proofErr w:type="spellEnd"/>
+            <w:r>
+              <w:rPr>
+                <w:rFonts w:cs="Arial"/>
+                <w:szCs w:val="24"/>
+                <w:lang w:val="fr-TG"/>
+              </w:rPr>
+              <w:t xml:space="preserve">, création de ticket), initialisation des dépôts Git, premiers tutoriels pratiques </w:t>
+            </w:r>
+            <w:proofErr w:type="spellStart"/>
+            <w:r>
+              <w:rPr>
+                <w:rFonts w:cs="Arial"/>
+                <w:szCs w:val="24"/>
+                <w:lang w:val="fr-TG"/>
+              </w:rPr>
+              <w:t>NestJS</w:t>
+            </w:r>
+            <w:proofErr w:type="spellEnd"/>
+            <w:r>
+              <w:rPr>
+                <w:rFonts w:cs="Arial"/>
+                <w:szCs w:val="24"/>
+                <w:lang w:val="fr-TG"/>
+              </w:rPr>
+              <w:t xml:space="preserve">/Next.js appliqués à un mini-module du projet (ex. </w:t>
+            </w:r>
+            <w:proofErr w:type="spellStart"/>
+            <w:r>
+              <w:rPr>
+                <w:rFonts w:cs="Arial"/>
+                <w:szCs w:val="24"/>
+                <w:lang w:val="fr-TG"/>
+              </w:rPr>
+              <w:t>endpoint</w:t>
+            </w:r>
+            <w:proofErr w:type="spellEnd"/>
+            <w:r>
+              <w:rPr>
+                <w:rFonts w:cs="Arial"/>
+                <w:szCs w:val="24"/>
+                <w:lang w:val="fr-TG"/>
+              </w:rPr>
+              <w:t xml:space="preserve"> /</w:t>
+            </w:r>
+            <w:proofErr w:type="spellStart"/>
+            <w:r>
+              <w:rPr>
+                <w:rFonts w:cs="Arial"/>
+                <w:szCs w:val="24"/>
+                <w:lang w:val="fr-TG"/>
+              </w:rPr>
+              <w:t>health</w:t>
+            </w:r>
+            <w:proofErr w:type="spellEnd"/>
+            <w:r>
+              <w:rPr>
+                <w:rFonts w:cs="Arial"/>
+                <w:szCs w:val="24"/>
+                <w:lang w:val="fr-TG"/>
+              </w:rPr>
+              <w:t xml:space="preserve"> + page d'accueil)</w:t>
             </w:r>
           </w:p>
         </w:tc>
@@ -7206,8 +9180,27 @@
                 <w:szCs w:val="24"/>
                 <w:lang w:val="fr-TG"/>
               </w:rPr>
-              <w:t xml:space="preserve">Configuration NestJS + </w:t>
-            </w:r>
+              <w:t xml:space="preserve">Configuration </w:t>
+            </w:r>
+            <w:proofErr w:type="spellStart"/>
+            <w:r>
+              <w:rPr>
+                <w:rFonts w:cs="Arial"/>
+                <w:szCs w:val="24"/>
+                <w:lang w:val="fr-TG"/>
+              </w:rPr>
+              <w:t>NestJS</w:t>
+            </w:r>
+            <w:proofErr w:type="spellEnd"/>
+            <w:r>
+              <w:rPr>
+                <w:rFonts w:cs="Arial"/>
+                <w:szCs w:val="24"/>
+                <w:lang w:val="fr-TG"/>
+              </w:rPr>
+              <w:t xml:space="preserve"> + </w:t>
+            </w:r>
+            <w:proofErr w:type="spellStart"/>
             <w:r>
               <w:rPr>
                 <w:rFonts w:cs="Arial"/>
@@ -7216,13 +9209,50 @@
               </w:rPr>
               <w:t>TypeORM</w:t>
             </w:r>
-            <w:r>
-              <w:rPr>
-                <w:rFonts w:cs="Arial"/>
-                <w:szCs w:val="24"/>
-                <w:lang w:val="fr-TG"/>
-              </w:rPr>
-              <w:t xml:space="preserve"> + PostgreSQL (installation locale), mise en place de l'authentification JWT (stratégies passport-jwt), modèles de données (User, Ticket, Compétence, Notification), migrations initiales, prise en main de XState sur un cas simple (machine à deux/trois états) avant de l'appliquer au cycle de vie complet du ticket</w:t>
+            <w:proofErr w:type="spellEnd"/>
+            <w:r>
+              <w:rPr>
+                <w:rFonts w:cs="Arial"/>
+                <w:szCs w:val="24"/>
+                <w:lang w:val="fr-TG"/>
+              </w:rPr>
+              <w:t xml:space="preserve"> + PostgreSQL (installation locale), mise en place de l'authentification JWT (stratégies </w:t>
+            </w:r>
+            <w:proofErr w:type="spellStart"/>
+            <w:r>
+              <w:rPr>
+                <w:rFonts w:cs="Arial"/>
+                <w:szCs w:val="24"/>
+                <w:lang w:val="fr-TG"/>
+              </w:rPr>
+              <w:t>passport-jwt</w:t>
+            </w:r>
+            <w:proofErr w:type="spellEnd"/>
+            <w:r>
+              <w:rPr>
+                <w:rFonts w:cs="Arial"/>
+                <w:szCs w:val="24"/>
+                <w:lang w:val="fr-TG"/>
+              </w:rPr>
+              <w:t xml:space="preserve">), modèles de données (User, Ticket, Compétence, Notification), migrations initiales, prise en main de </w:t>
+            </w:r>
+            <w:proofErr w:type="spellStart"/>
+            <w:r>
+              <w:rPr>
+                <w:rFonts w:cs="Arial"/>
+                <w:szCs w:val="24"/>
+                <w:lang w:val="fr-TG"/>
+              </w:rPr>
+              <w:t>XState</w:t>
+            </w:r>
+            <w:proofErr w:type="spellEnd"/>
+            <w:r>
+              <w:rPr>
+                <w:rFonts w:cs="Arial"/>
+                <w:szCs w:val="24"/>
+                <w:lang w:val="fr-TG"/>
+              </w:rPr>
+              <w:t xml:space="preserve"> sur un cas simple (machine à deux/trois états) avant de l'appliquer au cycle de vie complet du ticket</w:t>
             </w:r>
           </w:p>
         </w:tc>
@@ -7289,13 +9319,77 @@
                 <w:lang w:val="fr-TG"/>
               </w:rPr>
             </w:pPr>
-            <w:r>
-              <w:rPr>
-                <w:rFonts w:cs="Arial"/>
-                <w:szCs w:val="24"/>
-                <w:lang w:val="fr-TG"/>
-              </w:rPr>
-              <w:t>Endpoints CRUD tickets, machine à états XState complète (ticketStatusMachine) intégrée à la couche service, guards de permissions par rôle, tests unitaires des services et contrôleurs (Jest)</w:t>
+            <w:proofErr w:type="spellStart"/>
+            <w:r>
+              <w:rPr>
+                <w:rFonts w:cs="Arial"/>
+                <w:szCs w:val="24"/>
+                <w:lang w:val="fr-TG"/>
+              </w:rPr>
+              <w:t>Endpoints</w:t>
+            </w:r>
+            <w:proofErr w:type="spellEnd"/>
+            <w:r>
+              <w:rPr>
+                <w:rFonts w:cs="Arial"/>
+                <w:szCs w:val="24"/>
+                <w:lang w:val="fr-TG"/>
+              </w:rPr>
+              <w:t xml:space="preserve"> CRUD tickets, machine à états </w:t>
+            </w:r>
+            <w:proofErr w:type="spellStart"/>
+            <w:r>
+              <w:rPr>
+                <w:rFonts w:cs="Arial"/>
+                <w:szCs w:val="24"/>
+                <w:lang w:val="fr-TG"/>
+              </w:rPr>
+              <w:t>XState</w:t>
+            </w:r>
+            <w:proofErr w:type="spellEnd"/>
+            <w:r>
+              <w:rPr>
+                <w:rFonts w:cs="Arial"/>
+                <w:szCs w:val="24"/>
+                <w:lang w:val="fr-TG"/>
+              </w:rPr>
+              <w:t xml:space="preserve"> complète (</w:t>
+            </w:r>
+            <w:proofErr w:type="spellStart"/>
+            <w:r>
+              <w:rPr>
+                <w:rFonts w:cs="Arial"/>
+                <w:szCs w:val="24"/>
+                <w:lang w:val="fr-TG"/>
+              </w:rPr>
+              <w:t>ticketStatusMachine</w:t>
+            </w:r>
+            <w:proofErr w:type="spellEnd"/>
+            <w:r>
+              <w:rPr>
+                <w:rFonts w:cs="Arial"/>
+                <w:szCs w:val="24"/>
+                <w:lang w:val="fr-TG"/>
+              </w:rPr>
+              <w:t xml:space="preserve">) intégrée à la couche service, </w:t>
+            </w:r>
+            <w:proofErr w:type="spellStart"/>
+            <w:r>
+              <w:rPr>
+                <w:rFonts w:cs="Arial"/>
+                <w:szCs w:val="24"/>
+                <w:lang w:val="fr-TG"/>
+              </w:rPr>
+              <w:t>guards</w:t>
+            </w:r>
+            <w:proofErr w:type="spellEnd"/>
+            <w:r>
+              <w:rPr>
+                <w:rFonts w:cs="Arial"/>
+                <w:szCs w:val="24"/>
+                <w:lang w:val="fr-TG"/>
+              </w:rPr>
+              <w:t xml:space="preserve"> de permissions par rôle, tests unitaires des services et contrôleurs (Jest)</w:t>
             </w:r>
           </w:p>
         </w:tc>
@@ -7369,8 +9463,54 @@
                 <w:szCs w:val="24"/>
                 <w:lang w:val="fr-TG"/>
               </w:rPr>
-              <w:t>Logique d'affectation (manuelle + suggestion automatique), événements internes NestJS pour déclenchement des notifications, intégration BullMQ + Redis pour l'envoi asynchrone, prise en main de Nodemailer</w:t>
-            </w:r>
+              <w:t xml:space="preserve">Logique d'affectation (manuelle + suggestion automatique), événements internes </w:t>
+            </w:r>
+            <w:proofErr w:type="spellStart"/>
+            <w:r>
+              <w:rPr>
+                <w:rFonts w:cs="Arial"/>
+                <w:szCs w:val="24"/>
+                <w:lang w:val="fr-TG"/>
+              </w:rPr>
+              <w:t>NestJS</w:t>
+            </w:r>
+            <w:proofErr w:type="spellEnd"/>
+            <w:r>
+              <w:rPr>
+                <w:rFonts w:cs="Arial"/>
+                <w:szCs w:val="24"/>
+                <w:lang w:val="fr-TG"/>
+              </w:rPr>
+              <w:t xml:space="preserve"> pour déclenchement des notifications, intégration </w:t>
+            </w:r>
+            <w:proofErr w:type="spellStart"/>
+            <w:r>
+              <w:rPr>
+                <w:rFonts w:cs="Arial"/>
+                <w:szCs w:val="24"/>
+                <w:lang w:val="fr-TG"/>
+              </w:rPr>
+              <w:t>BullMQ</w:t>
+            </w:r>
+            <w:proofErr w:type="spellEnd"/>
+            <w:r>
+              <w:rPr>
+                <w:rFonts w:cs="Arial"/>
+                <w:szCs w:val="24"/>
+                <w:lang w:val="fr-TG"/>
+              </w:rPr>
+              <w:t xml:space="preserve"> + Redis pour l'envoi asynchrone, prise en main de </w:t>
+            </w:r>
+            <w:proofErr w:type="spellStart"/>
+            <w:r>
+              <w:rPr>
+                <w:rFonts w:cs="Arial"/>
+                <w:szCs w:val="24"/>
+                <w:lang w:val="fr-TG"/>
+              </w:rPr>
+              <w:t>Nodemailer</w:t>
+            </w:r>
+            <w:proofErr w:type="spellEnd"/>
           </w:p>
         </w:tc>
       </w:tr>
@@ -7442,7 +9582,79 @@
                 <w:szCs w:val="24"/>
                 <w:lang w:val="fr-TG"/>
               </w:rPr>
-              <w:t>Setup Next.js + Tailwind, écrans de connexion/inscription, gestion du token (intercepteurs, refresh automatique), routes protégées par rôle (middleware Next.js), intégration de la machine XState côté client pour piloter l'affichage des actions selon le statut du ticket</w:t>
+              <w:t xml:space="preserve">Setup Next.js + </w:t>
+            </w:r>
+            <w:proofErr w:type="spellStart"/>
+            <w:r>
+              <w:rPr>
+                <w:rFonts w:cs="Arial"/>
+                <w:szCs w:val="24"/>
+                <w:lang w:val="fr-TG"/>
+              </w:rPr>
+              <w:t>Tailwind</w:t>
+            </w:r>
+            <w:proofErr w:type="spellEnd"/>
+            <w:r>
+              <w:rPr>
+                <w:rFonts w:cs="Arial"/>
+                <w:szCs w:val="24"/>
+                <w:lang w:val="fr-TG"/>
+              </w:rPr>
+              <w:t xml:space="preserve">, écrans de connexion/inscription, gestion du </w:t>
+            </w:r>
+            <w:proofErr w:type="spellStart"/>
+            <w:r>
+              <w:rPr>
+                <w:rFonts w:cs="Arial"/>
+                <w:szCs w:val="24"/>
+                <w:lang w:val="fr-TG"/>
+              </w:rPr>
+              <w:t>token</w:t>
+            </w:r>
+            <w:proofErr w:type="spellEnd"/>
+            <w:r>
+              <w:rPr>
+                <w:rFonts w:cs="Arial"/>
+                <w:szCs w:val="24"/>
+                <w:lang w:val="fr-TG"/>
+              </w:rPr>
+              <w:t xml:space="preserve"> (intercepteurs, </w:t>
+            </w:r>
+            <w:proofErr w:type="spellStart"/>
+            <w:r>
+              <w:rPr>
+                <w:rFonts w:cs="Arial"/>
+                <w:szCs w:val="24"/>
+                <w:lang w:val="fr-TG"/>
+              </w:rPr>
+              <w:t>refresh</w:t>
+            </w:r>
+            <w:proofErr w:type="spellEnd"/>
+            <w:r>
+              <w:rPr>
+                <w:rFonts w:cs="Arial"/>
+                <w:szCs w:val="24"/>
+                <w:lang w:val="fr-TG"/>
+              </w:rPr>
+              <w:t xml:space="preserve"> automatique), routes protégées par rôle (middleware Next.js), intégration de la machine </w:t>
+            </w:r>
+            <w:proofErr w:type="spellStart"/>
+            <w:r>
+              <w:rPr>
+                <w:rFonts w:cs="Arial"/>
+                <w:szCs w:val="24"/>
+                <w:lang w:val="fr-TG"/>
+              </w:rPr>
+              <w:t>XState</w:t>
+            </w:r>
+            <w:proofErr w:type="spellEnd"/>
+            <w:r>
+              <w:rPr>
+                <w:rFonts w:cs="Arial"/>
+                <w:szCs w:val="24"/>
+                <w:lang w:val="fr-TG"/>
+              </w:rPr>
+              <w:t xml:space="preserve"> côté client pour piloter l'affichage des actions selon le statut du ticket</w:t>
             </w:r>
           </w:p>
         </w:tc>
@@ -7492,30 +9704,76 @@
                 <w:szCs w:val="24"/>
                 <w:lang w:val="fr-TG"/>
               </w:rPr>
-              <w:t>Frontend — Tickets &amp; dashboard</w:t>
-            </w:r>
-          </w:p>
-        </w:tc>
-        <w:tc>
-          <w:tcPr>
-            <w:tcW w:w="0" w:type="auto"/>
-            <w:hideMark/>
-          </w:tcPr>
-          <w:p>
-            <w:pPr>
-              <w:rPr>
-                <w:rFonts w:cs="Arial"/>
-                <w:szCs w:val="24"/>
-                <w:lang w:val="fr-TG"/>
-              </w:rPr>
-            </w:pPr>
-            <w:r>
-              <w:rPr>
-                <w:rFonts w:cs="Arial"/>
-                <w:szCs w:val="24"/>
-                <w:lang w:val="fr-TG"/>
-              </w:rPr>
-              <w:t>Écrans de création/liste/détail de ticket, dashboard par rôle avec premiers graphiques (Recharts), intégration des notifications in-app</w:t>
+              <w:t xml:space="preserve">Frontend — Tickets &amp; </w:t>
+            </w:r>
+            <w:proofErr w:type="spellStart"/>
+            <w:r>
+              <w:rPr>
+                <w:rFonts w:cs="Arial"/>
+                <w:szCs w:val="24"/>
+                <w:lang w:val="fr-TG"/>
+              </w:rPr>
+              <w:t>dashboard</w:t>
+            </w:r>
+            <w:proofErr w:type="spellEnd"/>
+          </w:p>
+        </w:tc>
+        <w:tc>
+          <w:tcPr>
+            <w:tcW w:w="0" w:type="auto"/>
+            <w:hideMark/>
+          </w:tcPr>
+          <w:p>
+            <w:pPr>
+              <w:rPr>
+                <w:rFonts w:cs="Arial"/>
+                <w:szCs w:val="24"/>
+                <w:lang w:val="fr-TG"/>
+              </w:rPr>
+            </w:pPr>
+            <w:r>
+              <w:rPr>
+                <w:rFonts w:cs="Arial"/>
+                <w:szCs w:val="24"/>
+                <w:lang w:val="fr-TG"/>
+              </w:rPr>
+              <w:t xml:space="preserve">Écrans de création/liste/détail de ticket, </w:t>
+            </w:r>
+            <w:proofErr w:type="spellStart"/>
+            <w:r>
+              <w:rPr>
+                <w:rFonts w:cs="Arial"/>
+                <w:szCs w:val="24"/>
+                <w:lang w:val="fr-TG"/>
+              </w:rPr>
+              <w:t>dashboard</w:t>
+            </w:r>
+            <w:proofErr w:type="spellEnd"/>
+            <w:r>
+              <w:rPr>
+                <w:rFonts w:cs="Arial"/>
+                <w:szCs w:val="24"/>
+                <w:lang w:val="fr-TG"/>
+              </w:rPr>
+              <w:t xml:space="preserve"> par rôle avec premiers graphiques (</w:t>
+            </w:r>
+            <w:proofErr w:type="spellStart"/>
+            <w:r>
+              <w:rPr>
+                <w:rFonts w:cs="Arial"/>
+                <w:szCs w:val="24"/>
+                <w:lang w:val="fr-TG"/>
+              </w:rPr>
+              <w:t>Recharts</w:t>
+            </w:r>
+            <w:proofErr w:type="spellEnd"/>
+            <w:r>
+              <w:rPr>
+                <w:rFonts w:cs="Arial"/>
+                <w:szCs w:val="24"/>
+                <w:lang w:val="fr-TG"/>
+              </w:rPr>
+              <w:t>), intégration des notifications in-app</w:t>
             </w:r>
           </w:p>
         </w:tc>
@@ -7582,13 +9840,41 @@
                 <w:lang w:val="fr-TG"/>
               </w:rPr>
             </w:pPr>
-            <w:r>
-              <w:rPr>
-                <w:rFonts w:cs="Arial"/>
-                <w:szCs w:val="24"/>
-                <w:lang w:val="fr-TG"/>
-              </w:rPr>
-              <w:t>Endpoints d'agrégation pour les statistiques (Prisma groupBy), export CSV/PDF, responsive design finalisé (tests mobile/tablette), documentation API (Swagger via @nestjs/swagger)</w:t>
+            <w:proofErr w:type="spellStart"/>
+            <w:r>
+              <w:rPr>
+                <w:rFonts w:cs="Arial"/>
+                <w:szCs w:val="24"/>
+                <w:lang w:val="fr-TG"/>
+              </w:rPr>
+              <w:t>Endpoints</w:t>
+            </w:r>
+            <w:proofErr w:type="spellEnd"/>
+            <w:r>
+              <w:rPr>
+                <w:rFonts w:cs="Arial"/>
+                <w:szCs w:val="24"/>
+                <w:lang w:val="fr-TG"/>
+              </w:rPr>
+              <w:t xml:space="preserve"> d'agrégation pour les statistiques (Prisma </w:t>
+            </w:r>
+            <w:proofErr w:type="spellStart"/>
+            <w:r>
+              <w:rPr>
+                <w:rFonts w:cs="Arial"/>
+                <w:szCs w:val="24"/>
+                <w:lang w:val="fr-TG"/>
+              </w:rPr>
+              <w:t>groupBy</w:t>
+            </w:r>
+            <w:proofErr w:type="spellEnd"/>
+            <w:r>
+              <w:rPr>
+                <w:rFonts w:cs="Arial"/>
+                <w:szCs w:val="24"/>
+                <w:lang w:val="fr-TG"/>
+              </w:rPr>
+              <w:t>), export CSV/PDF, responsive design finalisé (tests mobile/tablette), documentation API (Swagger via @nestjs/swagger)</w:t>
             </w:r>
           </w:p>
         </w:tc>
@@ -7683,8 +9969,8 @@
           <w:lang w:val="fr-TG"/>
         </w:rPr>
       </w:pPr>
-      <w:bookmarkStart w:id="25" w:name="_Toc236041402"/>
-      <w:bookmarkStart w:id="26" w:name="_Toc236041416"/>
+      <w:bookmarkStart w:id="24" w:name="_Toc236041402"/>
+      <w:bookmarkStart w:id="25" w:name="_Toc236041416"/>
       <w:r>
         <w:rPr>
           <w:lang w:val="fr-TG"/>
@@ -7692,8 +9978,8 @@
         <w:lastRenderedPageBreak/>
         <w:t>8. Critères de validation</w:t>
       </w:r>
+      <w:bookmarkEnd w:id="24"/>
       <w:bookmarkEnd w:id="25"/>
-      <w:bookmarkEnd w:id="26"/>
     </w:p>
     <w:p>
       <w:pPr>
@@ -7737,7 +10023,43 @@
           <w:szCs w:val="24"/>
           <w:lang w:val="fr-TG"/>
         </w:rPr>
-        <w:t xml:space="preserve"> : couverture ≥ 80 % sur les services, guards et pipes de validation critiques (via Jest, intégré nativement à NestJS).</w:t>
+        <w:t xml:space="preserve"> : couverture ≥ 80 % sur les services, </w:t>
+      </w:r>
+      <w:proofErr w:type="spellStart"/>
+      <w:r>
+        <w:rPr>
+          <w:rFonts w:cs="Arial"/>
+          <w:szCs w:val="24"/>
+          <w:lang w:val="fr-TG"/>
+        </w:rPr>
+        <w:t>guards</w:t>
+      </w:r>
+      <w:proofErr w:type="spellEnd"/>
+      <w:r>
+        <w:rPr>
+          <w:rFonts w:cs="Arial"/>
+          <w:szCs w:val="24"/>
+          <w:lang w:val="fr-TG"/>
+        </w:rPr>
+        <w:t xml:space="preserve"> et pipes de validation critiques (via Jest, intégré nativement à </w:t>
+      </w:r>
+      <w:proofErr w:type="spellStart"/>
+      <w:r>
+        <w:rPr>
+          <w:rFonts w:cs="Arial"/>
+          <w:szCs w:val="24"/>
+          <w:lang w:val="fr-TG"/>
+        </w:rPr>
+        <w:t>NestJS</w:t>
+      </w:r>
+      <w:proofErr w:type="spellEnd"/>
+      <w:r>
+        <w:rPr>
+          <w:rFonts w:cs="Arial"/>
+          <w:szCs w:val="24"/>
+          <w:lang w:val="fr-TG"/>
+        </w:rPr>
+        <w:t>).</w:t>
       </w:r>
     </w:p>
     <w:p>
@@ -7768,7 +10090,25 @@
           <w:szCs w:val="24"/>
           <w:lang w:val="fr-TG"/>
         </w:rPr>
-        <w:t xml:space="preserve"> : validation des scénarios de bout en bout (création de ticket → affectation → changement de statut → notification) via Jest + Supertest.</w:t>
+        <w:t xml:space="preserve"> : validation des scénarios de bout en bout (création de ticket → affectation → changement de statut → notification) via Jest + </w:t>
+      </w:r>
+      <w:proofErr w:type="spellStart"/>
+      <w:r>
+        <w:rPr>
+          <w:rFonts w:cs="Arial"/>
+          <w:szCs w:val="24"/>
+          <w:lang w:val="fr-TG"/>
+        </w:rPr>
+        <w:t>Supertest</w:t>
+      </w:r>
+      <w:proofErr w:type="spellEnd"/>
+      <w:r>
+        <w:rPr>
+          <w:rFonts w:cs="Arial"/>
+          <w:szCs w:val="24"/>
+          <w:lang w:val="fr-TG"/>
+        </w:rPr>
+        <w:t>.</w:t>
       </w:r>
     </w:p>
     <w:p>
@@ -7799,7 +10139,61 @@
           <w:szCs w:val="24"/>
           <w:lang w:val="fr-TG"/>
         </w:rPr>
-        <w:t xml:space="preserve"> : tests de composants React/Next.js (React Testing Library) sur les formulaires critiques (connexion, création de ticket) et tests end-to-end (Cypress ou Playwright) sur les parcours principaux par rôle.</w:t>
+        <w:t xml:space="preserve"> : tests de composants </w:t>
+      </w:r>
+      <w:proofErr w:type="spellStart"/>
+      <w:r>
+        <w:rPr>
+          <w:rFonts w:cs="Arial"/>
+          <w:szCs w:val="24"/>
+          <w:lang w:val="fr-TG"/>
+        </w:rPr>
+        <w:t>React</w:t>
+      </w:r>
+      <w:proofErr w:type="spellEnd"/>
+      <w:r>
+        <w:rPr>
+          <w:rFonts w:cs="Arial"/>
+          <w:szCs w:val="24"/>
+          <w:lang w:val="fr-TG"/>
+        </w:rPr>
+        <w:t>/Next.js (</w:t>
+      </w:r>
+      <w:proofErr w:type="spellStart"/>
+      <w:r>
+        <w:rPr>
+          <w:rFonts w:cs="Arial"/>
+          <w:szCs w:val="24"/>
+          <w:lang w:val="fr-TG"/>
+        </w:rPr>
+        <w:t>React</w:t>
+      </w:r>
+      <w:proofErr w:type="spellEnd"/>
+      <w:r>
+        <w:rPr>
+          <w:rFonts w:cs="Arial"/>
+          <w:szCs w:val="24"/>
+          <w:lang w:val="fr-TG"/>
+        </w:rPr>
+        <w:t xml:space="preserve"> Testing Library) sur les formulaires critiques (connexion, création de ticket) et tests end-to-end (Cypress ou </w:t>
+      </w:r>
+      <w:proofErr w:type="spellStart"/>
+      <w:r>
+        <w:rPr>
+          <w:rFonts w:cs="Arial"/>
+          <w:szCs w:val="24"/>
+          <w:lang w:val="fr-TG"/>
+        </w:rPr>
+        <w:t>Playwright</w:t>
+      </w:r>
+      <w:proofErr w:type="spellEnd"/>
+      <w:r>
+        <w:rPr>
+          <w:rFonts w:cs="Arial"/>
+          <w:szCs w:val="24"/>
+          <w:lang w:val="fr-TG"/>
+        </w:rPr>
+        <w:t>) sur les parcours principaux par rôle.</w:t>
       </w:r>
     </w:p>
     <w:p>
@@ -7830,7 +10224,61 @@
           <w:szCs w:val="24"/>
           <w:lang w:val="fr-TG"/>
         </w:rPr>
-        <w:t xml:space="preserve"> : simulation de 50 utilisateurs simultanés (k6 ou Artillery) pour valider le respect du seuil de temps de réponse de 500 ms sur les endpoints les plus sollicités (liste des tickets, dashboard).</w:t>
+        <w:t xml:space="preserve"> : simulation de 50 utilisateurs simultanés (k6 ou </w:t>
+      </w:r>
+      <w:proofErr w:type="spellStart"/>
+      <w:r>
+        <w:rPr>
+          <w:rFonts w:cs="Arial"/>
+          <w:szCs w:val="24"/>
+          <w:lang w:val="fr-TG"/>
+        </w:rPr>
+        <w:t>Artillery</w:t>
+      </w:r>
+      <w:proofErr w:type="spellEnd"/>
+      <w:r>
+        <w:rPr>
+          <w:rFonts w:cs="Arial"/>
+          <w:szCs w:val="24"/>
+          <w:lang w:val="fr-TG"/>
+        </w:rPr>
+        <w:t xml:space="preserve">) pour valider le respect du seuil de temps de réponse de 500 ms sur les </w:t>
+      </w:r>
+      <w:proofErr w:type="spellStart"/>
+      <w:r>
+        <w:rPr>
+          <w:rFonts w:cs="Arial"/>
+          <w:szCs w:val="24"/>
+          <w:lang w:val="fr-TG"/>
+        </w:rPr>
+        <w:t>endpoints</w:t>
+      </w:r>
+      <w:proofErr w:type="spellEnd"/>
+      <w:r>
+        <w:rPr>
+          <w:rFonts w:cs="Arial"/>
+          <w:szCs w:val="24"/>
+          <w:lang w:val="fr-TG"/>
+        </w:rPr>
+        <w:t xml:space="preserve"> les plus sollicités (liste des tickets, </w:t>
+      </w:r>
+      <w:proofErr w:type="spellStart"/>
+      <w:r>
+        <w:rPr>
+          <w:rFonts w:cs="Arial"/>
+          <w:szCs w:val="24"/>
+          <w:lang w:val="fr-TG"/>
+        </w:rPr>
+        <w:t>dashboard</w:t>
+      </w:r>
+      <w:proofErr w:type="spellEnd"/>
+      <w:r>
+        <w:rPr>
+          <w:rFonts w:cs="Arial"/>
+          <w:szCs w:val="24"/>
+          <w:lang w:val="fr-TG"/>
+        </w:rPr>
+        <w:t>).</w:t>
       </w:r>
     </w:p>
     <w:p>
@@ -7861,7 +10309,25 @@
           <w:szCs w:val="24"/>
           <w:lang w:val="fr-TG"/>
         </w:rPr>
-        <w:t xml:space="preserve"> : vérification de l'absence d'accès croisé entre rôles (un client ne peut pas accéder aux tickets d'un autre client), test des endpoints sans authentification (doivent renvoyer 401), test de la politique de verrouillage après tentatives de connexion échouées.</w:t>
+        <w:t xml:space="preserve"> : vérification de l'absence d'accès croisé entre rôles (un client ne peut pas accéder aux tickets d'un autre client), test des </w:t>
+      </w:r>
+      <w:proofErr w:type="spellStart"/>
+      <w:r>
+        <w:rPr>
+          <w:rFonts w:cs="Arial"/>
+          <w:szCs w:val="24"/>
+          <w:lang w:val="fr-TG"/>
+        </w:rPr>
+        <w:t>endpoints</w:t>
+      </w:r>
+      <w:proofErr w:type="spellEnd"/>
+      <w:r>
+        <w:rPr>
+          <w:rFonts w:cs="Arial"/>
+          <w:szCs w:val="24"/>
+          <w:lang w:val="fr-TG"/>
+        </w:rPr>
+        <w:t xml:space="preserve"> sans authentification (doivent renvoyer 401), test de la politique de verrouillage après tentatives de connexion échouées.</w:t>
       </w:r>
     </w:p>
     <w:p>
@@ -7896,7 +10362,25 @@
           <w:szCs w:val="24"/>
           <w:lang w:val="fr-TG"/>
         </w:rPr>
-        <w:t>Scénarios de recette rédigés pour chaque rôle (Admin, Technicien, Client), couvrant les cas nominaux et les cas d'erreur (ex. tentative de transition d'état invalide, upload de fichier trop volumineux).</w:t>
+        <w:t xml:space="preserve">Scénarios de recette rédigés pour chaque rôle (Admin, Technicien, Client), couvrant les cas nominaux et les cas d'erreur (ex. tentative de transition d'état invalide, </w:t>
+      </w:r>
+      <w:proofErr w:type="spellStart"/>
+      <w:r>
+        <w:rPr>
+          <w:rFonts w:cs="Arial"/>
+          <w:szCs w:val="24"/>
+          <w:lang w:val="fr-TG"/>
+        </w:rPr>
+        <w:t>upload</w:t>
+      </w:r>
+      <w:proofErr w:type="spellEnd"/>
+      <w:r>
+        <w:rPr>
+          <w:rFonts w:cs="Arial"/>
+          <w:szCs w:val="24"/>
+          <w:lang w:val="fr-TG"/>
+        </w:rPr>
+        <w:t xml:space="preserve"> de fichier trop volumineux).</w:t>
       </w:r>
     </w:p>
     <w:p>
@@ -7917,7 +10401,25 @@
           <w:szCs w:val="24"/>
           <w:lang w:val="fr-TG"/>
         </w:rPr>
-        <w:t>Validation par un panel représentatif d'utilisateurs (ou par le commanditaire du projet) sur environnement de pré-production, avec grille de recette formalisée (fonctionnalité / résultat attendu / résultat obtenu / statut).</w:t>
+        <w:t xml:space="preserve">Validation par un panel représentatif d'utilisateurs (ou par le commanditaire du projet) sur environnement de </w:t>
+      </w:r>
+      <w:proofErr w:type="spellStart"/>
+      <w:r>
+        <w:rPr>
+          <w:rFonts w:cs="Arial"/>
+          <w:szCs w:val="24"/>
+          <w:lang w:val="fr-TG"/>
+        </w:rPr>
+        <w:t>pré-production</w:t>
+      </w:r>
+      <w:proofErr w:type="spellEnd"/>
+      <w:r>
+        <w:rPr>
+          <w:rFonts w:cs="Arial"/>
+          <w:szCs w:val="24"/>
+          <w:lang w:val="fr-TG"/>
+        </w:rPr>
+        <w:t>, avec grille de recette formalisée (fonctionnalité / résultat attendu / résultat obtenu / statut).</w:t>
       </w:r>
     </w:p>
     <w:p>
@@ -8014,16 +10516,16 @@
           <w:lang w:val="fr-TG"/>
         </w:rPr>
       </w:pPr>
-      <w:bookmarkStart w:id="27" w:name="_Toc236041403"/>
-      <w:bookmarkStart w:id="28" w:name="_Toc236041417"/>
+      <w:bookmarkStart w:id="26" w:name="_Toc236041403"/>
+      <w:bookmarkStart w:id="27" w:name="_Toc236041417"/>
       <w:r>
         <w:rPr>
           <w:lang w:val="fr-TG"/>
         </w:rPr>
         <w:t>9. Glossaire technique</w:t>
       </w:r>
+      <w:bookmarkEnd w:id="26"/>
       <w:bookmarkEnd w:id="27"/>
-      <w:bookmarkEnd w:id="28"/>
     </w:p>
     <w:p>
       <w:pPr>
@@ -8039,7 +10541,43 @@
           <w:szCs w:val="24"/>
           <w:lang w:val="fr-TG"/>
         </w:rPr>
-        <w:t>Nous avons regroupé ici chaque technologie, framework ou librairie mentionné dans ce cahier des charges, avec son rôle exact dans le projet et une estimation indicative du temps nécessaire pour en acquérir une maîtrise suffisante (pas une expertise complète, mais un niveau opérationnel pour ce projet). Cela doit vous permettre d'arbitrer vous-même si le planning de 8 semaines reste tenable ou s'il faut simplifier certains choix.</w:t>
+        <w:t xml:space="preserve">Nous avons regroupé ici chaque technologie, </w:t>
+      </w:r>
+      <w:proofErr w:type="spellStart"/>
+      <w:r>
+        <w:rPr>
+          <w:rFonts w:cs="Arial"/>
+          <w:szCs w:val="24"/>
+          <w:lang w:val="fr-TG"/>
+        </w:rPr>
+        <w:t>framework</w:t>
+      </w:r>
+      <w:proofErr w:type="spellEnd"/>
+      <w:r>
+        <w:rPr>
+          <w:rFonts w:cs="Arial"/>
+          <w:szCs w:val="24"/>
+          <w:lang w:val="fr-TG"/>
+        </w:rPr>
+        <w:t xml:space="preserve"> ou </w:t>
+      </w:r>
+      <w:proofErr w:type="gramStart"/>
+      <w:r>
+        <w:rPr>
+          <w:rFonts w:cs="Arial"/>
+          <w:szCs w:val="24"/>
+          <w:lang w:val="fr-TG"/>
+        </w:rPr>
+        <w:t>librairie mentionné</w:t>
+      </w:r>
+      <w:proofErr w:type="gramEnd"/>
+      <w:r>
+        <w:rPr>
+          <w:rFonts w:cs="Arial"/>
+          <w:szCs w:val="24"/>
+          <w:lang w:val="fr-TG"/>
+        </w:rPr>
+        <w:t xml:space="preserve"> dans ce cahier des charges, avec son rôle exact dans le projet et une estimation indicative du temps nécessaire pour en acquérir une maîtrise suffisante (pas une expertise complète, mais un niveau opérationnel pour ce projet). Cela doit vous permettre d'arbitrer vous-même si le planning de 8 semaines reste tenable ou s'il faut simplifier certains choix.</w:t>
       </w:r>
     </w:p>
     <w:p>
@@ -8192,6 +10730,7 @@
                 <w:lang w:val="fr-TG"/>
               </w:rPr>
             </w:pPr>
+            <w:proofErr w:type="spellStart"/>
             <w:r>
               <w:rPr>
                 <w:rFonts w:cs="Arial"/>
@@ -8202,28 +10741,47 @@
               </w:rPr>
               <w:t>NestJS</w:t>
             </w:r>
-          </w:p>
-        </w:tc>
-        <w:tc>
-          <w:tcPr>
-            <w:tcW w:w="0" w:type="auto"/>
-            <w:hideMark/>
-          </w:tcPr>
-          <w:p>
-            <w:pPr>
-              <w:rPr>
-                <w:rFonts w:cs="Arial"/>
-                <w:szCs w:val="24"/>
-                <w:lang w:val="fr-TG"/>
-              </w:rPr>
-            </w:pPr>
-            <w:r>
-              <w:rPr>
-                <w:rFonts w:cs="Arial"/>
-                <w:szCs w:val="24"/>
-                <w:lang w:val="fr-TG"/>
-              </w:rPr>
-              <w:t xml:space="preserve">Framework backend Node.js structuré autour de modules, contrôleurs et services, avec une architecture inspirée d'Angular (décorateurs, </w:t>
+            <w:proofErr w:type="spellEnd"/>
+          </w:p>
+        </w:tc>
+        <w:tc>
+          <w:tcPr>
+            <w:tcW w:w="0" w:type="auto"/>
+            <w:hideMark/>
+          </w:tcPr>
+          <w:p>
+            <w:pPr>
+              <w:rPr>
+                <w:rFonts w:cs="Arial"/>
+                <w:szCs w:val="24"/>
+                <w:lang w:val="fr-TG"/>
+              </w:rPr>
+            </w:pPr>
+            <w:r>
+              <w:rPr>
+                <w:rFonts w:cs="Arial"/>
+                <w:szCs w:val="24"/>
+                <w:lang w:val="fr-TG"/>
+              </w:rPr>
+              <w:t>Framework backend Node.js structuré autour de modules, contrôleurs et services, avec une architecture inspirée d'</w:t>
+            </w:r>
+            <w:proofErr w:type="spellStart"/>
+            <w:r>
+              <w:rPr>
+                <w:rFonts w:cs="Arial"/>
+                <w:szCs w:val="24"/>
+                <w:lang w:val="fr-TG"/>
+              </w:rPr>
+              <w:t>Angular</w:t>
+            </w:r>
+            <w:proofErr w:type="spellEnd"/>
+            <w:r>
+              <w:rPr>
+                <w:rFonts w:cs="Arial"/>
+                <w:szCs w:val="24"/>
+                <w:lang w:val="fr-TG"/>
+              </w:rPr>
+              <w:t xml:space="preserve"> (décorateurs, </w:t>
             </w:r>
             <w:r>
               <w:rPr>
@@ -8279,7 +10837,43 @@
                 <w:szCs w:val="24"/>
                 <w:lang w:val="fr-TG"/>
               </w:rPr>
-              <w:t>3 à 5 jours pour les bases (module/contrôleur/service/DTO) si vous connaissez déjà TypeScript ; 1 à 2 semaines pour être à l'aise avec les guards, intercepteurs et pipes</w:t>
+              <w:t xml:space="preserve">3 à 5 jours pour les bases (module/contrôleur/service/DTO) si vous connaissez déjà </w:t>
+            </w:r>
+            <w:proofErr w:type="spellStart"/>
+            <w:r>
+              <w:rPr>
+                <w:rFonts w:cs="Arial"/>
+                <w:szCs w:val="24"/>
+                <w:lang w:val="fr-TG"/>
+              </w:rPr>
+              <w:t>TypeScript</w:t>
+            </w:r>
+            <w:proofErr w:type="spellEnd"/>
+            <w:r>
+              <w:rPr>
+                <w:rFonts w:cs="Arial"/>
+                <w:szCs w:val="24"/>
+                <w:lang w:val="fr-TG"/>
+              </w:rPr>
+              <w:t xml:space="preserve"> ; 1 à 2 semaines pour être à l'aise avec les </w:t>
+            </w:r>
+            <w:proofErr w:type="spellStart"/>
+            <w:r>
+              <w:rPr>
+                <w:rFonts w:cs="Arial"/>
+                <w:szCs w:val="24"/>
+                <w:lang w:val="fr-TG"/>
+              </w:rPr>
+              <w:t>guards</w:t>
+            </w:r>
+            <w:proofErr w:type="spellEnd"/>
+            <w:r>
+              <w:rPr>
+                <w:rFonts w:cs="Arial"/>
+                <w:szCs w:val="24"/>
+                <w:lang w:val="fr-TG"/>
+              </w:rPr>
+              <w:t>, intercepteurs et pipes</w:t>
             </w:r>
           </w:p>
         </w:tc>
@@ -8298,6 +10892,7 @@
                 <w:lang w:val="fr-TG"/>
               </w:rPr>
             </w:pPr>
+            <w:proofErr w:type="spellStart"/>
             <w:r>
               <w:rPr>
                 <w:rFonts w:cs="Arial"/>
@@ -8308,6 +10903,7 @@
               </w:rPr>
               <w:t>TypeScript</w:t>
             </w:r>
+            <w:proofErr w:type="spellEnd"/>
           </w:p>
         </w:tc>
         <w:tc>
@@ -8352,7 +10948,25 @@
                 <w:szCs w:val="24"/>
                 <w:lang w:val="fr-TG"/>
               </w:rPr>
-              <w:t>Langage utilisé côté backend (NestJS) et frontend (Next.js)</w:t>
+              <w:t>Langage utilisé côté backend (</w:t>
+            </w:r>
+            <w:proofErr w:type="spellStart"/>
+            <w:r>
+              <w:rPr>
+                <w:rFonts w:cs="Arial"/>
+                <w:szCs w:val="24"/>
+                <w:lang w:val="fr-TG"/>
+              </w:rPr>
+              <w:t>NestJS</w:t>
+            </w:r>
+            <w:proofErr w:type="spellEnd"/>
+            <w:r>
+              <w:rPr>
+                <w:rFonts w:cs="Arial"/>
+                <w:szCs w:val="24"/>
+                <w:lang w:val="fr-TG"/>
+              </w:rPr>
+              <w:t>) et frontend (Next.js)</w:t>
             </w:r>
           </w:p>
         </w:tc>
@@ -8394,6 +11008,7 @@
                 <w:lang w:val="fr-TG"/>
               </w:rPr>
             </w:pPr>
+            <w:proofErr w:type="spellStart"/>
             <w:r>
               <w:rPr>
                 <w:rFonts w:cs="Arial"/>
@@ -8404,74 +11019,221 @@
               </w:rPr>
               <w:t>TypeORM</w:t>
             </w:r>
-          </w:p>
-        </w:tc>
-        <w:tc>
-          <w:tcPr>
-            <w:tcW w:w="0" w:type="auto"/>
-            <w:hideMark/>
-          </w:tcPr>
-          <w:p>
-            <w:pPr>
-              <w:rPr>
-                <w:rFonts w:cs="Arial"/>
-                <w:szCs w:val="24"/>
-                <w:lang w:val="fr-TG"/>
-              </w:rPr>
-            </w:pPr>
-            <w:r>
-              <w:rPr>
-                <w:rFonts w:cs="Arial"/>
-                <w:szCs w:val="24"/>
-                <w:lang w:val="fr-TG"/>
-              </w:rPr>
-              <w:t>ORM (Object-Relational Mapper) : couche qui traduit vos modèles de données TypeScript en requêtes SQL, et inversement</w:t>
-            </w:r>
-          </w:p>
-        </w:tc>
-        <w:tc>
-          <w:tcPr>
-            <w:tcW w:w="0" w:type="auto"/>
-            <w:hideMark/>
-          </w:tcPr>
-          <w:p>
-            <w:pPr>
-              <w:rPr>
-                <w:rFonts w:cs="Arial"/>
-                <w:szCs w:val="24"/>
-                <w:lang w:val="fr-TG"/>
-              </w:rPr>
-            </w:pPr>
-            <w:r>
-              <w:rPr>
-                <w:rFonts w:cs="Arial"/>
-                <w:szCs w:val="24"/>
-                <w:lang w:val="fr-TG"/>
-              </w:rPr>
-              <w:t>Définit le schéma de la base (schema.prisma), génère les migrations, exécute les requêtes (create, findMany, update...) sans écrire de SQL à la main</w:t>
-            </w:r>
-          </w:p>
-        </w:tc>
-        <w:tc>
-          <w:tcPr>
-            <w:tcW w:w="0" w:type="auto"/>
-            <w:hideMark/>
-          </w:tcPr>
-          <w:p>
-            <w:pPr>
-              <w:rPr>
-                <w:rFonts w:cs="Arial"/>
-                <w:szCs w:val="24"/>
-                <w:lang w:val="fr-TG"/>
-              </w:rPr>
-            </w:pPr>
-            <w:r>
-              <w:rPr>
-                <w:rFonts w:cs="Arial"/>
-                <w:szCs w:val="24"/>
-                <w:lang w:val="fr-TG"/>
-              </w:rPr>
-              <w:t>2 à 3 jours pour le CRUD de base ; +2-3 jours pour les relations complexes (many-to-many, agrégations groupBy)</w:t>
+            <w:proofErr w:type="spellEnd"/>
+          </w:p>
+        </w:tc>
+        <w:tc>
+          <w:tcPr>
+            <w:tcW w:w="0" w:type="auto"/>
+            <w:hideMark/>
+          </w:tcPr>
+          <w:p>
+            <w:pPr>
+              <w:rPr>
+                <w:rFonts w:cs="Arial"/>
+                <w:szCs w:val="24"/>
+                <w:lang w:val="fr-TG"/>
+              </w:rPr>
+            </w:pPr>
+            <w:r>
+              <w:rPr>
+                <w:rFonts w:cs="Arial"/>
+                <w:szCs w:val="24"/>
+                <w:lang w:val="fr-TG"/>
+              </w:rPr>
+              <w:t>ORM (Object-</w:t>
+            </w:r>
+            <w:proofErr w:type="spellStart"/>
+            <w:r>
+              <w:rPr>
+                <w:rFonts w:cs="Arial"/>
+                <w:szCs w:val="24"/>
+                <w:lang w:val="fr-TG"/>
+              </w:rPr>
+              <w:t>Relational</w:t>
+            </w:r>
+            <w:proofErr w:type="spellEnd"/>
+            <w:r>
+              <w:rPr>
+                <w:rFonts w:cs="Arial"/>
+                <w:szCs w:val="24"/>
+                <w:lang w:val="fr-TG"/>
+              </w:rPr>
+              <w:t xml:space="preserve"> Mapper) : couche qui traduit vos modèles de données </w:t>
+            </w:r>
+            <w:proofErr w:type="spellStart"/>
+            <w:r>
+              <w:rPr>
+                <w:rFonts w:cs="Arial"/>
+                <w:szCs w:val="24"/>
+                <w:lang w:val="fr-TG"/>
+              </w:rPr>
+              <w:t>TypeScript</w:t>
+            </w:r>
+            <w:proofErr w:type="spellEnd"/>
+            <w:r>
+              <w:rPr>
+                <w:rFonts w:cs="Arial"/>
+                <w:szCs w:val="24"/>
+                <w:lang w:val="fr-TG"/>
+              </w:rPr>
+              <w:t xml:space="preserve"> en requêtes SQL, et inversement</w:t>
+            </w:r>
+          </w:p>
+        </w:tc>
+        <w:tc>
+          <w:tcPr>
+            <w:tcW w:w="0" w:type="auto"/>
+            <w:hideMark/>
+          </w:tcPr>
+          <w:p>
+            <w:pPr>
+              <w:rPr>
+                <w:rFonts w:cs="Arial"/>
+                <w:szCs w:val="24"/>
+                <w:lang w:val="fr-TG"/>
+              </w:rPr>
+            </w:pPr>
+            <w:r>
+              <w:rPr>
+                <w:rFonts w:cs="Arial"/>
+                <w:szCs w:val="24"/>
+                <w:lang w:val="fr-TG"/>
+              </w:rPr>
+              <w:t>Définit le schéma de la base (</w:t>
+            </w:r>
+            <w:proofErr w:type="spellStart"/>
+            <w:proofErr w:type="gramStart"/>
+            <w:r>
+              <w:rPr>
+                <w:rFonts w:cs="Arial"/>
+                <w:szCs w:val="24"/>
+                <w:lang w:val="fr-TG"/>
+              </w:rPr>
+              <w:t>schema.prisma</w:t>
+            </w:r>
+            <w:proofErr w:type="spellEnd"/>
+            <w:proofErr w:type="gramEnd"/>
+            <w:r>
+              <w:rPr>
+                <w:rFonts w:cs="Arial"/>
+                <w:szCs w:val="24"/>
+                <w:lang w:val="fr-TG"/>
+              </w:rPr>
+              <w:t>), génère les migrations, exécute les requêtes (</w:t>
+            </w:r>
+            <w:proofErr w:type="spellStart"/>
+            <w:r>
+              <w:rPr>
+                <w:rFonts w:cs="Arial"/>
+                <w:szCs w:val="24"/>
+                <w:lang w:val="fr-TG"/>
+              </w:rPr>
+              <w:t>create</w:t>
+            </w:r>
+            <w:proofErr w:type="spellEnd"/>
+            <w:r>
+              <w:rPr>
+                <w:rFonts w:cs="Arial"/>
+                <w:szCs w:val="24"/>
+                <w:lang w:val="fr-TG"/>
+              </w:rPr>
+              <w:t xml:space="preserve">, </w:t>
+            </w:r>
+            <w:proofErr w:type="spellStart"/>
+            <w:r>
+              <w:rPr>
+                <w:rFonts w:cs="Arial"/>
+                <w:szCs w:val="24"/>
+                <w:lang w:val="fr-TG"/>
+              </w:rPr>
+              <w:t>findMany</w:t>
+            </w:r>
+            <w:proofErr w:type="spellEnd"/>
+            <w:r>
+              <w:rPr>
+                <w:rFonts w:cs="Arial"/>
+                <w:szCs w:val="24"/>
+                <w:lang w:val="fr-TG"/>
+              </w:rPr>
+              <w:t>, update...) sans écrire de SQL à la main</w:t>
+            </w:r>
+          </w:p>
+        </w:tc>
+        <w:tc>
+          <w:tcPr>
+            <w:tcW w:w="0" w:type="auto"/>
+            <w:hideMark/>
+          </w:tcPr>
+          <w:p>
+            <w:pPr>
+              <w:rPr>
+                <w:rFonts w:cs="Arial"/>
+                <w:szCs w:val="24"/>
+                <w:lang w:val="fr-TG"/>
+              </w:rPr>
+            </w:pPr>
+            <w:r>
+              <w:rPr>
+                <w:rFonts w:cs="Arial"/>
+                <w:szCs w:val="24"/>
+                <w:lang w:val="fr-TG"/>
+              </w:rPr>
+              <w:t>2 à 3 jours pour le CRUD de base ; +2-3 jours pour les relations complexes (</w:t>
+            </w:r>
+            <w:proofErr w:type="spellStart"/>
+            <w:r>
+              <w:rPr>
+                <w:rFonts w:cs="Arial"/>
+                <w:szCs w:val="24"/>
+                <w:lang w:val="fr-TG"/>
+              </w:rPr>
+              <w:t>many</w:t>
+            </w:r>
+            <w:proofErr w:type="spellEnd"/>
+            <w:r>
+              <w:rPr>
+                <w:rFonts w:cs="Arial"/>
+                <w:szCs w:val="24"/>
+                <w:lang w:val="fr-TG"/>
+              </w:rPr>
+              <w:t>-to-</w:t>
+            </w:r>
+            <w:proofErr w:type="spellStart"/>
+            <w:r>
+              <w:rPr>
+                <w:rFonts w:cs="Arial"/>
+                <w:szCs w:val="24"/>
+                <w:lang w:val="fr-TG"/>
+              </w:rPr>
+              <w:t>many</w:t>
+            </w:r>
+            <w:proofErr w:type="spellEnd"/>
+            <w:r>
+              <w:rPr>
+                <w:rFonts w:cs="Arial"/>
+                <w:szCs w:val="24"/>
+                <w:lang w:val="fr-TG"/>
+              </w:rPr>
+              <w:t xml:space="preserve">, agrégations </w:t>
+            </w:r>
+            <w:proofErr w:type="spellStart"/>
+            <w:r>
+              <w:rPr>
+                <w:rFonts w:cs="Arial"/>
+                <w:szCs w:val="24"/>
+                <w:lang w:val="fr-TG"/>
+              </w:rPr>
+              <w:t>groupBy</w:t>
+            </w:r>
+            <w:proofErr w:type="spellEnd"/>
+            <w:r>
+              <w:rPr>
+                <w:rFonts w:cs="Arial"/>
+                <w:szCs w:val="24"/>
+                <w:lang w:val="fr-TG"/>
+              </w:rPr>
+              <w:t>)</w:t>
             </w:r>
           </w:p>
         </w:tc>
@@ -8595,7 +11357,29 @@
                 <w:lang w:val="fr-TG"/>
               </w:rPr>
               <w:lastRenderedPageBreak/>
-              <w:t>JWT (JSON Web Token)</w:t>
+              <w:t xml:space="preserve">JWT (JSON Web </w:t>
+            </w:r>
+            <w:proofErr w:type="spellStart"/>
+            <w:r>
+              <w:rPr>
+                <w:rFonts w:cs="Arial"/>
+                <w:b/>
+                <w:bCs/>
+                <w:szCs w:val="24"/>
+                <w:lang w:val="fr-TG"/>
+              </w:rPr>
+              <w:t>Token</w:t>
+            </w:r>
+            <w:proofErr w:type="spellEnd"/>
+            <w:r>
+              <w:rPr>
+                <w:rFonts w:cs="Arial"/>
+                <w:b/>
+                <w:bCs/>
+                <w:szCs w:val="24"/>
+                <w:lang w:val="fr-TG"/>
+              </w:rPr>
+              <w:t>)</w:t>
             </w:r>
           </w:p>
         </w:tc>
@@ -8641,7 +11425,79 @@
                 <w:szCs w:val="24"/>
                 <w:lang w:val="fr-TG"/>
               </w:rPr>
-              <w:t>Authentifie chaque requête API après connexion (access token + refresh token)</w:t>
+              <w:t>Authentifie chaque requête API après connexion (</w:t>
+            </w:r>
+            <w:proofErr w:type="spellStart"/>
+            <w:r>
+              <w:rPr>
+                <w:rFonts w:cs="Arial"/>
+                <w:szCs w:val="24"/>
+                <w:lang w:val="fr-TG"/>
+              </w:rPr>
+              <w:t>access</w:t>
+            </w:r>
+            <w:proofErr w:type="spellEnd"/>
+            <w:r>
+              <w:rPr>
+                <w:rFonts w:cs="Arial"/>
+                <w:szCs w:val="24"/>
+                <w:lang w:val="fr-TG"/>
+              </w:rPr>
+              <w:t xml:space="preserve"> </w:t>
+            </w:r>
+            <w:proofErr w:type="spellStart"/>
+            <w:r>
+              <w:rPr>
+                <w:rFonts w:cs="Arial"/>
+                <w:szCs w:val="24"/>
+                <w:lang w:val="fr-TG"/>
+              </w:rPr>
+              <w:t>token</w:t>
+            </w:r>
+            <w:proofErr w:type="spellEnd"/>
+            <w:r>
+              <w:rPr>
+                <w:rFonts w:cs="Arial"/>
+                <w:szCs w:val="24"/>
+                <w:lang w:val="fr-TG"/>
+              </w:rPr>
+              <w:t xml:space="preserve"> + </w:t>
+            </w:r>
+            <w:proofErr w:type="spellStart"/>
+            <w:r>
+              <w:rPr>
+                <w:rFonts w:cs="Arial"/>
+                <w:szCs w:val="24"/>
+                <w:lang w:val="fr-TG"/>
+              </w:rPr>
+              <w:t>refresh</w:t>
+            </w:r>
+            <w:proofErr w:type="spellEnd"/>
+            <w:r>
+              <w:rPr>
+                <w:rFonts w:cs="Arial"/>
+                <w:szCs w:val="24"/>
+                <w:lang w:val="fr-TG"/>
+              </w:rPr>
+              <w:t xml:space="preserve"> </w:t>
+            </w:r>
+            <w:proofErr w:type="spellStart"/>
+            <w:r>
+              <w:rPr>
+                <w:rFonts w:cs="Arial"/>
+                <w:szCs w:val="24"/>
+                <w:lang w:val="fr-TG"/>
+              </w:rPr>
+              <w:t>token</w:t>
+            </w:r>
+            <w:proofErr w:type="spellEnd"/>
+            <w:r>
+              <w:rPr>
+                <w:rFonts w:cs="Arial"/>
+                <w:szCs w:val="24"/>
+                <w:lang w:val="fr-TG"/>
+              </w:rPr>
+              <w:t>)</w:t>
             </w:r>
           </w:p>
         </w:tc>
@@ -8714,30 +11570,66 @@
                 <w:szCs w:val="24"/>
                 <w:lang w:val="fr-TG"/>
               </w:rPr>
-              <w:t>Module officiel NestJS pour signer et vérifier des JWT</w:t>
-            </w:r>
-          </w:p>
-        </w:tc>
-        <w:tc>
-          <w:tcPr>
-            <w:tcW w:w="0" w:type="auto"/>
-            <w:hideMark/>
-          </w:tcPr>
-          <w:p>
-            <w:pPr>
-              <w:rPr>
-                <w:rFonts w:cs="Arial"/>
-                <w:szCs w:val="24"/>
-                <w:lang w:val="fr-TG"/>
-              </w:rPr>
-            </w:pPr>
-            <w:r>
-              <w:rPr>
-                <w:rFonts w:cs="Arial"/>
-                <w:szCs w:val="24"/>
-                <w:lang w:val="fr-TG"/>
-              </w:rPr>
-              <w:t>Génère et valide les tokens d'accès et de rafraîchissement</w:t>
+              <w:t xml:space="preserve">Module officiel </w:t>
+            </w:r>
+            <w:proofErr w:type="spellStart"/>
+            <w:r>
+              <w:rPr>
+                <w:rFonts w:cs="Arial"/>
+                <w:szCs w:val="24"/>
+                <w:lang w:val="fr-TG"/>
+              </w:rPr>
+              <w:t>NestJS</w:t>
+            </w:r>
+            <w:proofErr w:type="spellEnd"/>
+            <w:r>
+              <w:rPr>
+                <w:rFonts w:cs="Arial"/>
+                <w:szCs w:val="24"/>
+                <w:lang w:val="fr-TG"/>
+              </w:rPr>
+              <w:t xml:space="preserve"> pour signer et vérifier des JWT</w:t>
+            </w:r>
+          </w:p>
+        </w:tc>
+        <w:tc>
+          <w:tcPr>
+            <w:tcW w:w="0" w:type="auto"/>
+            <w:hideMark/>
+          </w:tcPr>
+          <w:p>
+            <w:pPr>
+              <w:rPr>
+                <w:rFonts w:cs="Arial"/>
+                <w:szCs w:val="24"/>
+                <w:lang w:val="fr-TG"/>
+              </w:rPr>
+            </w:pPr>
+            <w:r>
+              <w:rPr>
+                <w:rFonts w:cs="Arial"/>
+                <w:szCs w:val="24"/>
+                <w:lang w:val="fr-TG"/>
+              </w:rPr>
+              <w:t xml:space="preserve">Génère et valide les </w:t>
+            </w:r>
+            <w:proofErr w:type="spellStart"/>
+            <w:r>
+              <w:rPr>
+                <w:rFonts w:cs="Arial"/>
+                <w:szCs w:val="24"/>
+                <w:lang w:val="fr-TG"/>
+              </w:rPr>
+              <w:t>tokens</w:t>
+            </w:r>
+            <w:proofErr w:type="spellEnd"/>
+            <w:r>
+              <w:rPr>
+                <w:rFonts w:cs="Arial"/>
+                <w:szCs w:val="24"/>
+                <w:lang w:val="fr-TG"/>
+              </w:rPr>
+              <w:t xml:space="preserve"> d'accès et de rafraîchissement</w:t>
             </w:r>
           </w:p>
         </w:tc>
@@ -8779,6 +11671,8 @@
                 <w:lang w:val="fr-TG"/>
               </w:rPr>
             </w:pPr>
+            <w:proofErr w:type="spellStart"/>
+            <w:proofErr w:type="gramStart"/>
             <w:r>
               <w:rPr>
                 <w:rFonts w:cs="Arial"/>
@@ -8787,8 +11681,20 @@
                 <w:szCs w:val="24"/>
                 <w:lang w:val="fr-TG"/>
               </w:rPr>
-              <w:t>passport-jwt</w:t>
-            </w:r>
+              <w:t>passport</w:t>
+            </w:r>
+            <w:proofErr w:type="gramEnd"/>
+            <w:r>
+              <w:rPr>
+                <w:rFonts w:cs="Arial"/>
+                <w:b/>
+                <w:bCs/>
+                <w:szCs w:val="24"/>
+                <w:lang w:val="fr-TG"/>
+              </w:rPr>
+              <w:t>-jwt</w:t>
+            </w:r>
+            <w:proofErr w:type="spellEnd"/>
           </w:p>
         </w:tc>
         <w:tc>
@@ -8833,31 +11739,59 @@
                 <w:szCs w:val="24"/>
                 <w:lang w:val="fr-TG"/>
               </w:rPr>
-              <w:t>Middleware qui intercepte les requêtes, vérifie le token, et attache l'utilisateur authentifié à la requête</w:t>
-            </w:r>
-          </w:p>
-        </w:tc>
-        <w:tc>
-          <w:tcPr>
-            <w:tcW w:w="0" w:type="auto"/>
-            <w:hideMark/>
-          </w:tcPr>
-          <w:p>
-            <w:pPr>
-              <w:rPr>
-                <w:rFonts w:cs="Arial"/>
-                <w:szCs w:val="24"/>
-                <w:lang w:val="fr-TG"/>
-              </w:rPr>
-            </w:pPr>
-            <w:r>
-              <w:rPr>
-                <w:rFonts w:cs="Arial"/>
-                <w:szCs w:val="24"/>
-                <w:lang w:val="fr-TG"/>
-              </w:rPr>
-              <w:t>Quelques heures d'intégration, bien documentée dans NestJS</w:t>
-            </w:r>
+              <w:t xml:space="preserve">Middleware qui intercepte les requêtes, vérifie le </w:t>
+            </w:r>
+            <w:proofErr w:type="spellStart"/>
+            <w:r>
+              <w:rPr>
+                <w:rFonts w:cs="Arial"/>
+                <w:szCs w:val="24"/>
+                <w:lang w:val="fr-TG"/>
+              </w:rPr>
+              <w:t>token</w:t>
+            </w:r>
+            <w:proofErr w:type="spellEnd"/>
+            <w:r>
+              <w:rPr>
+                <w:rFonts w:cs="Arial"/>
+                <w:szCs w:val="24"/>
+                <w:lang w:val="fr-TG"/>
+              </w:rPr>
+              <w:t>, et attache l'utilisateur authentifié à la requête</w:t>
+            </w:r>
+          </w:p>
+        </w:tc>
+        <w:tc>
+          <w:tcPr>
+            <w:tcW w:w="0" w:type="auto"/>
+            <w:hideMark/>
+          </w:tcPr>
+          <w:p>
+            <w:pPr>
+              <w:rPr>
+                <w:rFonts w:cs="Arial"/>
+                <w:szCs w:val="24"/>
+                <w:lang w:val="fr-TG"/>
+              </w:rPr>
+            </w:pPr>
+            <w:r>
+              <w:rPr>
+                <w:rFonts w:cs="Arial"/>
+                <w:szCs w:val="24"/>
+                <w:lang w:val="fr-TG"/>
+              </w:rPr>
+              <w:t xml:space="preserve">Quelques heures d'intégration, bien documentée dans </w:t>
+            </w:r>
+            <w:proofErr w:type="spellStart"/>
+            <w:r>
+              <w:rPr>
+                <w:rFonts w:cs="Arial"/>
+                <w:szCs w:val="24"/>
+                <w:lang w:val="fr-TG"/>
+              </w:rPr>
+              <w:t>NestJS</w:t>
+            </w:r>
+            <w:proofErr w:type="spellEnd"/>
           </w:p>
         </w:tc>
       </w:tr>
@@ -8908,6 +11842,7 @@
               </w:rPr>
               <w:t xml:space="preserve">Algorithme de hachage de mot de passe, vainqueur du concours </w:t>
             </w:r>
+            <w:proofErr w:type="spellStart"/>
             <w:r>
               <w:rPr>
                 <w:rFonts w:cs="Arial"/>
@@ -8917,15 +11852,78 @@
                 <w:lang w:val="fr-TG"/>
               </w:rPr>
               <w:lastRenderedPageBreak/>
-              <w:t>Password Hashing Competition</w:t>
-            </w:r>
-            <w:r>
-              <w:rPr>
-                <w:rFonts w:cs="Arial"/>
-                <w:szCs w:val="24"/>
-                <w:lang w:val="fr-TG"/>
-              </w:rPr>
-              <w:t xml:space="preserve"> (2015), plus robuste que bcrypt face aux attaques par matériel dédié (GPU/ASIC)</w:t>
+              <w:t>Password</w:t>
+            </w:r>
+            <w:proofErr w:type="spellEnd"/>
+            <w:r>
+              <w:rPr>
+                <w:rFonts w:cs="Arial"/>
+                <w:i/>
+                <w:iCs/>
+                <w:szCs w:val="24"/>
+                <w:lang w:val="fr-TG"/>
+              </w:rPr>
+              <w:t xml:space="preserve"> </w:t>
+            </w:r>
+            <w:proofErr w:type="spellStart"/>
+            <w:r>
+              <w:rPr>
+                <w:rFonts w:cs="Arial"/>
+                <w:i/>
+                <w:iCs/>
+                <w:szCs w:val="24"/>
+                <w:lang w:val="fr-TG"/>
+              </w:rPr>
+              <w:t>Hashing</w:t>
+            </w:r>
+            <w:proofErr w:type="spellEnd"/>
+            <w:r>
+              <w:rPr>
+                <w:rFonts w:cs="Arial"/>
+                <w:i/>
+                <w:iCs/>
+                <w:szCs w:val="24"/>
+                <w:lang w:val="fr-TG"/>
+              </w:rPr>
+              <w:t xml:space="preserve"> </w:t>
+            </w:r>
+            <w:proofErr w:type="spellStart"/>
+            <w:r>
+              <w:rPr>
+                <w:rFonts w:cs="Arial"/>
+                <w:i/>
+                <w:iCs/>
+                <w:szCs w:val="24"/>
+                <w:lang w:val="fr-TG"/>
+              </w:rPr>
+              <w:t>Competition</w:t>
+            </w:r>
+            <w:proofErr w:type="spellEnd"/>
+            <w:r>
+              <w:rPr>
+                <w:rFonts w:cs="Arial"/>
+                <w:szCs w:val="24"/>
+                <w:lang w:val="fr-TG"/>
+              </w:rPr>
+              <w:t xml:space="preserve"> (2015), plus robuste que </w:t>
+            </w:r>
+            <w:proofErr w:type="spellStart"/>
+            <w:r>
+              <w:rPr>
+                <w:rFonts w:cs="Arial"/>
+                <w:szCs w:val="24"/>
+                <w:lang w:val="fr-TG"/>
+              </w:rPr>
+              <w:t>bcrypt</w:t>
+            </w:r>
+            <w:proofErr w:type="spellEnd"/>
+            <w:r>
+              <w:rPr>
+                <w:rFonts w:cs="Arial"/>
+                <w:szCs w:val="24"/>
+                <w:lang w:val="fr-TG"/>
+              </w:rPr>
+              <w:t xml:space="preserve"> face aux attaques par matériel dédié (GPU/ASIC)</w:t>
             </w:r>
           </w:p>
         </w:tc>
@@ -8982,7 +11980,53 @@
                 <w:lang w:val="fr-TG"/>
               </w:rPr>
               <w:lastRenderedPageBreak/>
-              <w:t>Quelques heures (2-3 fonctions à utiliser : hash(), verify())</w:t>
+              <w:t xml:space="preserve">Quelques heures (2-3 fonctions à utiliser : </w:t>
+            </w:r>
+            <w:proofErr w:type="gramStart"/>
+            <w:r>
+              <w:rPr>
+                <w:rFonts w:cs="Arial"/>
+                <w:szCs w:val="24"/>
+                <w:lang w:val="fr-TG"/>
+              </w:rPr>
+              <w:t>hash(</w:t>
+            </w:r>
+            <w:proofErr w:type="gramEnd"/>
+            <w:r>
+              <w:rPr>
+                <w:rFonts w:cs="Arial"/>
+                <w:szCs w:val="24"/>
+                <w:lang w:val="fr-TG"/>
+              </w:rPr>
+              <w:t xml:space="preserve">), </w:t>
+            </w:r>
+            <w:proofErr w:type="spellStart"/>
+            <w:proofErr w:type="gramStart"/>
+            <w:r>
+              <w:rPr>
+                <w:rFonts w:cs="Arial"/>
+                <w:szCs w:val="24"/>
+                <w:lang w:val="fr-TG"/>
+              </w:rPr>
+              <w:t>verify</w:t>
+            </w:r>
+            <w:proofErr w:type="spellEnd"/>
+            <w:r>
+              <w:rPr>
+                <w:rFonts w:cs="Arial"/>
+                <w:szCs w:val="24"/>
+                <w:lang w:val="fr-TG"/>
+              </w:rPr>
+              <w:t>(</w:t>
+            </w:r>
+            <w:proofErr w:type="gramEnd"/>
+            <w:r>
+              <w:rPr>
+                <w:rFonts w:cs="Arial"/>
+                <w:szCs w:val="24"/>
+                <w:lang w:val="fr-TG"/>
+              </w:rPr>
+              <w:t>))</w:t>
             </w:r>
           </w:p>
         </w:tc>
@@ -9001,6 +12045,7 @@
                 <w:lang w:val="fr-TG"/>
               </w:rPr>
             </w:pPr>
+            <w:proofErr w:type="gramStart"/>
             <w:r>
               <w:rPr>
                 <w:rFonts w:cs="Arial"/>
@@ -9009,30 +12054,89 @@
                 <w:szCs w:val="24"/>
                 <w:lang w:val="fr-TG"/>
               </w:rPr>
-              <w:t>class-validator</w:t>
-            </w:r>
-          </w:p>
-        </w:tc>
-        <w:tc>
-          <w:tcPr>
-            <w:tcW w:w="0" w:type="auto"/>
-            <w:hideMark/>
-          </w:tcPr>
-          <w:p>
-            <w:pPr>
-              <w:rPr>
-                <w:rFonts w:cs="Arial"/>
-                <w:szCs w:val="24"/>
-                <w:lang w:val="fr-TG"/>
-              </w:rPr>
-            </w:pPr>
-            <w:r>
-              <w:rPr>
-                <w:rFonts w:cs="Arial"/>
-                <w:szCs w:val="24"/>
-                <w:lang w:val="fr-TG"/>
-              </w:rPr>
-              <w:t>Librairie qui permet de valider un objet en ajoutant des décorateurs sur ses propriétés (@IsEmail(), @IsNotEmpty(), etc.)</w:t>
+              <w:t>class</w:t>
+            </w:r>
+            <w:proofErr w:type="gramEnd"/>
+            <w:r>
+              <w:rPr>
+                <w:rFonts w:cs="Arial"/>
+                <w:b/>
+                <w:bCs/>
+                <w:szCs w:val="24"/>
+                <w:lang w:val="fr-TG"/>
+              </w:rPr>
+              <w:t>-</w:t>
+            </w:r>
+            <w:proofErr w:type="spellStart"/>
+            <w:r>
+              <w:rPr>
+                <w:rFonts w:cs="Arial"/>
+                <w:b/>
+                <w:bCs/>
+                <w:szCs w:val="24"/>
+                <w:lang w:val="fr-TG"/>
+              </w:rPr>
+              <w:t>validator</w:t>
+            </w:r>
+            <w:proofErr w:type="spellEnd"/>
+          </w:p>
+        </w:tc>
+        <w:tc>
+          <w:tcPr>
+            <w:tcW w:w="0" w:type="auto"/>
+            <w:hideMark/>
+          </w:tcPr>
+          <w:p>
+            <w:pPr>
+              <w:rPr>
+                <w:rFonts w:cs="Arial"/>
+                <w:szCs w:val="24"/>
+                <w:lang w:val="fr-TG"/>
+              </w:rPr>
+            </w:pPr>
+            <w:r>
+              <w:rPr>
+                <w:rFonts w:cs="Arial"/>
+                <w:szCs w:val="24"/>
+                <w:lang w:val="fr-TG"/>
+              </w:rPr>
+              <w:t>Librairie qui permet de valider un objet en ajoutant des décorateurs sur ses propriétés (@</w:t>
+            </w:r>
+            <w:proofErr w:type="gramStart"/>
+            <w:r>
+              <w:rPr>
+                <w:rFonts w:cs="Arial"/>
+                <w:szCs w:val="24"/>
+                <w:lang w:val="fr-TG"/>
+              </w:rPr>
+              <w:t>IsEmail(</w:t>
+            </w:r>
+            <w:proofErr w:type="gramEnd"/>
+            <w:r>
+              <w:rPr>
+                <w:rFonts w:cs="Arial"/>
+                <w:szCs w:val="24"/>
+                <w:lang w:val="fr-TG"/>
+              </w:rPr>
+              <w:t>), @</w:t>
+            </w:r>
+            <w:proofErr w:type="gramStart"/>
+            <w:r>
+              <w:rPr>
+                <w:rFonts w:cs="Arial"/>
+                <w:szCs w:val="24"/>
+                <w:lang w:val="fr-TG"/>
+              </w:rPr>
+              <w:t>IsNotEmpty(</w:t>
+            </w:r>
+            <w:proofErr w:type="gramEnd"/>
+            <w:r>
+              <w:rPr>
+                <w:rFonts w:cs="Arial"/>
+                <w:szCs w:val="24"/>
+                <w:lang w:val="fr-TG"/>
+              </w:rPr>
+              <w:t>), etc.)</w:t>
             </w:r>
           </w:p>
         </w:tc>
@@ -9097,6 +12201,7 @@
                 <w:lang w:val="fr-TG"/>
               </w:rPr>
             </w:pPr>
+            <w:proofErr w:type="gramStart"/>
             <w:r>
               <w:rPr>
                 <w:rFonts w:cs="Arial"/>
@@ -9105,31 +12210,52 @@
                 <w:szCs w:val="24"/>
                 <w:lang w:val="fr-TG"/>
               </w:rPr>
-              <w:t>class-transformer</w:t>
-            </w:r>
-          </w:p>
-        </w:tc>
-        <w:tc>
-          <w:tcPr>
-            <w:tcW w:w="0" w:type="auto"/>
-            <w:hideMark/>
-          </w:tcPr>
-          <w:p>
-            <w:pPr>
-              <w:rPr>
-                <w:rFonts w:cs="Arial"/>
-                <w:szCs w:val="24"/>
-                <w:lang w:val="fr-TG"/>
-              </w:rPr>
-            </w:pPr>
-            <w:r>
-              <w:rPr>
-                <w:rFonts w:cs="Arial"/>
-                <w:szCs w:val="24"/>
-                <w:lang w:val="fr-TG"/>
-              </w:rPr>
-              <w:t>Librairie complémentaire qui convertit des objets JSON bruts en instances de classes TypeScript</w:t>
-            </w:r>
+              <w:t>class</w:t>
+            </w:r>
+            <w:proofErr w:type="gramEnd"/>
+            <w:r>
+              <w:rPr>
+                <w:rFonts w:cs="Arial"/>
+                <w:b/>
+                <w:bCs/>
+                <w:szCs w:val="24"/>
+                <w:lang w:val="fr-TG"/>
+              </w:rPr>
+              <w:t>-transformer</w:t>
+            </w:r>
+          </w:p>
+        </w:tc>
+        <w:tc>
+          <w:tcPr>
+            <w:tcW w:w="0" w:type="auto"/>
+            <w:hideMark/>
+          </w:tcPr>
+          <w:p>
+            <w:pPr>
+              <w:rPr>
+                <w:rFonts w:cs="Arial"/>
+                <w:szCs w:val="24"/>
+                <w:lang w:val="fr-TG"/>
+              </w:rPr>
+            </w:pPr>
+            <w:r>
+              <w:rPr>
+                <w:rFonts w:cs="Arial"/>
+                <w:szCs w:val="24"/>
+                <w:lang w:val="fr-TG"/>
+              </w:rPr>
+              <w:t xml:space="preserve">Librairie complémentaire qui convertit des objets JSON bruts en instances de classes </w:t>
+            </w:r>
+            <w:proofErr w:type="spellStart"/>
+            <w:r>
+              <w:rPr>
+                <w:rFonts w:cs="Arial"/>
+                <w:szCs w:val="24"/>
+                <w:lang w:val="fr-TG"/>
+              </w:rPr>
+              <w:t>TypeScript</w:t>
+            </w:r>
+            <w:proofErr w:type="spellEnd"/>
           </w:p>
         </w:tc>
         <w:tc>
@@ -9174,8 +12300,18 @@
                 <w:szCs w:val="24"/>
                 <w:lang w:val="fr-TG"/>
               </w:rPr>
-              <w:t>Quelques heures, utilisé conjointement avec class-validator</w:t>
-            </w:r>
+              <w:t>Quelques heures, utilisé conjointement avec class-</w:t>
+            </w:r>
+            <w:proofErr w:type="spellStart"/>
+            <w:r>
+              <w:rPr>
+                <w:rFonts w:cs="Arial"/>
+                <w:szCs w:val="24"/>
+                <w:lang w:val="fr-TG"/>
+              </w:rPr>
+              <w:t>validator</w:t>
+            </w:r>
+            <w:proofErr w:type="spellEnd"/>
           </w:p>
         </w:tc>
       </w:tr>
@@ -9193,6 +12329,7 @@
                 <w:lang w:val="fr-TG"/>
               </w:rPr>
             </w:pPr>
+            <w:proofErr w:type="spellStart"/>
             <w:r>
               <w:rPr>
                 <w:rFonts w:cs="Arial"/>
@@ -9203,6 +12340,7 @@
               </w:rPr>
               <w:t>BullMQ</w:t>
             </w:r>
+            <w:proofErr w:type="spellEnd"/>
           </w:p>
         </w:tc>
         <w:tc>
@@ -9290,7 +12428,25 @@
                 <w:lang w:val="fr-TG"/>
               </w:rPr>
               <w:lastRenderedPageBreak/>
-              <w:t>2 à 3 jours pour la mise en place de base (créer une queue, un worker, un job)</w:t>
+              <w:t xml:space="preserve">2 à 3 jours pour la mise en place de base (créer une queue, un </w:t>
+            </w:r>
+            <w:proofErr w:type="spellStart"/>
+            <w:r>
+              <w:rPr>
+                <w:rFonts w:cs="Arial"/>
+                <w:szCs w:val="24"/>
+                <w:lang w:val="fr-TG"/>
+              </w:rPr>
+              <w:t>worker</w:t>
+            </w:r>
+            <w:proofErr w:type="spellEnd"/>
+            <w:r>
+              <w:rPr>
+                <w:rFonts w:cs="Arial"/>
+                <w:szCs w:val="24"/>
+                <w:lang w:val="fr-TG"/>
+              </w:rPr>
+              <w:t>, un job)</w:t>
             </w:r>
           </w:p>
         </w:tc>
@@ -9363,30 +12519,84 @@
                 <w:szCs w:val="24"/>
                 <w:lang w:val="fr-TG"/>
               </w:rPr>
-              <w:t>Sert de backend de stockage pour BullMQ (files d'attente) ; peut aussi stocker les tokens révoqués</w:t>
-            </w:r>
-          </w:p>
-        </w:tc>
-        <w:tc>
-          <w:tcPr>
-            <w:tcW w:w="0" w:type="auto"/>
-            <w:hideMark/>
-          </w:tcPr>
-          <w:p>
-            <w:pPr>
-              <w:rPr>
-                <w:rFonts w:cs="Arial"/>
-                <w:szCs w:val="24"/>
-                <w:lang w:val="fr-TG"/>
-              </w:rPr>
-            </w:pPr>
-            <w:r>
-              <w:rPr>
-                <w:rFonts w:cs="Arial"/>
-                <w:szCs w:val="24"/>
-                <w:lang w:val="fr-TG"/>
-              </w:rPr>
-              <w:t>1 jour pour l'installation et les commandes de base ; vous ne l'utilisez presque jamais directement, c'est BullMQ qui l'exploite</w:t>
+              <w:t xml:space="preserve">Sert de backend de stockage pour </w:t>
+            </w:r>
+            <w:proofErr w:type="spellStart"/>
+            <w:r>
+              <w:rPr>
+                <w:rFonts w:cs="Arial"/>
+                <w:szCs w:val="24"/>
+                <w:lang w:val="fr-TG"/>
+              </w:rPr>
+              <w:t>BullMQ</w:t>
+            </w:r>
+            <w:proofErr w:type="spellEnd"/>
+            <w:r>
+              <w:rPr>
+                <w:rFonts w:cs="Arial"/>
+                <w:szCs w:val="24"/>
+                <w:lang w:val="fr-TG"/>
+              </w:rPr>
+              <w:t xml:space="preserve"> (files d'attente) ; peut aussi stocker les </w:t>
+            </w:r>
+            <w:proofErr w:type="spellStart"/>
+            <w:r>
+              <w:rPr>
+                <w:rFonts w:cs="Arial"/>
+                <w:szCs w:val="24"/>
+                <w:lang w:val="fr-TG"/>
+              </w:rPr>
+              <w:t>tokens</w:t>
+            </w:r>
+            <w:proofErr w:type="spellEnd"/>
+            <w:r>
+              <w:rPr>
+                <w:rFonts w:cs="Arial"/>
+                <w:szCs w:val="24"/>
+                <w:lang w:val="fr-TG"/>
+              </w:rPr>
+              <w:t xml:space="preserve"> révoqués</w:t>
+            </w:r>
+          </w:p>
+        </w:tc>
+        <w:tc>
+          <w:tcPr>
+            <w:tcW w:w="0" w:type="auto"/>
+            <w:hideMark/>
+          </w:tcPr>
+          <w:p>
+            <w:pPr>
+              <w:rPr>
+                <w:rFonts w:cs="Arial"/>
+                <w:szCs w:val="24"/>
+                <w:lang w:val="fr-TG"/>
+              </w:rPr>
+            </w:pPr>
+            <w:r>
+              <w:rPr>
+                <w:rFonts w:cs="Arial"/>
+                <w:szCs w:val="24"/>
+                <w:lang w:val="fr-TG"/>
+              </w:rPr>
+              <w:t xml:space="preserve">1 jour pour l'installation et les commandes de base ; vous ne l'utilisez presque jamais directement, c'est </w:t>
+            </w:r>
+            <w:proofErr w:type="spellStart"/>
+            <w:r>
+              <w:rPr>
+                <w:rFonts w:cs="Arial"/>
+                <w:szCs w:val="24"/>
+                <w:lang w:val="fr-TG"/>
+              </w:rPr>
+              <w:t>BullMQ</w:t>
+            </w:r>
+            <w:proofErr w:type="spellEnd"/>
+            <w:r>
+              <w:rPr>
+                <w:rFonts w:cs="Arial"/>
+                <w:szCs w:val="24"/>
+                <w:lang w:val="fr-TG"/>
+              </w:rPr>
+              <w:t xml:space="preserve"> qui l'exploite</w:t>
             </w:r>
           </w:p>
         </w:tc>
@@ -9501,6 +12711,7 @@
                 <w:lang w:val="fr-TG"/>
               </w:rPr>
             </w:pPr>
+            <w:proofErr w:type="spellStart"/>
             <w:r>
               <w:rPr>
                 <w:rFonts w:cs="Arial"/>
@@ -9511,51 +12722,80 @@
               </w:rPr>
               <w:t>XState</w:t>
             </w:r>
-          </w:p>
-        </w:tc>
-        <w:tc>
-          <w:tcPr>
-            <w:tcW w:w="0" w:type="auto"/>
-            <w:hideMark/>
-          </w:tcPr>
-          <w:p>
-            <w:pPr>
-              <w:rPr>
-                <w:rFonts w:cs="Arial"/>
-                <w:szCs w:val="24"/>
-                <w:lang w:val="fr-TG"/>
-              </w:rPr>
-            </w:pPr>
-            <w:r>
-              <w:rPr>
-                <w:rFonts w:cs="Arial"/>
-                <w:szCs w:val="24"/>
-                <w:lang w:val="fr-TG"/>
-              </w:rPr>
-              <w:t>Librairie de modélisation de machines à états finis et de statecharts</w:t>
-            </w:r>
-          </w:p>
-        </w:tc>
-        <w:tc>
-          <w:tcPr>
-            <w:tcW w:w="0" w:type="auto"/>
-            <w:hideMark/>
-          </w:tcPr>
-          <w:p>
-            <w:pPr>
-              <w:rPr>
-                <w:rFonts w:cs="Arial"/>
-                <w:szCs w:val="24"/>
-                <w:lang w:val="fr-TG"/>
-              </w:rPr>
-            </w:pPr>
-            <w:r>
-              <w:rPr>
-                <w:rFonts w:cs="Arial"/>
-                <w:szCs w:val="24"/>
-                <w:lang w:val="fr-TG"/>
-              </w:rPr>
-              <w:t xml:space="preserve">Formalise et sécurise les transitions du statut d'un ticket (ouvert → affecté → en_cours...), en empêchant </w:t>
+            <w:proofErr w:type="spellEnd"/>
+          </w:p>
+        </w:tc>
+        <w:tc>
+          <w:tcPr>
+            <w:tcW w:w="0" w:type="auto"/>
+            <w:hideMark/>
+          </w:tcPr>
+          <w:p>
+            <w:pPr>
+              <w:rPr>
+                <w:rFonts w:cs="Arial"/>
+                <w:szCs w:val="24"/>
+                <w:lang w:val="fr-TG"/>
+              </w:rPr>
+            </w:pPr>
+            <w:r>
+              <w:rPr>
+                <w:rFonts w:cs="Arial"/>
+                <w:szCs w:val="24"/>
+                <w:lang w:val="fr-TG"/>
+              </w:rPr>
+              <w:t xml:space="preserve">Librairie de modélisation de machines à états finis et de </w:t>
+            </w:r>
+            <w:proofErr w:type="spellStart"/>
+            <w:r>
+              <w:rPr>
+                <w:rFonts w:cs="Arial"/>
+                <w:szCs w:val="24"/>
+                <w:lang w:val="fr-TG"/>
+              </w:rPr>
+              <w:t>statecharts</w:t>
+            </w:r>
+            <w:proofErr w:type="spellEnd"/>
+          </w:p>
+        </w:tc>
+        <w:tc>
+          <w:tcPr>
+            <w:tcW w:w="0" w:type="auto"/>
+            <w:hideMark/>
+          </w:tcPr>
+          <w:p>
+            <w:pPr>
+              <w:rPr>
+                <w:rFonts w:cs="Arial"/>
+                <w:szCs w:val="24"/>
+                <w:lang w:val="fr-TG"/>
+              </w:rPr>
+            </w:pPr>
+            <w:r>
+              <w:rPr>
+                <w:rFonts w:cs="Arial"/>
+                <w:szCs w:val="24"/>
+                <w:lang w:val="fr-TG"/>
+              </w:rPr>
+              <w:t xml:space="preserve">Formalise et sécurise les transitions du statut d'un ticket (ouvert → affecté → </w:t>
+            </w:r>
+            <w:proofErr w:type="spellStart"/>
+            <w:r>
+              <w:rPr>
+                <w:rFonts w:cs="Arial"/>
+                <w:szCs w:val="24"/>
+                <w:lang w:val="fr-TG"/>
+              </w:rPr>
+              <w:t>en_cours</w:t>
+            </w:r>
+            <w:proofErr w:type="spellEnd"/>
+            <w:r>
+              <w:rPr>
+                <w:rFonts w:cs="Arial"/>
+                <w:szCs w:val="24"/>
+                <w:lang w:val="fr-TG"/>
+              </w:rPr>
+              <w:t xml:space="preserve">...), en empêchant </w:t>
             </w:r>
             <w:r>
               <w:rPr>
@@ -9638,7 +12878,25 @@
                 <w:szCs w:val="24"/>
                 <w:lang w:val="fr-TG"/>
               </w:rPr>
-              <w:t>Module NestJS permettant d'émettre et d'écouter des événements internes à l'application (pattern observateur)</w:t>
+              <w:t xml:space="preserve">Module </w:t>
+            </w:r>
+            <w:proofErr w:type="spellStart"/>
+            <w:r>
+              <w:rPr>
+                <w:rFonts w:cs="Arial"/>
+                <w:szCs w:val="24"/>
+                <w:lang w:val="fr-TG"/>
+              </w:rPr>
+              <w:t>NestJS</w:t>
+            </w:r>
+            <w:proofErr w:type="spellEnd"/>
+            <w:r>
+              <w:rPr>
+                <w:rFonts w:cs="Arial"/>
+                <w:szCs w:val="24"/>
+                <w:lang w:val="fr-TG"/>
+              </w:rPr>
+              <w:t xml:space="preserve"> permettant d'émettre et d'écouter des événements internes à l'application (pattern observateur)</w:t>
             </w:r>
           </w:p>
         </w:tc>
@@ -9734,7 +12992,43 @@
                 <w:szCs w:val="24"/>
                 <w:lang w:val="fr-TG"/>
               </w:rPr>
-              <w:t>Module NestJS pour gérer des connexions WebSocket (communication bidirectionnelle temps réel)</w:t>
+              <w:t xml:space="preserve">Module </w:t>
+            </w:r>
+            <w:proofErr w:type="spellStart"/>
+            <w:r>
+              <w:rPr>
+                <w:rFonts w:cs="Arial"/>
+                <w:szCs w:val="24"/>
+                <w:lang w:val="fr-TG"/>
+              </w:rPr>
+              <w:t>NestJS</w:t>
+            </w:r>
+            <w:proofErr w:type="spellEnd"/>
+            <w:r>
+              <w:rPr>
+                <w:rFonts w:cs="Arial"/>
+                <w:szCs w:val="24"/>
+                <w:lang w:val="fr-TG"/>
+              </w:rPr>
+              <w:t xml:space="preserve"> pour gérer des connexions </w:t>
+            </w:r>
+            <w:proofErr w:type="spellStart"/>
+            <w:r>
+              <w:rPr>
+                <w:rFonts w:cs="Arial"/>
+                <w:szCs w:val="24"/>
+                <w:lang w:val="fr-TG"/>
+              </w:rPr>
+              <w:t>WebSocket</w:t>
+            </w:r>
+            <w:proofErr w:type="spellEnd"/>
+            <w:r>
+              <w:rPr>
+                <w:rFonts w:cs="Arial"/>
+                <w:szCs w:val="24"/>
+                <w:lang w:val="fr-TG"/>
+              </w:rPr>
+              <w:t xml:space="preserve"> (communication bidirectionnelle temps réel)</w:t>
             </w:r>
           </w:p>
         </w:tc>
@@ -9848,7 +13142,43 @@
                 <w:szCs w:val="24"/>
                 <w:lang w:val="fr-TG"/>
               </w:rPr>
-              <w:t>Module NestJS de limitation de débit (rate limiting)</w:t>
+              <w:t xml:space="preserve">Module </w:t>
+            </w:r>
+            <w:proofErr w:type="spellStart"/>
+            <w:r>
+              <w:rPr>
+                <w:rFonts w:cs="Arial"/>
+                <w:szCs w:val="24"/>
+                <w:lang w:val="fr-TG"/>
+              </w:rPr>
+              <w:t>NestJS</w:t>
+            </w:r>
+            <w:proofErr w:type="spellEnd"/>
+            <w:r>
+              <w:rPr>
+                <w:rFonts w:cs="Arial"/>
+                <w:szCs w:val="24"/>
+                <w:lang w:val="fr-TG"/>
+              </w:rPr>
+              <w:t xml:space="preserve"> de limitation de débit (rate </w:t>
+            </w:r>
+            <w:proofErr w:type="spellStart"/>
+            <w:r>
+              <w:rPr>
+                <w:rFonts w:cs="Arial"/>
+                <w:szCs w:val="24"/>
+                <w:lang w:val="fr-TG"/>
+              </w:rPr>
+              <w:t>limiting</w:t>
+            </w:r>
+            <w:proofErr w:type="spellEnd"/>
+            <w:r>
+              <w:rPr>
+                <w:rFonts w:cs="Arial"/>
+                <w:szCs w:val="24"/>
+                <w:lang w:val="fr-TG"/>
+              </w:rPr>
+              <w:t>)</w:t>
             </w:r>
           </w:p>
         </w:tc>
@@ -9945,30 +13275,84 @@
                 <w:szCs w:val="24"/>
                 <w:lang w:val="fr-TG"/>
               </w:rPr>
-              <w:t>Module NestJS qui génère automatiquement une documentation API interactive (OpenAPI/Swagger) à partir des décorateurs déjà présents sur vos contrôleurs et DTO</w:t>
-            </w:r>
-          </w:p>
-        </w:tc>
-        <w:tc>
-          <w:tcPr>
-            <w:tcW w:w="0" w:type="auto"/>
-            <w:hideMark/>
-          </w:tcPr>
-          <w:p>
-            <w:pPr>
-              <w:rPr>
-                <w:rFonts w:cs="Arial"/>
-                <w:szCs w:val="24"/>
-                <w:lang w:val="fr-TG"/>
-              </w:rPr>
-            </w:pPr>
-            <w:r>
-              <w:rPr>
-                <w:rFonts w:cs="Arial"/>
-                <w:szCs w:val="24"/>
-                <w:lang w:val="fr-TG"/>
-              </w:rPr>
-              <w:t>Documentation consultable de l'API, utile aussi pour tester manuellement les endpoints pendant le développement</w:t>
+              <w:t xml:space="preserve">Module </w:t>
+            </w:r>
+            <w:proofErr w:type="spellStart"/>
+            <w:r>
+              <w:rPr>
+                <w:rFonts w:cs="Arial"/>
+                <w:szCs w:val="24"/>
+                <w:lang w:val="fr-TG"/>
+              </w:rPr>
+              <w:t>NestJS</w:t>
+            </w:r>
+            <w:proofErr w:type="spellEnd"/>
+            <w:r>
+              <w:rPr>
+                <w:rFonts w:cs="Arial"/>
+                <w:szCs w:val="24"/>
+                <w:lang w:val="fr-TG"/>
+              </w:rPr>
+              <w:t xml:space="preserve"> qui génère automatiquement une documentation API interactive (</w:t>
+            </w:r>
+            <w:proofErr w:type="spellStart"/>
+            <w:r>
+              <w:rPr>
+                <w:rFonts w:cs="Arial"/>
+                <w:szCs w:val="24"/>
+                <w:lang w:val="fr-TG"/>
+              </w:rPr>
+              <w:t>OpenAPI</w:t>
+            </w:r>
+            <w:proofErr w:type="spellEnd"/>
+            <w:r>
+              <w:rPr>
+                <w:rFonts w:cs="Arial"/>
+                <w:szCs w:val="24"/>
+                <w:lang w:val="fr-TG"/>
+              </w:rPr>
+              <w:t>/Swagger) à partir des décorateurs déjà présents sur vos contrôleurs et DTO</w:t>
+            </w:r>
+          </w:p>
+        </w:tc>
+        <w:tc>
+          <w:tcPr>
+            <w:tcW w:w="0" w:type="auto"/>
+            <w:hideMark/>
+          </w:tcPr>
+          <w:p>
+            <w:pPr>
+              <w:rPr>
+                <w:rFonts w:cs="Arial"/>
+                <w:szCs w:val="24"/>
+                <w:lang w:val="fr-TG"/>
+              </w:rPr>
+            </w:pPr>
+            <w:r>
+              <w:rPr>
+                <w:rFonts w:cs="Arial"/>
+                <w:szCs w:val="24"/>
+                <w:lang w:val="fr-TG"/>
+              </w:rPr>
+              <w:t xml:space="preserve">Documentation consultable de l'API, utile aussi pour tester manuellement les </w:t>
+            </w:r>
+            <w:proofErr w:type="spellStart"/>
+            <w:r>
+              <w:rPr>
+                <w:rFonts w:cs="Arial"/>
+                <w:szCs w:val="24"/>
+                <w:lang w:val="fr-TG"/>
+              </w:rPr>
+              <w:t>endpoints</w:t>
+            </w:r>
+            <w:proofErr w:type="spellEnd"/>
+            <w:r>
+              <w:rPr>
+                <w:rFonts w:cs="Arial"/>
+                <w:szCs w:val="24"/>
+                <w:lang w:val="fr-TG"/>
+              </w:rPr>
+              <w:t xml:space="preserve"> pendant le développement</w:t>
             </w:r>
           </w:p>
         </w:tc>
@@ -10041,7 +13425,25 @@
                 <w:szCs w:val="24"/>
                 <w:lang w:val="fr-TG"/>
               </w:rPr>
-              <w:t>Librairies de journalisation (logging) structurée pour Node.js</w:t>
+              <w:t>Librairies de journalisation (</w:t>
+            </w:r>
+            <w:proofErr w:type="spellStart"/>
+            <w:r>
+              <w:rPr>
+                <w:rFonts w:cs="Arial"/>
+                <w:szCs w:val="24"/>
+                <w:lang w:val="fr-TG"/>
+              </w:rPr>
+              <w:t>logging</w:t>
+            </w:r>
+            <w:proofErr w:type="spellEnd"/>
+            <w:r>
+              <w:rPr>
+                <w:rFonts w:cs="Arial"/>
+                <w:szCs w:val="24"/>
+                <w:lang w:val="fr-TG"/>
+              </w:rPr>
+              <w:t>) structurée pour Node.js</w:t>
             </w:r>
           </w:p>
         </w:tc>
@@ -10106,6 +13508,8 @@
                 <w:lang w:val="fr-TG"/>
               </w:rPr>
             </w:pPr>
+            <w:proofErr w:type="spellStart"/>
+            <w:proofErr w:type="gramStart"/>
             <w:r>
               <w:rPr>
                 <w:rFonts w:cs="Arial"/>
@@ -10116,6 +13520,8 @@
               </w:rPr>
               <w:t>zxcvbn</w:t>
             </w:r>
+            <w:proofErr w:type="spellEnd"/>
+            <w:proofErr w:type="gramEnd"/>
           </w:p>
         </w:tc>
         <w:tc>
@@ -10389,53 +13795,143 @@
                 <w:szCs w:val="24"/>
                 <w:lang w:val="fr-TG"/>
               </w:rPr>
-              <w:t>Framework React qui ajoute le routage par fichiers, le rendu serveur (SSR) et d'autres optimisations</w:t>
-            </w:r>
-          </w:p>
-        </w:tc>
-        <w:tc>
-          <w:tcPr>
-            <w:tcW w:w="0" w:type="auto"/>
-            <w:hideMark/>
-          </w:tcPr>
-          <w:p>
-            <w:pPr>
-              <w:rPr>
-                <w:rFonts w:cs="Arial"/>
-                <w:szCs w:val="24"/>
-                <w:lang w:val="fr-TG"/>
-              </w:rPr>
-            </w:pPr>
-            <w:r>
-              <w:rPr>
-                <w:rFonts w:cs="Arial"/>
-                <w:szCs w:val="24"/>
-                <w:lang w:val="fr-TG"/>
-              </w:rPr>
-              <w:t>Structure toutes les pages de l'application (login, dashboard, tickets...)</w:t>
-            </w:r>
-          </w:p>
-        </w:tc>
-        <w:tc>
-          <w:tcPr>
-            <w:tcW w:w="0" w:type="auto"/>
-            <w:hideMark/>
-          </w:tcPr>
-          <w:p>
-            <w:pPr>
-              <w:rPr>
-                <w:rFonts w:cs="Arial"/>
-                <w:szCs w:val="24"/>
-                <w:lang w:val="fr-TG"/>
-              </w:rPr>
-            </w:pPr>
-            <w:r>
-              <w:rPr>
-                <w:rFonts w:cs="Arial"/>
-                <w:szCs w:val="24"/>
-                <w:lang w:val="fr-TG"/>
-              </w:rPr>
-              <w:t>3 à 5 jours pour les bases (App Router, pages, layouts) si vous connaissez déjà React ; sinon ajoutez le temps d'apprentissage de React lui-même</w:t>
+              <w:t xml:space="preserve">Framework </w:t>
+            </w:r>
+            <w:proofErr w:type="spellStart"/>
+            <w:r>
+              <w:rPr>
+                <w:rFonts w:cs="Arial"/>
+                <w:szCs w:val="24"/>
+                <w:lang w:val="fr-TG"/>
+              </w:rPr>
+              <w:t>React</w:t>
+            </w:r>
+            <w:proofErr w:type="spellEnd"/>
+            <w:r>
+              <w:rPr>
+                <w:rFonts w:cs="Arial"/>
+                <w:szCs w:val="24"/>
+                <w:lang w:val="fr-TG"/>
+              </w:rPr>
+              <w:t xml:space="preserve"> qui ajoute le routage par fichiers, le rendu serveur (SSR) et d'autres optimisations</w:t>
+            </w:r>
+          </w:p>
+        </w:tc>
+        <w:tc>
+          <w:tcPr>
+            <w:tcW w:w="0" w:type="auto"/>
+            <w:hideMark/>
+          </w:tcPr>
+          <w:p>
+            <w:pPr>
+              <w:rPr>
+                <w:rFonts w:cs="Arial"/>
+                <w:szCs w:val="24"/>
+                <w:lang w:val="fr-TG"/>
+              </w:rPr>
+            </w:pPr>
+            <w:r>
+              <w:rPr>
+                <w:rFonts w:cs="Arial"/>
+                <w:szCs w:val="24"/>
+                <w:lang w:val="fr-TG"/>
+              </w:rPr>
+              <w:t xml:space="preserve">Structure toutes les pages de l'application (login, </w:t>
+            </w:r>
+            <w:proofErr w:type="spellStart"/>
+            <w:r>
+              <w:rPr>
+                <w:rFonts w:cs="Arial"/>
+                <w:szCs w:val="24"/>
+                <w:lang w:val="fr-TG"/>
+              </w:rPr>
+              <w:t>dashboard</w:t>
+            </w:r>
+            <w:proofErr w:type="spellEnd"/>
+            <w:r>
+              <w:rPr>
+                <w:rFonts w:cs="Arial"/>
+                <w:szCs w:val="24"/>
+                <w:lang w:val="fr-TG"/>
+              </w:rPr>
+              <w:t>, tickets...)</w:t>
+            </w:r>
+          </w:p>
+        </w:tc>
+        <w:tc>
+          <w:tcPr>
+            <w:tcW w:w="0" w:type="auto"/>
+            <w:hideMark/>
+          </w:tcPr>
+          <w:p>
+            <w:pPr>
+              <w:rPr>
+                <w:rFonts w:cs="Arial"/>
+                <w:szCs w:val="24"/>
+                <w:lang w:val="fr-TG"/>
+              </w:rPr>
+            </w:pPr>
+            <w:r>
+              <w:rPr>
+                <w:rFonts w:cs="Arial"/>
+                <w:szCs w:val="24"/>
+                <w:lang w:val="fr-TG"/>
+              </w:rPr>
+              <w:t xml:space="preserve">3 à 5 jours pour les bases (App Router, pages, </w:t>
+            </w:r>
+            <w:proofErr w:type="spellStart"/>
+            <w:r>
+              <w:rPr>
+                <w:rFonts w:cs="Arial"/>
+                <w:szCs w:val="24"/>
+                <w:lang w:val="fr-TG"/>
+              </w:rPr>
+              <w:t>layouts</w:t>
+            </w:r>
+            <w:proofErr w:type="spellEnd"/>
+            <w:r>
+              <w:rPr>
+                <w:rFonts w:cs="Arial"/>
+                <w:szCs w:val="24"/>
+                <w:lang w:val="fr-TG"/>
+              </w:rPr>
+              <w:t xml:space="preserve">) si vous connaissez déjà </w:t>
+            </w:r>
+            <w:proofErr w:type="spellStart"/>
+            <w:r>
+              <w:rPr>
+                <w:rFonts w:cs="Arial"/>
+                <w:szCs w:val="24"/>
+                <w:lang w:val="fr-TG"/>
+              </w:rPr>
+              <w:t>React</w:t>
+            </w:r>
+            <w:proofErr w:type="spellEnd"/>
+            <w:r>
+              <w:rPr>
+                <w:rFonts w:cs="Arial"/>
+                <w:szCs w:val="24"/>
+                <w:lang w:val="fr-TG"/>
+              </w:rPr>
+              <w:t xml:space="preserve"> ; sinon ajoutez le temps d'apprentissage de </w:t>
+            </w:r>
+            <w:proofErr w:type="spellStart"/>
+            <w:r>
+              <w:rPr>
+                <w:rFonts w:cs="Arial"/>
+                <w:szCs w:val="24"/>
+                <w:lang w:val="fr-TG"/>
+              </w:rPr>
+              <w:t>React</w:t>
+            </w:r>
+            <w:proofErr w:type="spellEnd"/>
+            <w:r>
+              <w:rPr>
+                <w:rFonts w:cs="Arial"/>
+                <w:szCs w:val="24"/>
+                <w:lang w:val="fr-TG"/>
+              </w:rPr>
+              <w:t xml:space="preserve"> lui-même</w:t>
             </w:r>
           </w:p>
         </w:tc>
@@ -10454,6 +13950,7 @@
                 <w:lang w:val="fr-TG"/>
               </w:rPr>
             </w:pPr>
+            <w:proofErr w:type="spellStart"/>
             <w:r>
               <w:rPr>
                 <w:rFonts w:cs="Arial"/>
@@ -10464,6 +13961,7 @@
               </w:rPr>
               <w:t>React</w:t>
             </w:r>
+            <w:proofErr w:type="spellEnd"/>
           </w:p>
         </w:tc>
         <w:tc>
@@ -10508,30 +14006,66 @@
                 <w:szCs w:val="24"/>
                 <w:lang w:val="fr-TG"/>
               </w:rPr>
-              <w:t>Base de tous les composants d'interface (formulaires, listes, dashboard)</w:t>
-            </w:r>
-          </w:p>
-        </w:tc>
-        <w:tc>
-          <w:tcPr>
-            <w:tcW w:w="0" w:type="auto"/>
-            <w:hideMark/>
-          </w:tcPr>
-          <w:p>
-            <w:pPr>
-              <w:rPr>
-                <w:rFonts w:cs="Arial"/>
-                <w:szCs w:val="24"/>
-                <w:lang w:val="fr-TG"/>
-              </w:rPr>
-            </w:pPr>
-            <w:r>
-              <w:rPr>
-                <w:rFonts w:cs="Arial"/>
-                <w:szCs w:val="24"/>
-                <w:lang w:val="fr-TG"/>
-              </w:rPr>
-              <w:t>Si déjà connu, rien à ajouter ; sinon 1-2 semaines pour les fondamentaux (composants, hooks, état)</w:t>
+              <w:t xml:space="preserve">Base de tous les composants d'interface (formulaires, listes, </w:t>
+            </w:r>
+            <w:proofErr w:type="spellStart"/>
+            <w:r>
+              <w:rPr>
+                <w:rFonts w:cs="Arial"/>
+                <w:szCs w:val="24"/>
+                <w:lang w:val="fr-TG"/>
+              </w:rPr>
+              <w:t>dashboard</w:t>
+            </w:r>
+            <w:proofErr w:type="spellEnd"/>
+            <w:r>
+              <w:rPr>
+                <w:rFonts w:cs="Arial"/>
+                <w:szCs w:val="24"/>
+                <w:lang w:val="fr-TG"/>
+              </w:rPr>
+              <w:t>)</w:t>
+            </w:r>
+          </w:p>
+        </w:tc>
+        <w:tc>
+          <w:tcPr>
+            <w:tcW w:w="0" w:type="auto"/>
+            <w:hideMark/>
+          </w:tcPr>
+          <w:p>
+            <w:pPr>
+              <w:rPr>
+                <w:rFonts w:cs="Arial"/>
+                <w:szCs w:val="24"/>
+                <w:lang w:val="fr-TG"/>
+              </w:rPr>
+            </w:pPr>
+            <w:r>
+              <w:rPr>
+                <w:rFonts w:cs="Arial"/>
+                <w:szCs w:val="24"/>
+                <w:lang w:val="fr-TG"/>
+              </w:rPr>
+              <w:t xml:space="preserve">Si déjà connu, rien à ajouter ; sinon 1-2 semaines pour les fondamentaux (composants, </w:t>
+            </w:r>
+            <w:proofErr w:type="spellStart"/>
+            <w:r>
+              <w:rPr>
+                <w:rFonts w:cs="Arial"/>
+                <w:szCs w:val="24"/>
+                <w:lang w:val="fr-TG"/>
+              </w:rPr>
+              <w:t>hooks</w:t>
+            </w:r>
+            <w:proofErr w:type="spellEnd"/>
+            <w:r>
+              <w:rPr>
+                <w:rFonts w:cs="Arial"/>
+                <w:szCs w:val="24"/>
+                <w:lang w:val="fr-TG"/>
+              </w:rPr>
+              <w:t>, état)</w:t>
             </w:r>
           </w:p>
         </w:tc>
@@ -10550,6 +14084,7 @@
                 <w:lang w:val="fr-TG"/>
               </w:rPr>
             </w:pPr>
+            <w:proofErr w:type="spellStart"/>
             <w:r>
               <w:rPr>
                 <w:rFonts w:cs="Arial"/>
@@ -10558,30 +14093,77 @@
                 <w:szCs w:val="24"/>
                 <w:lang w:val="fr-TG"/>
               </w:rPr>
-              <w:t>Tailwind CSS</w:t>
-            </w:r>
-          </w:p>
-        </w:tc>
-        <w:tc>
-          <w:tcPr>
-            <w:tcW w:w="0" w:type="auto"/>
-            <w:hideMark/>
-          </w:tcPr>
-          <w:p>
-            <w:pPr>
-              <w:rPr>
-                <w:rFonts w:cs="Arial"/>
-                <w:szCs w:val="24"/>
-                <w:lang w:val="fr-TG"/>
-              </w:rPr>
-            </w:pPr>
-            <w:r>
-              <w:rPr>
-                <w:rFonts w:cs="Arial"/>
-                <w:szCs w:val="24"/>
-                <w:lang w:val="fr-TG"/>
-              </w:rPr>
-              <w:t>Framework CSS utilitaire (classes prêtes à l'emploi comme flex, p-4, text-lg)</w:t>
+              <w:t>Tailwind</w:t>
+            </w:r>
+            <w:proofErr w:type="spellEnd"/>
+            <w:r>
+              <w:rPr>
+                <w:rFonts w:cs="Arial"/>
+                <w:b/>
+                <w:bCs/>
+                <w:szCs w:val="24"/>
+                <w:lang w:val="fr-TG"/>
+              </w:rPr>
+              <w:t xml:space="preserve"> CSS</w:t>
+            </w:r>
+          </w:p>
+        </w:tc>
+        <w:tc>
+          <w:tcPr>
+            <w:tcW w:w="0" w:type="auto"/>
+            <w:hideMark/>
+          </w:tcPr>
+          <w:p>
+            <w:pPr>
+              <w:rPr>
+                <w:rFonts w:cs="Arial"/>
+                <w:szCs w:val="24"/>
+                <w:lang w:val="fr-TG"/>
+              </w:rPr>
+            </w:pPr>
+            <w:r>
+              <w:rPr>
+                <w:rFonts w:cs="Arial"/>
+                <w:szCs w:val="24"/>
+                <w:lang w:val="fr-TG"/>
+              </w:rPr>
+              <w:t xml:space="preserve">Framework CSS utilitaire (classes prêtes à l'emploi comme </w:t>
+            </w:r>
+            <w:proofErr w:type="spellStart"/>
+            <w:r>
+              <w:rPr>
+                <w:rFonts w:cs="Arial"/>
+                <w:szCs w:val="24"/>
+                <w:lang w:val="fr-TG"/>
+              </w:rPr>
+              <w:t>flex</w:t>
+            </w:r>
+            <w:proofErr w:type="spellEnd"/>
+            <w:r>
+              <w:rPr>
+                <w:rFonts w:cs="Arial"/>
+                <w:szCs w:val="24"/>
+                <w:lang w:val="fr-TG"/>
+              </w:rPr>
+              <w:t xml:space="preserve">, p-4, </w:t>
+            </w:r>
+            <w:proofErr w:type="spellStart"/>
+            <w:r>
+              <w:rPr>
+                <w:rFonts w:cs="Arial"/>
+                <w:szCs w:val="24"/>
+                <w:lang w:val="fr-TG"/>
+              </w:rPr>
+              <w:t>text</w:t>
+            </w:r>
+            <w:proofErr w:type="spellEnd"/>
+            <w:r>
+              <w:rPr>
+                <w:rFonts w:cs="Arial"/>
+                <w:szCs w:val="24"/>
+                <w:lang w:val="fr-TG"/>
+              </w:rPr>
+              <w:t>-lg)</w:t>
             </w:r>
           </w:p>
         </w:tc>
@@ -10700,8 +14282,36 @@
                 <w:szCs w:val="24"/>
                 <w:lang w:val="fr-TG"/>
               </w:rPr>
-              <w:t>Effectue les appels vers l'API NestJS depuis le frontend, avec rafraîchissement automatique du token</w:t>
-            </w:r>
+              <w:t xml:space="preserve">Effectue les appels vers l'API </w:t>
+            </w:r>
+            <w:proofErr w:type="spellStart"/>
+            <w:r>
+              <w:rPr>
+                <w:rFonts w:cs="Arial"/>
+                <w:szCs w:val="24"/>
+                <w:lang w:val="fr-TG"/>
+              </w:rPr>
+              <w:t>NestJS</w:t>
+            </w:r>
+            <w:proofErr w:type="spellEnd"/>
+            <w:r>
+              <w:rPr>
+                <w:rFonts w:cs="Arial"/>
+                <w:szCs w:val="24"/>
+                <w:lang w:val="fr-TG"/>
+              </w:rPr>
+              <w:t xml:space="preserve"> depuis le frontend, avec rafraîchissement automatique du </w:t>
+            </w:r>
+            <w:proofErr w:type="spellStart"/>
+            <w:r>
+              <w:rPr>
+                <w:rFonts w:cs="Arial"/>
+                <w:szCs w:val="24"/>
+                <w:lang w:val="fr-TG"/>
+              </w:rPr>
+              <w:t>token</w:t>
+            </w:r>
+            <w:proofErr w:type="spellEnd"/>
           </w:p>
         </w:tc>
         <w:tc>
@@ -10742,6 +14352,7 @@
                 <w:lang w:val="fr-TG"/>
               </w:rPr>
             </w:pPr>
+            <w:proofErr w:type="spellStart"/>
             <w:r>
               <w:rPr>
                 <w:rFonts w:cs="Arial"/>
@@ -10751,53 +14362,92 @@
                 <w:lang w:val="fr-TG"/>
               </w:rPr>
               <w:lastRenderedPageBreak/>
-              <w:t>Recharts / Chart.js</w:t>
-            </w:r>
-          </w:p>
-        </w:tc>
-        <w:tc>
-          <w:tcPr>
-            <w:tcW w:w="0" w:type="auto"/>
-            <w:hideMark/>
-          </w:tcPr>
-          <w:p>
-            <w:pPr>
-              <w:rPr>
-                <w:rFonts w:cs="Arial"/>
-                <w:szCs w:val="24"/>
-                <w:lang w:val="fr-TG"/>
-              </w:rPr>
-            </w:pPr>
-            <w:r>
-              <w:rPr>
-                <w:rFonts w:cs="Arial"/>
-                <w:szCs w:val="24"/>
-                <w:lang w:val="fr-TG"/>
-              </w:rPr>
-              <w:t>Librairies de génération de graphiques en React</w:t>
-            </w:r>
-          </w:p>
-        </w:tc>
-        <w:tc>
-          <w:tcPr>
-            <w:tcW w:w="0" w:type="auto"/>
-            <w:hideMark/>
-          </w:tcPr>
-          <w:p>
-            <w:pPr>
-              <w:rPr>
-                <w:rFonts w:cs="Arial"/>
-                <w:szCs w:val="24"/>
-                <w:lang w:val="fr-TG"/>
-              </w:rPr>
-            </w:pPr>
-            <w:r>
-              <w:rPr>
-                <w:rFonts w:cs="Arial"/>
-                <w:szCs w:val="24"/>
-                <w:lang w:val="fr-TG"/>
-              </w:rPr>
-              <w:t>Affichent les statistiques du dashboard (courbes, barres)</w:t>
+              <w:t>Recharts</w:t>
+            </w:r>
+            <w:proofErr w:type="spellEnd"/>
+            <w:r>
+              <w:rPr>
+                <w:rFonts w:cs="Arial"/>
+                <w:b/>
+                <w:bCs/>
+                <w:szCs w:val="24"/>
+                <w:lang w:val="fr-TG"/>
+              </w:rPr>
+              <w:t xml:space="preserve"> / Chart.js</w:t>
+            </w:r>
+          </w:p>
+        </w:tc>
+        <w:tc>
+          <w:tcPr>
+            <w:tcW w:w="0" w:type="auto"/>
+            <w:hideMark/>
+          </w:tcPr>
+          <w:p>
+            <w:pPr>
+              <w:rPr>
+                <w:rFonts w:cs="Arial"/>
+                <w:szCs w:val="24"/>
+                <w:lang w:val="fr-TG"/>
+              </w:rPr>
+            </w:pPr>
+            <w:r>
+              <w:rPr>
+                <w:rFonts w:cs="Arial"/>
+                <w:szCs w:val="24"/>
+                <w:lang w:val="fr-TG"/>
+              </w:rPr>
+              <w:t xml:space="preserve">Librairies de génération de graphiques en </w:t>
+            </w:r>
+            <w:proofErr w:type="spellStart"/>
+            <w:r>
+              <w:rPr>
+                <w:rFonts w:cs="Arial"/>
+                <w:szCs w:val="24"/>
+                <w:lang w:val="fr-TG"/>
+              </w:rPr>
+              <w:t>React</w:t>
+            </w:r>
+            <w:proofErr w:type="spellEnd"/>
+          </w:p>
+        </w:tc>
+        <w:tc>
+          <w:tcPr>
+            <w:tcW w:w="0" w:type="auto"/>
+            <w:hideMark/>
+          </w:tcPr>
+          <w:p>
+            <w:pPr>
+              <w:rPr>
+                <w:rFonts w:cs="Arial"/>
+                <w:szCs w:val="24"/>
+                <w:lang w:val="fr-TG"/>
+              </w:rPr>
+            </w:pPr>
+            <w:r>
+              <w:rPr>
+                <w:rFonts w:cs="Arial"/>
+                <w:szCs w:val="24"/>
+                <w:lang w:val="fr-TG"/>
+              </w:rPr>
+              <w:t xml:space="preserve">Affichent les statistiques du </w:t>
+            </w:r>
+            <w:proofErr w:type="spellStart"/>
+            <w:r>
+              <w:rPr>
+                <w:rFonts w:cs="Arial"/>
+                <w:szCs w:val="24"/>
+                <w:lang w:val="fr-TG"/>
+              </w:rPr>
+              <w:t>dashboard</w:t>
+            </w:r>
+            <w:proofErr w:type="spellEnd"/>
+            <w:r>
+              <w:rPr>
+                <w:rFonts w:cs="Arial"/>
+                <w:szCs w:val="24"/>
+                <w:lang w:val="fr-TG"/>
+              </w:rPr>
+              <w:t xml:space="preserve"> (courbes, barres)</w:t>
             </w:r>
           </w:p>
         </w:tc>
@@ -10839,6 +14489,7 @@
                 <w:lang w:val="fr-TG"/>
               </w:rPr>
             </w:pPr>
+            <w:proofErr w:type="spellStart"/>
             <w:r>
               <w:rPr>
                 <w:rFonts w:cs="Arial"/>
@@ -10847,7 +14498,18 @@
                 <w:szCs w:val="24"/>
                 <w:lang w:val="fr-TG"/>
               </w:rPr>
-              <w:t>XState (côté client)</w:t>
+              <w:t>XState</w:t>
+            </w:r>
+            <w:proofErr w:type="spellEnd"/>
+            <w:r>
+              <w:rPr>
+                <w:rFonts w:cs="Arial"/>
+                <w:b/>
+                <w:bCs/>
+                <w:szCs w:val="24"/>
+                <w:lang w:val="fr-TG"/>
+              </w:rPr>
+              <w:t xml:space="preserve"> (côté client)</w:t>
             </w:r>
           </w:p>
         </w:tc>
@@ -10916,7 +14578,25 @@
                 <w:szCs w:val="24"/>
                 <w:lang w:val="fr-TG"/>
               </w:rPr>
-              <w:t>Déjà compté côté backend ; l'intégration React (@xstate/react) ajoute une demi-journée</w:t>
+              <w:t xml:space="preserve">Déjà compté côté backend ; l'intégration </w:t>
+            </w:r>
+            <w:proofErr w:type="spellStart"/>
+            <w:r>
+              <w:rPr>
+                <w:rFonts w:cs="Arial"/>
+                <w:szCs w:val="24"/>
+                <w:lang w:val="fr-TG"/>
+              </w:rPr>
+              <w:t>React</w:t>
+            </w:r>
+            <w:proofErr w:type="spellEnd"/>
+            <w:r>
+              <w:rPr>
+                <w:rFonts w:cs="Arial"/>
+                <w:szCs w:val="24"/>
+                <w:lang w:val="fr-TG"/>
+              </w:rPr>
+              <w:t xml:space="preserve"> (@xstate/react) ajoute une demi-journée</w:t>
             </w:r>
           </w:p>
         </w:tc>
@@ -11111,54 +14791,92 @@
                 <w:szCs w:val="24"/>
                 <w:lang w:val="fr-TG"/>
               </w:rPr>
-              <w:t>Framework de test JavaScript (assertions, mocks, exécution)</w:t>
-            </w:r>
-          </w:p>
-        </w:tc>
-        <w:tc>
-          <w:tcPr>
-            <w:tcW w:w="0" w:type="auto"/>
-            <w:hideMark/>
-          </w:tcPr>
-          <w:p>
-            <w:pPr>
-              <w:rPr>
-                <w:rFonts w:cs="Arial"/>
-                <w:szCs w:val="24"/>
-                <w:lang w:val="fr-TG"/>
-              </w:rPr>
-            </w:pPr>
-            <w:r>
-              <w:rPr>
-                <w:rFonts w:cs="Arial"/>
-                <w:szCs w:val="24"/>
-                <w:lang w:val="fr-TG"/>
-              </w:rPr>
-              <w:t>Tests unitaires des services et contrôleurs NestJS</w:t>
-            </w:r>
-          </w:p>
-        </w:tc>
-        <w:tc>
-          <w:tcPr>
-            <w:tcW w:w="0" w:type="auto"/>
-            <w:hideMark/>
-          </w:tcPr>
-          <w:p>
-            <w:pPr>
-              <w:rPr>
-                <w:rFonts w:cs="Arial"/>
-                <w:szCs w:val="24"/>
-                <w:lang w:val="fr-TG"/>
-              </w:rPr>
-            </w:pPr>
-            <w:r>
-              <w:rPr>
-                <w:rFonts w:cs="Arial"/>
-                <w:szCs w:val="24"/>
-                <w:lang w:val="fr-TG"/>
-              </w:rPr>
-              <w:t>1-2 jours pour les bases, déjà intégré par défaut dans un projet NestJS</w:t>
-            </w:r>
+              <w:t xml:space="preserve">Framework de test JavaScript (assertions, </w:t>
+            </w:r>
+            <w:proofErr w:type="spellStart"/>
+            <w:r>
+              <w:rPr>
+                <w:rFonts w:cs="Arial"/>
+                <w:szCs w:val="24"/>
+                <w:lang w:val="fr-TG"/>
+              </w:rPr>
+              <w:t>mocks</w:t>
+            </w:r>
+            <w:proofErr w:type="spellEnd"/>
+            <w:r>
+              <w:rPr>
+                <w:rFonts w:cs="Arial"/>
+                <w:szCs w:val="24"/>
+                <w:lang w:val="fr-TG"/>
+              </w:rPr>
+              <w:t>, exécution)</w:t>
+            </w:r>
+          </w:p>
+        </w:tc>
+        <w:tc>
+          <w:tcPr>
+            <w:tcW w:w="0" w:type="auto"/>
+            <w:hideMark/>
+          </w:tcPr>
+          <w:p>
+            <w:pPr>
+              <w:rPr>
+                <w:rFonts w:cs="Arial"/>
+                <w:szCs w:val="24"/>
+                <w:lang w:val="fr-TG"/>
+              </w:rPr>
+            </w:pPr>
+            <w:r>
+              <w:rPr>
+                <w:rFonts w:cs="Arial"/>
+                <w:szCs w:val="24"/>
+                <w:lang w:val="fr-TG"/>
+              </w:rPr>
+              <w:t xml:space="preserve">Tests unitaires des services et contrôleurs </w:t>
+            </w:r>
+            <w:proofErr w:type="spellStart"/>
+            <w:r>
+              <w:rPr>
+                <w:rFonts w:cs="Arial"/>
+                <w:szCs w:val="24"/>
+                <w:lang w:val="fr-TG"/>
+              </w:rPr>
+              <w:t>NestJS</w:t>
+            </w:r>
+            <w:proofErr w:type="spellEnd"/>
+          </w:p>
+        </w:tc>
+        <w:tc>
+          <w:tcPr>
+            <w:tcW w:w="0" w:type="auto"/>
+            <w:hideMark/>
+          </w:tcPr>
+          <w:p>
+            <w:pPr>
+              <w:rPr>
+                <w:rFonts w:cs="Arial"/>
+                <w:szCs w:val="24"/>
+                <w:lang w:val="fr-TG"/>
+              </w:rPr>
+            </w:pPr>
+            <w:r>
+              <w:rPr>
+                <w:rFonts w:cs="Arial"/>
+                <w:szCs w:val="24"/>
+                <w:lang w:val="fr-TG"/>
+              </w:rPr>
+              <w:t xml:space="preserve">1-2 jours pour les bases, déjà intégré par défaut dans un projet </w:t>
+            </w:r>
+            <w:proofErr w:type="spellStart"/>
+            <w:r>
+              <w:rPr>
+                <w:rFonts w:cs="Arial"/>
+                <w:szCs w:val="24"/>
+                <w:lang w:val="fr-TG"/>
+              </w:rPr>
+              <w:t>NestJS</w:t>
+            </w:r>
+            <w:proofErr w:type="spellEnd"/>
           </w:p>
         </w:tc>
       </w:tr>
@@ -11176,6 +14894,7 @@
                 <w:lang w:val="fr-TG"/>
               </w:rPr>
             </w:pPr>
+            <w:proofErr w:type="spellStart"/>
             <w:r>
               <w:rPr>
                 <w:rFonts w:cs="Arial"/>
@@ -11186,51 +14905,106 @@
               </w:rPr>
               <w:t>Supertest</w:t>
             </w:r>
-          </w:p>
-        </w:tc>
-        <w:tc>
-          <w:tcPr>
-            <w:tcW w:w="0" w:type="auto"/>
-            <w:hideMark/>
-          </w:tcPr>
-          <w:p>
-            <w:pPr>
-              <w:rPr>
-                <w:rFonts w:cs="Arial"/>
-                <w:szCs w:val="24"/>
-                <w:lang w:val="fr-TG"/>
-              </w:rPr>
-            </w:pPr>
-            <w:r>
-              <w:rPr>
-                <w:rFonts w:cs="Arial"/>
-                <w:szCs w:val="24"/>
-                <w:lang w:val="fr-TG"/>
-              </w:rPr>
-              <w:t>Librairie pour tester des endpoints HTTP (envoyer des requêtes simulées et vérifier les réponses)</w:t>
-            </w:r>
-          </w:p>
-        </w:tc>
-        <w:tc>
-          <w:tcPr>
-            <w:tcW w:w="0" w:type="auto"/>
-            <w:hideMark/>
-          </w:tcPr>
-          <w:p>
-            <w:pPr>
-              <w:rPr>
-                <w:rFonts w:cs="Arial"/>
-                <w:szCs w:val="24"/>
-                <w:lang w:val="fr-TG"/>
-              </w:rPr>
-            </w:pPr>
-            <w:r>
-              <w:rPr>
-                <w:rFonts w:cs="Arial"/>
-                <w:szCs w:val="24"/>
-                <w:lang w:val="fr-TG"/>
-              </w:rPr>
-              <w:t>Tests d'intégration de l'API (ex. vérifier qu'un endpoint protégé renvoie bien 401 sans token)</w:t>
+            <w:proofErr w:type="spellEnd"/>
+          </w:p>
+        </w:tc>
+        <w:tc>
+          <w:tcPr>
+            <w:tcW w:w="0" w:type="auto"/>
+            <w:hideMark/>
+          </w:tcPr>
+          <w:p>
+            <w:pPr>
+              <w:rPr>
+                <w:rFonts w:cs="Arial"/>
+                <w:szCs w:val="24"/>
+                <w:lang w:val="fr-TG"/>
+              </w:rPr>
+            </w:pPr>
+            <w:r>
+              <w:rPr>
+                <w:rFonts w:cs="Arial"/>
+                <w:szCs w:val="24"/>
+                <w:lang w:val="fr-TG"/>
+              </w:rPr>
+              <w:t xml:space="preserve">Librairie pour tester des </w:t>
+            </w:r>
+            <w:proofErr w:type="spellStart"/>
+            <w:r>
+              <w:rPr>
+                <w:rFonts w:cs="Arial"/>
+                <w:szCs w:val="24"/>
+                <w:lang w:val="fr-TG"/>
+              </w:rPr>
+              <w:t>endpoints</w:t>
+            </w:r>
+            <w:proofErr w:type="spellEnd"/>
+            <w:r>
+              <w:rPr>
+                <w:rFonts w:cs="Arial"/>
+                <w:szCs w:val="24"/>
+                <w:lang w:val="fr-TG"/>
+              </w:rPr>
+              <w:t xml:space="preserve"> HTTP (envoyer des requêtes simulées et vérifier les réponses)</w:t>
+            </w:r>
+          </w:p>
+        </w:tc>
+        <w:tc>
+          <w:tcPr>
+            <w:tcW w:w="0" w:type="auto"/>
+            <w:hideMark/>
+          </w:tcPr>
+          <w:p>
+            <w:pPr>
+              <w:rPr>
+                <w:rFonts w:cs="Arial"/>
+                <w:szCs w:val="24"/>
+                <w:lang w:val="fr-TG"/>
+              </w:rPr>
+            </w:pPr>
+            <w:r>
+              <w:rPr>
+                <w:rFonts w:cs="Arial"/>
+                <w:szCs w:val="24"/>
+                <w:lang w:val="fr-TG"/>
+              </w:rPr>
+              <w:t xml:space="preserve">Tests d'intégration de l'API (ex. vérifier qu'un </w:t>
+            </w:r>
+            <w:proofErr w:type="spellStart"/>
+            <w:r>
+              <w:rPr>
+                <w:rFonts w:cs="Arial"/>
+                <w:szCs w:val="24"/>
+                <w:lang w:val="fr-TG"/>
+              </w:rPr>
+              <w:t>endpoint</w:t>
+            </w:r>
+            <w:proofErr w:type="spellEnd"/>
+            <w:r>
+              <w:rPr>
+                <w:rFonts w:cs="Arial"/>
+                <w:szCs w:val="24"/>
+                <w:lang w:val="fr-TG"/>
+              </w:rPr>
+              <w:t xml:space="preserve"> protégé renvoie bien 401 sans </w:t>
+            </w:r>
+            <w:proofErr w:type="spellStart"/>
+            <w:r>
+              <w:rPr>
+                <w:rFonts w:cs="Arial"/>
+                <w:szCs w:val="24"/>
+                <w:lang w:val="fr-TG"/>
+              </w:rPr>
+              <w:t>token</w:t>
+            </w:r>
+            <w:proofErr w:type="spellEnd"/>
+            <w:r>
+              <w:rPr>
+                <w:rFonts w:cs="Arial"/>
+                <w:szCs w:val="24"/>
+                <w:lang w:val="fr-TG"/>
+              </w:rPr>
+              <w:t>)</w:t>
             </w:r>
           </w:p>
         </w:tc>
@@ -11272,6 +15046,7 @@
                 <w:lang w:val="fr-TG"/>
               </w:rPr>
             </w:pPr>
+            <w:proofErr w:type="spellStart"/>
             <w:r>
               <w:rPr>
                 <w:rFonts w:cs="Arial"/>
@@ -11281,30 +15056,59 @@
                 <w:lang w:val="fr-TG"/>
               </w:rPr>
               <w:lastRenderedPageBreak/>
-              <w:t>React Testing Library</w:t>
-            </w:r>
-          </w:p>
-        </w:tc>
-        <w:tc>
-          <w:tcPr>
-            <w:tcW w:w="0" w:type="auto"/>
-            <w:hideMark/>
-          </w:tcPr>
-          <w:p>
-            <w:pPr>
-              <w:rPr>
-                <w:rFonts w:cs="Arial"/>
-                <w:szCs w:val="24"/>
-                <w:lang w:val="fr-TG"/>
-              </w:rPr>
-            </w:pPr>
-            <w:r>
-              <w:rPr>
-                <w:rFonts w:cs="Arial"/>
-                <w:szCs w:val="24"/>
-                <w:lang w:val="fr-TG"/>
-              </w:rPr>
-              <w:t>Librairie de test de composants React centrée sur le comportement utilisateur plutôt que l'implémentation</w:t>
+              <w:t>React</w:t>
+            </w:r>
+            <w:proofErr w:type="spellEnd"/>
+            <w:r>
+              <w:rPr>
+                <w:rFonts w:cs="Arial"/>
+                <w:b/>
+                <w:bCs/>
+                <w:szCs w:val="24"/>
+                <w:lang w:val="fr-TG"/>
+              </w:rPr>
+              <w:t xml:space="preserve"> Testing Library</w:t>
+            </w:r>
+          </w:p>
+        </w:tc>
+        <w:tc>
+          <w:tcPr>
+            <w:tcW w:w="0" w:type="auto"/>
+            <w:hideMark/>
+          </w:tcPr>
+          <w:p>
+            <w:pPr>
+              <w:rPr>
+                <w:rFonts w:cs="Arial"/>
+                <w:szCs w:val="24"/>
+                <w:lang w:val="fr-TG"/>
+              </w:rPr>
+            </w:pPr>
+            <w:r>
+              <w:rPr>
+                <w:rFonts w:cs="Arial"/>
+                <w:szCs w:val="24"/>
+                <w:lang w:val="fr-TG"/>
+              </w:rPr>
+              <w:t xml:space="preserve">Librairie de test de composants </w:t>
+            </w:r>
+            <w:proofErr w:type="spellStart"/>
+            <w:r>
+              <w:rPr>
+                <w:rFonts w:cs="Arial"/>
+                <w:szCs w:val="24"/>
+                <w:lang w:val="fr-TG"/>
+              </w:rPr>
+              <w:t>React</w:t>
+            </w:r>
+            <w:proofErr w:type="spellEnd"/>
+            <w:r>
+              <w:rPr>
+                <w:rFonts w:cs="Arial"/>
+                <w:szCs w:val="24"/>
+                <w:lang w:val="fr-TG"/>
+              </w:rPr>
+              <w:t xml:space="preserve"> centrée sur le comportement utilisateur plutôt que l'implémentation</w:t>
             </w:r>
           </w:p>
         </w:tc>
@@ -11377,77 +15181,9 @@
                 <w:szCs w:val="24"/>
                 <w:lang w:val="fr-TG"/>
               </w:rPr>
-              <w:t>Cypress / Playwright</w:t>
-            </w:r>
-          </w:p>
-        </w:tc>
-        <w:tc>
-          <w:tcPr>
-            <w:tcW w:w="0" w:type="auto"/>
-            <w:hideMark/>
-          </w:tcPr>
-          <w:p>
-            <w:pPr>
-              <w:rPr>
-                <w:rFonts w:cs="Arial"/>
-                <w:szCs w:val="24"/>
-                <w:lang w:val="fr-TG"/>
-              </w:rPr>
-            </w:pPr>
-            <w:r>
-              <w:rPr>
-                <w:rFonts w:cs="Arial"/>
-                <w:szCs w:val="24"/>
-                <w:lang w:val="fr-TG"/>
-              </w:rPr>
-              <w:t>Frameworks de test end-to-end (simulent un vrai navigateur et un vrai parcours utilisateur)</w:t>
-            </w:r>
-          </w:p>
-        </w:tc>
-        <w:tc>
-          <w:tcPr>
-            <w:tcW w:w="0" w:type="auto"/>
-            <w:hideMark/>
-          </w:tcPr>
-          <w:p>
-            <w:pPr>
-              <w:rPr>
-                <w:rFonts w:cs="Arial"/>
-                <w:szCs w:val="24"/>
-                <w:lang w:val="fr-TG"/>
-              </w:rPr>
-            </w:pPr>
-            <w:r>
-              <w:rPr>
-                <w:rFonts w:cs="Arial"/>
-                <w:szCs w:val="24"/>
-                <w:lang w:val="fr-TG"/>
-              </w:rPr>
-              <w:t>Valide les parcours complets par rôle (ex. un client crée un ticket, un technicien le résout)</w:t>
-            </w:r>
-          </w:p>
-        </w:tc>
-        <w:tc>
-          <w:tcPr>
-            <w:tcW w:w="0" w:type="auto"/>
-            <w:hideMark/>
-          </w:tcPr>
-          <w:p>
-            <w:pPr>
-              <w:rPr>
-                <w:rFonts w:cs="Arial"/>
-                <w:szCs w:val="24"/>
-                <w:lang w:val="fr-TG"/>
-              </w:rPr>
-            </w:pPr>
-            <w:r>
-              <w:rPr>
-                <w:rFonts w:cs="Arial"/>
-                <w:szCs w:val="24"/>
-                <w:lang w:val="fr-TG"/>
-              </w:rPr>
-              <w:t xml:space="preserve">2-3 jours pour les scénarios de base ; </w:t>
-            </w:r>
+              <w:t xml:space="preserve">Cypress / </w:t>
+            </w:r>
+            <w:proofErr w:type="spellStart"/>
             <w:r>
               <w:rPr>
                 <w:rFonts w:cs="Arial"/>
@@ -11456,6 +15192,96 @@
                 <w:szCs w:val="24"/>
                 <w:lang w:val="fr-TG"/>
               </w:rPr>
+              <w:t>Playwright</w:t>
+            </w:r>
+            <w:proofErr w:type="spellEnd"/>
+          </w:p>
+        </w:tc>
+        <w:tc>
+          <w:tcPr>
+            <w:tcW w:w="0" w:type="auto"/>
+            <w:hideMark/>
+          </w:tcPr>
+          <w:p>
+            <w:pPr>
+              <w:rPr>
+                <w:rFonts w:cs="Arial"/>
+                <w:szCs w:val="24"/>
+                <w:lang w:val="fr-TG"/>
+              </w:rPr>
+            </w:pPr>
+            <w:proofErr w:type="spellStart"/>
+            <w:r>
+              <w:rPr>
+                <w:rFonts w:cs="Arial"/>
+                <w:szCs w:val="24"/>
+                <w:lang w:val="fr-TG"/>
+              </w:rPr>
+              <w:t>Frameworks</w:t>
+            </w:r>
+            <w:proofErr w:type="spellEnd"/>
+            <w:r>
+              <w:rPr>
+                <w:rFonts w:cs="Arial"/>
+                <w:szCs w:val="24"/>
+                <w:lang w:val="fr-TG"/>
+              </w:rPr>
+              <w:t xml:space="preserve"> de test end-to-end (simulent un vrai navigateur et un vrai parcours utilisateur)</w:t>
+            </w:r>
+          </w:p>
+        </w:tc>
+        <w:tc>
+          <w:tcPr>
+            <w:tcW w:w="0" w:type="auto"/>
+            <w:hideMark/>
+          </w:tcPr>
+          <w:p>
+            <w:pPr>
+              <w:rPr>
+                <w:rFonts w:cs="Arial"/>
+                <w:szCs w:val="24"/>
+                <w:lang w:val="fr-TG"/>
+              </w:rPr>
+            </w:pPr>
+            <w:r>
+              <w:rPr>
+                <w:rFonts w:cs="Arial"/>
+                <w:szCs w:val="24"/>
+                <w:lang w:val="fr-TG"/>
+              </w:rPr>
+              <w:t>Valide les parcours complets par rôle (ex. un client crée un ticket, un technicien le résout)</w:t>
+            </w:r>
+          </w:p>
+        </w:tc>
+        <w:tc>
+          <w:tcPr>
+            <w:tcW w:w="0" w:type="auto"/>
+            <w:hideMark/>
+          </w:tcPr>
+          <w:p>
+            <w:pPr>
+              <w:rPr>
+                <w:rFonts w:cs="Arial"/>
+                <w:szCs w:val="24"/>
+                <w:lang w:val="fr-TG"/>
+              </w:rPr>
+            </w:pPr>
+            <w:r>
+              <w:rPr>
+                <w:rFonts w:cs="Arial"/>
+                <w:szCs w:val="24"/>
+                <w:lang w:val="fr-TG"/>
+              </w:rPr>
+              <w:t xml:space="preserve">2-3 jours pour les scénarios de base ; </w:t>
+            </w:r>
+            <w:r>
+              <w:rPr>
+                <w:rFonts w:cs="Arial"/>
+                <w:b/>
+                <w:bCs/>
+                <w:szCs w:val="24"/>
+                <w:lang w:val="fr-TG"/>
+              </w:rPr>
               <w:t>à ne pas sous-estimer</w:t>
             </w:r>
             <w:r>
@@ -11483,6 +15309,7 @@
                 <w:lang w:val="fr-TG"/>
               </w:rPr>
             </w:pPr>
+            <w:proofErr w:type="gramStart"/>
             <w:r>
               <w:rPr>
                 <w:rFonts w:cs="Arial"/>
@@ -11491,8 +15318,31 @@
                 <w:szCs w:val="24"/>
                 <w:lang w:val="fr-TG"/>
               </w:rPr>
-              <w:t>k6 / Artillery</w:t>
-            </w:r>
+              <w:t>k</w:t>
+            </w:r>
+            <w:proofErr w:type="gramEnd"/>
+            <w:r>
+              <w:rPr>
+                <w:rFonts w:cs="Arial"/>
+                <w:b/>
+                <w:bCs/>
+                <w:szCs w:val="24"/>
+                <w:lang w:val="fr-TG"/>
+              </w:rPr>
+              <w:t xml:space="preserve">6 / </w:t>
+            </w:r>
+            <w:proofErr w:type="spellStart"/>
+            <w:r>
+              <w:rPr>
+                <w:rFonts w:cs="Arial"/>
+                <w:b/>
+                <w:bCs/>
+                <w:szCs w:val="24"/>
+                <w:lang w:val="fr-TG"/>
+              </w:rPr>
+              <w:t>Artillery</w:t>
+            </w:r>
+            <w:proofErr w:type="spellEnd"/>
           </w:p>
         </w:tc>
         <w:tc>
@@ -11727,6 +15577,7 @@
                 <w:lang w:val="fr-TG"/>
               </w:rPr>
             </w:pPr>
+            <w:proofErr w:type="gramStart"/>
             <w:r>
               <w:rPr>
                 <w:rFonts w:cs="Arial"/>
@@ -11735,8 +15586,31 @@
                 <w:szCs w:val="24"/>
                 <w:lang w:val="fr-TG"/>
               </w:rPr>
-              <w:t>json2csv / csv-writer</w:t>
-            </w:r>
+              <w:t>json</w:t>
+            </w:r>
+            <w:proofErr w:type="gramEnd"/>
+            <w:r>
+              <w:rPr>
+                <w:rFonts w:cs="Arial"/>
+                <w:b/>
+                <w:bCs/>
+                <w:szCs w:val="24"/>
+                <w:lang w:val="fr-TG"/>
+              </w:rPr>
+              <w:t>2csv / csv-</w:t>
+            </w:r>
+            <w:proofErr w:type="spellStart"/>
+            <w:r>
+              <w:rPr>
+                <w:rFonts w:cs="Arial"/>
+                <w:b/>
+                <w:bCs/>
+                <w:szCs w:val="24"/>
+                <w:lang w:val="fr-TG"/>
+              </w:rPr>
+              <w:t>writer</w:t>
+            </w:r>
+            <w:proofErr w:type="spellEnd"/>
           </w:p>
         </w:tc>
         <w:tc>
@@ -11823,6 +15697,7 @@
                 <w:lang w:val="fr-TG"/>
               </w:rPr>
             </w:pPr>
+            <w:proofErr w:type="spellStart"/>
             <w:r>
               <w:rPr>
                 <w:rFonts w:cs="Arial"/>
@@ -11834,28 +15709,47 @@
               <w:lastRenderedPageBreak/>
               <w:t>Puppeteer</w:t>
             </w:r>
-          </w:p>
-        </w:tc>
-        <w:tc>
-          <w:tcPr>
-            <w:tcW w:w="0" w:type="auto"/>
-            <w:hideMark/>
-          </w:tcPr>
-          <w:p>
-            <w:pPr>
-              <w:rPr>
-                <w:rFonts w:cs="Arial"/>
-                <w:szCs w:val="24"/>
-                <w:lang w:val="fr-TG"/>
-              </w:rPr>
-            </w:pPr>
-            <w:r>
-              <w:rPr>
-                <w:rFonts w:cs="Arial"/>
-                <w:szCs w:val="24"/>
-                <w:lang w:val="fr-TG"/>
-              </w:rPr>
-              <w:t>Librairie qui pilote un navigateur Chrome headless (sans interface) depuis Node.js</w:t>
+            <w:proofErr w:type="spellEnd"/>
+          </w:p>
+        </w:tc>
+        <w:tc>
+          <w:tcPr>
+            <w:tcW w:w="0" w:type="auto"/>
+            <w:hideMark/>
+          </w:tcPr>
+          <w:p>
+            <w:pPr>
+              <w:rPr>
+                <w:rFonts w:cs="Arial"/>
+                <w:szCs w:val="24"/>
+                <w:lang w:val="fr-TG"/>
+              </w:rPr>
+            </w:pPr>
+            <w:r>
+              <w:rPr>
+                <w:rFonts w:cs="Arial"/>
+                <w:szCs w:val="24"/>
+                <w:lang w:val="fr-TG"/>
+              </w:rPr>
+              <w:t xml:space="preserve">Librairie qui pilote un navigateur Chrome </w:t>
+            </w:r>
+            <w:proofErr w:type="spellStart"/>
+            <w:r>
+              <w:rPr>
+                <w:rFonts w:cs="Arial"/>
+                <w:szCs w:val="24"/>
+                <w:lang w:val="fr-TG"/>
+              </w:rPr>
+              <w:t>headless</w:t>
+            </w:r>
+            <w:proofErr w:type="spellEnd"/>
+            <w:r>
+              <w:rPr>
+                <w:rFonts w:cs="Arial"/>
+                <w:szCs w:val="24"/>
+                <w:lang w:val="fr-TG"/>
+              </w:rPr>
+              <w:t xml:space="preserve"> (sans interface) depuis Node.js</w:t>
             </w:r>
           </w:p>
         </w:tc>
@@ -11920,6 +15814,8 @@
                 <w:lang w:val="fr-TG"/>
               </w:rPr>
             </w:pPr>
+            <w:proofErr w:type="spellStart"/>
+            <w:proofErr w:type="gramStart"/>
             <w:r>
               <w:rPr>
                 <w:rFonts w:cs="Arial"/>
@@ -11930,74 +15826,130 @@
               </w:rPr>
               <w:t>pdfkit</w:t>
             </w:r>
-          </w:p>
-        </w:tc>
-        <w:tc>
-          <w:tcPr>
-            <w:tcW w:w="0" w:type="auto"/>
-            <w:hideMark/>
-          </w:tcPr>
-          <w:p>
-            <w:pPr>
-              <w:rPr>
-                <w:rFonts w:cs="Arial"/>
-                <w:szCs w:val="24"/>
-                <w:lang w:val="fr-TG"/>
-              </w:rPr>
-            </w:pPr>
-            <w:r>
-              <w:rPr>
-                <w:rFonts w:cs="Arial"/>
-                <w:szCs w:val="24"/>
-                <w:lang w:val="fr-TG"/>
-              </w:rPr>
-              <w:t>Librairie de génération de PDF "from scratch" (dessin de texte, formes)</w:t>
-            </w:r>
-          </w:p>
-        </w:tc>
-        <w:tc>
-          <w:tcPr>
-            <w:tcW w:w="0" w:type="auto"/>
-            <w:hideMark/>
-          </w:tcPr>
-          <w:p>
-            <w:pPr>
-              <w:rPr>
-                <w:rFonts w:cs="Arial"/>
-                <w:szCs w:val="24"/>
-                <w:lang w:val="fr-TG"/>
-              </w:rPr>
-            </w:pPr>
-            <w:r>
-              <w:rPr>
-                <w:rFonts w:cs="Arial"/>
-                <w:szCs w:val="24"/>
-                <w:lang w:val="fr-TG"/>
-              </w:rPr>
-              <w:t>Alternative plus légère à Puppeteer si vous n'avez pas besoin de mise en page HTML complexe</w:t>
-            </w:r>
-          </w:p>
-        </w:tc>
-        <w:tc>
-          <w:tcPr>
-            <w:tcW w:w="0" w:type="auto"/>
-            <w:hideMark/>
-          </w:tcPr>
-          <w:p>
-            <w:pPr>
-              <w:rPr>
-                <w:rFonts w:cs="Arial"/>
-                <w:szCs w:val="24"/>
-                <w:lang w:val="fr-TG"/>
-              </w:rPr>
-            </w:pPr>
-            <w:r>
-              <w:rPr>
-                <w:rFonts w:cs="Arial"/>
-                <w:szCs w:val="24"/>
-                <w:lang w:val="fr-TG"/>
-              </w:rPr>
-              <w:t>1-2 jours (API plus bas niveau que Puppeteer)</w:t>
+            <w:proofErr w:type="spellEnd"/>
+            <w:proofErr w:type="gramEnd"/>
+          </w:p>
+        </w:tc>
+        <w:tc>
+          <w:tcPr>
+            <w:tcW w:w="0" w:type="auto"/>
+            <w:hideMark/>
+          </w:tcPr>
+          <w:p>
+            <w:pPr>
+              <w:rPr>
+                <w:rFonts w:cs="Arial"/>
+                <w:szCs w:val="24"/>
+                <w:lang w:val="fr-TG"/>
+              </w:rPr>
+            </w:pPr>
+            <w:r>
+              <w:rPr>
+                <w:rFonts w:cs="Arial"/>
+                <w:szCs w:val="24"/>
+                <w:lang w:val="fr-TG"/>
+              </w:rPr>
+              <w:t>Librairie de génération de PDF "</w:t>
+            </w:r>
+            <w:proofErr w:type="spellStart"/>
+            <w:r>
+              <w:rPr>
+                <w:rFonts w:cs="Arial"/>
+                <w:szCs w:val="24"/>
+                <w:lang w:val="fr-TG"/>
+              </w:rPr>
+              <w:t>from</w:t>
+            </w:r>
+            <w:proofErr w:type="spellEnd"/>
+            <w:r>
+              <w:rPr>
+                <w:rFonts w:cs="Arial"/>
+                <w:szCs w:val="24"/>
+                <w:lang w:val="fr-TG"/>
+              </w:rPr>
+              <w:t xml:space="preserve"> scratch" (dessin de texte, formes)</w:t>
+            </w:r>
+          </w:p>
+        </w:tc>
+        <w:tc>
+          <w:tcPr>
+            <w:tcW w:w="0" w:type="auto"/>
+            <w:hideMark/>
+          </w:tcPr>
+          <w:p>
+            <w:pPr>
+              <w:rPr>
+                <w:rFonts w:cs="Arial"/>
+                <w:szCs w:val="24"/>
+                <w:lang w:val="fr-TG"/>
+              </w:rPr>
+            </w:pPr>
+            <w:r>
+              <w:rPr>
+                <w:rFonts w:cs="Arial"/>
+                <w:szCs w:val="24"/>
+                <w:lang w:val="fr-TG"/>
+              </w:rPr>
+              <w:t xml:space="preserve">Alternative plus légère à </w:t>
+            </w:r>
+            <w:proofErr w:type="spellStart"/>
+            <w:r>
+              <w:rPr>
+                <w:rFonts w:cs="Arial"/>
+                <w:szCs w:val="24"/>
+                <w:lang w:val="fr-TG"/>
+              </w:rPr>
+              <w:t>Puppeteer</w:t>
+            </w:r>
+            <w:proofErr w:type="spellEnd"/>
+            <w:r>
+              <w:rPr>
+                <w:rFonts w:cs="Arial"/>
+                <w:szCs w:val="24"/>
+                <w:lang w:val="fr-TG"/>
+              </w:rPr>
+              <w:t xml:space="preserve"> si vous n'avez pas besoin de mise en page HTML complexe</w:t>
+            </w:r>
+          </w:p>
+        </w:tc>
+        <w:tc>
+          <w:tcPr>
+            <w:tcW w:w="0" w:type="auto"/>
+            <w:hideMark/>
+          </w:tcPr>
+          <w:p>
+            <w:pPr>
+              <w:rPr>
+                <w:rFonts w:cs="Arial"/>
+                <w:szCs w:val="24"/>
+                <w:lang w:val="fr-TG"/>
+              </w:rPr>
+            </w:pPr>
+            <w:r>
+              <w:rPr>
+                <w:rFonts w:cs="Arial"/>
+                <w:szCs w:val="24"/>
+                <w:lang w:val="fr-TG"/>
+              </w:rPr>
+              <w:t xml:space="preserve">1-2 jours (API plus bas niveau que </w:t>
+            </w:r>
+            <w:proofErr w:type="spellStart"/>
+            <w:r>
+              <w:rPr>
+                <w:rFonts w:cs="Arial"/>
+                <w:szCs w:val="24"/>
+                <w:lang w:val="fr-TG"/>
+              </w:rPr>
+              <w:t>Puppeteer</w:t>
+            </w:r>
+            <w:proofErr w:type="spellEnd"/>
+            <w:r>
+              <w:rPr>
+                <w:rFonts w:cs="Arial"/>
+                <w:szCs w:val="24"/>
+                <w:lang w:val="fr-TG"/>
+              </w:rPr>
+              <w:t>)</w:t>
             </w:r>
           </w:p>
         </w:tc>
@@ -12025,8 +15977,16 @@
         <w:rPr>
           <w:lang w:val="fr-TG"/>
         </w:rPr>
-        <w:t>9.5 Synthèse : ce qui est prioritaire vs différable</w:t>
-      </w:r>
+        <w:t xml:space="preserve">9.5 Synthèse : ce qui est prioritaire vs </w:t>
+      </w:r>
+      <w:proofErr w:type="spellStart"/>
+      <w:r>
+        <w:rPr>
+          <w:lang w:val="fr-TG"/>
+        </w:rPr>
+        <w:t>différable</w:t>
+      </w:r>
+      <w:proofErr w:type="spellEnd"/>
     </w:p>
     <w:p>
       <w:pPr>
@@ -12069,7 +16029,133 @@
           <w:szCs w:val="24"/>
           <w:lang w:val="fr-TG"/>
         </w:rPr>
-        <w:t xml:space="preserve"> (ne peuvent pas être reportés) : NestJS, TypeScript, Prisma, PostgreSQL, JWT + @nestjs/jwt + passport-jwt, Argon2, class-validator, Next.js, React, Tailwind CSS, Axios, Jest, Supertest.</w:t>
+        <w:t xml:space="preserve"> (ne peuvent pas être reportés) : </w:t>
+      </w:r>
+      <w:proofErr w:type="spellStart"/>
+      <w:r>
+        <w:rPr>
+          <w:rFonts w:cs="Arial"/>
+          <w:szCs w:val="24"/>
+          <w:lang w:val="fr-TG"/>
+        </w:rPr>
+        <w:t>NestJS</w:t>
+      </w:r>
+      <w:proofErr w:type="spellEnd"/>
+      <w:r>
+        <w:rPr>
+          <w:rFonts w:cs="Arial"/>
+          <w:szCs w:val="24"/>
+          <w:lang w:val="fr-TG"/>
+        </w:rPr>
+        <w:t xml:space="preserve">, </w:t>
+      </w:r>
+      <w:proofErr w:type="spellStart"/>
+      <w:r>
+        <w:rPr>
+          <w:rFonts w:cs="Arial"/>
+          <w:szCs w:val="24"/>
+          <w:lang w:val="fr-TG"/>
+        </w:rPr>
+        <w:t>TypeScript</w:t>
+      </w:r>
+      <w:proofErr w:type="spellEnd"/>
+      <w:r>
+        <w:rPr>
+          <w:rFonts w:cs="Arial"/>
+          <w:szCs w:val="24"/>
+          <w:lang w:val="fr-TG"/>
+        </w:rPr>
+        <w:t xml:space="preserve">, Prisma, PostgreSQL, JWT + @nestjs/jwt + </w:t>
+      </w:r>
+      <w:proofErr w:type="spellStart"/>
+      <w:r>
+        <w:rPr>
+          <w:rFonts w:cs="Arial"/>
+          <w:szCs w:val="24"/>
+          <w:lang w:val="fr-TG"/>
+        </w:rPr>
+        <w:t>passport-jwt</w:t>
+      </w:r>
+      <w:proofErr w:type="spellEnd"/>
+      <w:r>
+        <w:rPr>
+          <w:rFonts w:cs="Arial"/>
+          <w:szCs w:val="24"/>
+          <w:lang w:val="fr-TG"/>
+        </w:rPr>
+        <w:t>, Argon2, class-</w:t>
+      </w:r>
+      <w:proofErr w:type="spellStart"/>
+      <w:r>
+        <w:rPr>
+          <w:rFonts w:cs="Arial"/>
+          <w:szCs w:val="24"/>
+          <w:lang w:val="fr-TG"/>
+        </w:rPr>
+        <w:t>validator</w:t>
+      </w:r>
+      <w:proofErr w:type="spellEnd"/>
+      <w:r>
+        <w:rPr>
+          <w:rFonts w:cs="Arial"/>
+          <w:szCs w:val="24"/>
+          <w:lang w:val="fr-TG"/>
+        </w:rPr>
+        <w:t xml:space="preserve">, Next.js, </w:t>
+      </w:r>
+      <w:proofErr w:type="spellStart"/>
+      <w:r>
+        <w:rPr>
+          <w:rFonts w:cs="Arial"/>
+          <w:szCs w:val="24"/>
+          <w:lang w:val="fr-TG"/>
+        </w:rPr>
+        <w:t>React</w:t>
+      </w:r>
+      <w:proofErr w:type="spellEnd"/>
+      <w:r>
+        <w:rPr>
+          <w:rFonts w:cs="Arial"/>
+          <w:szCs w:val="24"/>
+          <w:lang w:val="fr-TG"/>
+        </w:rPr>
+        <w:t xml:space="preserve">, </w:t>
+      </w:r>
+      <w:proofErr w:type="spellStart"/>
+      <w:r>
+        <w:rPr>
+          <w:rFonts w:cs="Arial"/>
+          <w:szCs w:val="24"/>
+          <w:lang w:val="fr-TG"/>
+        </w:rPr>
+        <w:t>Tailwind</w:t>
+      </w:r>
+      <w:proofErr w:type="spellEnd"/>
+      <w:r>
+        <w:rPr>
+          <w:rFonts w:cs="Arial"/>
+          <w:szCs w:val="24"/>
+          <w:lang w:val="fr-TG"/>
+        </w:rPr>
+        <w:t xml:space="preserve"> CSS, Axios, Jest, </w:t>
+      </w:r>
+      <w:proofErr w:type="spellStart"/>
+      <w:r>
+        <w:rPr>
+          <w:rFonts w:cs="Arial"/>
+          <w:szCs w:val="24"/>
+          <w:lang w:val="fr-TG"/>
+        </w:rPr>
+        <w:t>Supertest</w:t>
+      </w:r>
+      <w:proofErr w:type="spellEnd"/>
+      <w:r>
+        <w:rPr>
+          <w:rFonts w:cs="Arial"/>
+          <w:szCs w:val="24"/>
+          <w:lang w:val="fr-TG"/>
+        </w:rPr>
+        <w:t>.</w:t>
       </w:r>
     </w:p>
     <w:p>
@@ -12111,13 +16197,23 @@
           <w:lang w:val="fr-TG"/>
         </w:rPr>
       </w:pPr>
-      <w:r>
-        <w:rPr>
-          <w:rFonts w:cs="Arial"/>
-          <w:szCs w:val="24"/>
-          <w:lang w:val="fr-TG"/>
-        </w:rPr>
-        <w:t>XState → à défaut, une validation de transition "à la main" (if/switch dans le service) fonctionne aussi, moins élégant mais fonctionnel.</w:t>
+      <w:proofErr w:type="spellStart"/>
+      <w:r>
+        <w:rPr>
+          <w:rFonts w:cs="Arial"/>
+          <w:szCs w:val="24"/>
+          <w:lang w:val="fr-TG"/>
+        </w:rPr>
+        <w:t>XState</w:t>
+      </w:r>
+      <w:proofErr w:type="spellEnd"/>
+      <w:r>
+        <w:rPr>
+          <w:rFonts w:cs="Arial"/>
+          <w:szCs w:val="24"/>
+          <w:lang w:val="fr-TG"/>
+        </w:rPr>
+        <w:t xml:space="preserve"> → à défaut, une validation de transition "à la main" (if/switch dans le service) fonctionne aussi, moins élégant mais fonctionnel.</w:t>
       </w:r>
     </w:p>
     <w:p>
@@ -12132,13 +16228,23 @@
           <w:lang w:val="fr-TG"/>
         </w:rPr>
       </w:pPr>
-      <w:r>
-        <w:rPr>
-          <w:rFonts w:cs="Arial"/>
-          <w:szCs w:val="24"/>
-          <w:lang w:val="fr-TG"/>
-        </w:rPr>
-        <w:t>BullMQ + Redis → à défaut, un envoi d'email synchrone (bloquant) fonctionne pour un MVP, au prix d'un temps de réponse dégradé sur cette action précise.</w:t>
+      <w:proofErr w:type="spellStart"/>
+      <w:r>
+        <w:rPr>
+          <w:rFonts w:cs="Arial"/>
+          <w:szCs w:val="24"/>
+          <w:lang w:val="fr-TG"/>
+        </w:rPr>
+        <w:t>BullMQ</w:t>
+      </w:r>
+      <w:proofErr w:type="spellEnd"/>
+      <w:r>
+        <w:rPr>
+          <w:rFonts w:cs="Arial"/>
+          <w:szCs w:val="24"/>
+          <w:lang w:val="fr-TG"/>
+        </w:rPr>
+        <w:t xml:space="preserve"> + Redis → à défaut, un envoi d'email synchrone (bloquant) fonctionne pour un MVP, au prix d'un temps de réponse dégradé sur cette action précise.</w:t>
       </w:r>
     </w:p>
     <w:p>
@@ -12159,7 +16265,25 @@
           <w:szCs w:val="24"/>
           <w:lang w:val="fr-TG"/>
         </w:rPr>
-        <w:t>Cypress/Playwright → à défaut, des tests manuels documentés dans un tableau de recette peuvent remplacer les tests automatisés end-to-end pour la soutenance.</w:t>
+        <w:t>Cypress/</w:t>
+      </w:r>
+      <w:proofErr w:type="spellStart"/>
+      <w:r>
+        <w:rPr>
+          <w:rFonts w:cs="Arial"/>
+          <w:szCs w:val="24"/>
+          <w:lang w:val="fr-TG"/>
+        </w:rPr>
+        <w:t>Playwright</w:t>
+      </w:r>
+      <w:proofErr w:type="spellEnd"/>
+      <w:r>
+        <w:rPr>
+          <w:rFonts w:cs="Arial"/>
+          <w:szCs w:val="24"/>
+          <w:lang w:val="fr-TG"/>
+        </w:rPr>
+        <w:t xml:space="preserve"> → à défaut, des tests manuels documentés dans un tableau de recette peuvent remplacer les tests automatisés end-to-end pour la soutenance.</w:t>
       </w:r>
     </w:p>
     <w:p>
@@ -12174,13 +16298,23 @@
           <w:lang w:val="fr-TG"/>
         </w:rPr>
       </w:pPr>
-      <w:r>
-        <w:rPr>
-          <w:rFonts w:cs="Arial"/>
-          <w:szCs w:val="24"/>
-          <w:lang w:val="fr-TG"/>
-        </w:rPr>
-        <w:t>Recharts/Chart.js → à défaut, un tableau de chiffres bruts sans graphique reste fonctionnel.</w:t>
+      <w:proofErr w:type="spellStart"/>
+      <w:r>
+        <w:rPr>
+          <w:rFonts w:cs="Arial"/>
+          <w:szCs w:val="24"/>
+          <w:lang w:val="fr-TG"/>
+        </w:rPr>
+        <w:t>Recharts</w:t>
+      </w:r>
+      <w:proofErr w:type="spellEnd"/>
+      <w:r>
+        <w:rPr>
+          <w:rFonts w:cs="Arial"/>
+          <w:szCs w:val="24"/>
+          <w:lang w:val="fr-TG"/>
+        </w:rPr>
+        <w:t>/Chart.js → à défaut, un tableau de chiffres bruts sans graphique reste fonctionnel.</w:t>
       </w:r>
     </w:p>
     <w:p>
@@ -12200,7 +16334,29 @@
           <w:lang w:val="fr-TG"/>
         </w:rPr>
         <w:lastRenderedPageBreak/>
-        <w:t>Clairement différable / optionnel</w:t>
+        <w:t xml:space="preserve">Clairement </w:t>
+      </w:r>
+      <w:proofErr w:type="spellStart"/>
+      <w:r>
+        <w:rPr>
+          <w:rFonts w:cs="Arial"/>
+          <w:b/>
+          <w:bCs/>
+          <w:szCs w:val="24"/>
+          <w:lang w:val="fr-TG"/>
+        </w:rPr>
+        <w:t>différable</w:t>
+      </w:r>
+      <w:proofErr w:type="spellEnd"/>
+      <w:r>
+        <w:rPr>
+          <w:rFonts w:cs="Arial"/>
+          <w:b/>
+          <w:bCs/>
+          <w:szCs w:val="24"/>
+          <w:lang w:val="fr-TG"/>
+        </w:rPr>
+        <w:t xml:space="preserve"> / optionnel</w:t>
       </w:r>
       <w:r>
         <w:rPr>
@@ -12265,13 +16421,25 @@
           <w:lang w:val="fr-TG"/>
         </w:rPr>
       </w:pPr>
-      <w:r>
-        <w:rPr>
-          <w:rFonts w:cs="Arial"/>
-          <w:szCs w:val="24"/>
-          <w:lang w:val="fr-TG"/>
-        </w:rPr>
-        <w:t>zxcvbn (une règle de longueur minimale suffit),</w:t>
+      <w:proofErr w:type="spellStart"/>
+      <w:proofErr w:type="gramStart"/>
+      <w:r>
+        <w:rPr>
+          <w:rFonts w:cs="Arial"/>
+          <w:szCs w:val="24"/>
+          <w:lang w:val="fr-TG"/>
+        </w:rPr>
+        <w:t>zxcvbn</w:t>
+      </w:r>
+      <w:proofErr w:type="spellEnd"/>
+      <w:proofErr w:type="gramEnd"/>
+      <w:r>
+        <w:rPr>
+          <w:rFonts w:cs="Arial"/>
+          <w:szCs w:val="24"/>
+          <w:lang w:val="fr-TG"/>
+        </w:rPr>
+        <w:t xml:space="preserve"> (une règle de longueur minimale suffit),</w:t>
       </w:r>
     </w:p>
     <w:p>
@@ -12286,13 +16454,41 @@
           <w:lang w:val="fr-TG"/>
         </w:rPr>
       </w:pPr>
-      <w:r>
-        <w:rPr>
-          <w:rFonts w:cs="Arial"/>
-          <w:szCs w:val="24"/>
-          <w:lang w:val="fr-TG"/>
-        </w:rPr>
-        <w:t>k6/Artillery (les tests de charge peuvent être décrits comme "prévus en V2" si le temps manque).</w:t>
+      <w:proofErr w:type="gramStart"/>
+      <w:r>
+        <w:rPr>
+          <w:rFonts w:cs="Arial"/>
+          <w:szCs w:val="24"/>
+          <w:lang w:val="fr-TG"/>
+        </w:rPr>
+        <w:t>k</w:t>
+      </w:r>
+      <w:proofErr w:type="gramEnd"/>
+      <w:r>
+        <w:rPr>
+          <w:rFonts w:cs="Arial"/>
+          <w:szCs w:val="24"/>
+          <w:lang w:val="fr-TG"/>
+        </w:rPr>
+        <w:t>6/</w:t>
+      </w:r>
+      <w:proofErr w:type="spellStart"/>
+      <w:r>
+        <w:rPr>
+          <w:rFonts w:cs="Arial"/>
+          <w:szCs w:val="24"/>
+          <w:lang w:val="fr-TG"/>
+        </w:rPr>
+        <w:t>Artillery</w:t>
+      </w:r>
+      <w:proofErr w:type="spellEnd"/>
+      <w:r>
+        <w:rPr>
+          <w:rFonts w:cs="Arial"/>
+          <w:szCs w:val="24"/>
+          <w:lang w:val="fr-TG"/>
+        </w:rPr>
+        <w:t xml:space="preserve"> (les tests de charge peuvent être décrits comme "prévus en V2" si le temps manque).</w:t>
       </w:r>
     </w:p>
     <w:p>
@@ -12337,11 +16533,11 @@
           <w:lang w:val="fr-TG"/>
         </w:rPr>
       </w:pPr>
-      <w:bookmarkStart w:id="29" w:name="_Toc234562880"/>
-      <w:bookmarkStart w:id="30" w:name="_Toc234562937"/>
-      <w:bookmarkStart w:id="31" w:name="_Toc234563552"/>
-      <w:bookmarkStart w:id="32" w:name="_Toc236041404"/>
-      <w:bookmarkStart w:id="33" w:name="_Toc236041418"/>
+      <w:bookmarkStart w:id="28" w:name="_Toc234562880"/>
+      <w:bookmarkStart w:id="29" w:name="_Toc234562937"/>
+      <w:bookmarkStart w:id="30" w:name="_Toc234563552"/>
+      <w:bookmarkStart w:id="31" w:name="_Toc236041404"/>
+      <w:bookmarkStart w:id="32" w:name="_Toc236041418"/>
       <w:r>
         <w:rPr>
           <w:lang w:val="fr-TG"/>
@@ -12349,11 +16545,11 @@
         <w:lastRenderedPageBreak/>
         <w:t>TABLE DES MATIERES</w:t>
       </w:r>
+      <w:bookmarkEnd w:id="28"/>
       <w:bookmarkEnd w:id="29"/>
       <w:bookmarkEnd w:id="30"/>
       <w:bookmarkEnd w:id="31"/>
       <w:bookmarkEnd w:id="32"/>
-      <w:bookmarkEnd w:id="33"/>
     </w:p>
     <w:p>
       <w:pPr>
@@ -13440,7 +17636,7 @@
       </w:r>
     </w:p>
     <w:sectPr>
-      <w:footerReference w:type="default" r:id="rId14"/>
+      <w:footerReference w:type="default" r:id="rId16"/>
       <w:pgSz w:w="11906" w:h="16838" w:code="9"/>
       <w:pgMar w:top="1418" w:right="1418" w:bottom="1418" w:left="1418" w:header="720" w:footer="720" w:gutter="0"/>
       <w:pgNumType w:fmt="upperRoman" w:start="1"/>
